--- a/docs/tech-design/TDD-batch-add-class.docx
+++ b/docs/tech-design/TDD-batch-add-class.docx
@@ -8351,8 +8351,7261 @@
           </w:p>
         </w:tc>
       </w:tr>
+      <w:tr>
+        <w:tc>
+          <w:tcPr>
+            <w:tcW w:type="dxa" w:w="3230"/>
+            <w:tcBorders>
+              <w:top w:val="single" w:sz="4" w:space="0" w:color="CBCBCB"/>
+              <w:left w:val="single" w:sz="4" w:space="0" w:color="CBCBCB"/>
+              <w:bottom w:val="single" w:sz="4" w:space="0" w:color="CBCBCB"/>
+              <w:right w:val="single" w:sz="4" w:space="0" w:color="CBCBCB"/>
+            </w:tcBorders>
+          </w:tcPr>
+          <w:p>
+            <w:r>
+              <w:rPr>
+                <w:sz w:val="20"/>
+              </w:rPr>
+              <w:t>2026-07-08 20:55</w:t>
+            </w:r>
+          </w:p>
+        </w:tc>
+        <w:tc>
+          <w:tcPr>
+            <w:tcW w:type="dxa" w:w="3230"/>
+            <w:tcBorders>
+              <w:top w:val="single" w:sz="4" w:space="0" w:color="CBCBCB"/>
+              <w:left w:val="single" w:sz="4" w:space="0" w:color="CBCBCB"/>
+              <w:bottom w:val="single" w:sz="4" w:space="0" w:color="CBCBCB"/>
+              <w:right w:val="single" w:sz="4" w:space="0" w:color="CBCBCB"/>
+            </w:tcBorders>
+          </w:tcPr>
+          <w:p>
+            <w:r>
+              <w:rPr>
+                <w:sz w:val="20"/>
+              </w:rPr>
+              <w:t xml:space="preserve">Bổ sung mục 8. Amendment (Phase 4): model picker trong khung, 2 nguồn nhãn (model/thư mục), chế độ ghi (append/replace), refactor </w:t>
+            </w:r>
+            <w:r>
+              <w:rPr>
+                <w:rFonts w:ascii="Courier New" w:hAnsi="Courier New"/>
+                <w:color w:val="F05922"/>
+                <w:sz w:val="20"/>
+              </w:rPr>
+              <w:t>_batch_get_new_boxes_for_image</w:t>
+            </w:r>
+            <w:r>
+              <w:rPr>
+                <w:sz w:val="20"/>
+              </w:rPr>
+              <w:t xml:space="preserve"> + </w:t>
+            </w:r>
+            <w:r>
+              <w:rPr>
+                <w:rFonts w:ascii="Courier New" w:hAnsi="Courier New"/>
+                <w:color w:val="F05922"/>
+                <w:sz w:val="20"/>
+              </w:rPr>
+              <w:t>_batch_write_new_lines</w:t>
+            </w:r>
+            <w:r>
+              <w:rPr>
+                <w:sz w:val="20"/>
+              </w:rPr>
+              <w:t xml:space="preserve"> (text-level write).</w:t>
+            </w:r>
+          </w:p>
+        </w:tc>
+        <w:tc>
+          <w:tcPr>
+            <w:tcW w:type="dxa" w:w="3230"/>
+            <w:tcBorders>
+              <w:top w:val="single" w:sz="4" w:space="0" w:color="CBCBCB"/>
+              <w:left w:val="single" w:sz="4" w:space="0" w:color="CBCBCB"/>
+              <w:bottom w:val="single" w:sz="4" w:space="0" w:color="CBCBCB"/>
+              <w:right w:val="single" w:sz="4" w:space="0" w:color="CBCBCB"/>
+            </w:tcBorders>
+          </w:tcPr>
+          <w:p>
+            <w:r>
+              <w:rPr>
+                <w:sz w:val="20"/>
+              </w:rPr>
+              <w:t>Tech Lead</w:t>
+            </w:r>
+          </w:p>
+        </w:tc>
+      </w:tr>
     </w:tbl>
     <w:p/>
+    <w:p>
+      <w:pPr>
+        <w:pBdr>
+          <w:bottom w:val="single" w:sz="6" w:space="1" w:color="F05922"/>
+        </w:pBdr>
+        <w:spacing w:after="120"/>
+      </w:pPr>
+    </w:p>
+    <w:p>
+      <w:pPr>
+        <w:pStyle w:val="Heading2"/>
+        <w:spacing w:before="200" w:after="80"/>
+      </w:pPr>
+      <w:r>
+        <w:rPr>
+          <w:color w:val="F05922"/>
+          <w:sz w:val="28"/>
+        </w:rPr>
+        <w:t>8. Amendment (Phase 4) — Model picker + Import từ thư mục label + Chế độ Thay thế/Chỉ thêm</w:t>
+      </w:r>
+    </w:p>
+    <w:p>
+      <w:pPr>
+        <w:spacing w:before="40" w:after="40"/>
+        <w:ind w:left="567"/>
+        <w:pBdr>
+          <w:left w:val="single" w:sz="12" w:space="10" w:color="F05922"/>
+        </w:pBdr>
+      </w:pPr>
+      <w:r>
+        <w:rPr>
+          <w:color w:val="4A3F8C"/>
+        </w:rPr>
+        <w:t>Bản gốc (mục 1-7) đã QA PASS ở Phase 3 (commit e6b1f73/fe7a1ec). Amendment này BỔ SUNG — không thay đổi hành vi mặc định (Model detect + Append). Mọi thay đổi được thiết kế để 100% tương thích ngược: user không đổi gì thì flow chạy y hệt bản gốc.</w:t>
+      </w:r>
+    </w:p>
+    <w:p>
+      <w:pPr>
+        <w:pStyle w:val="Heading3"/>
+        <w:spacing w:before="160" w:after="60"/>
+      </w:pPr>
+      <w:r>
+        <w:rPr>
+          <w:color w:val="4A3F8C"/>
+          <w:sz w:val="24"/>
+        </w:rPr>
+        <w:t>8.1 Bối cảnh &amp; yêu cầu chốt</w:t>
+      </w:r>
+    </w:p>
+    <w:p>
+      <w:pPr>
+        <w:spacing w:after="80"/>
+      </w:pPr>
+      <w:r>
+        <w:rPr>
+          <w:sz w:val="21"/>
+        </w:rPr>
+        <w:t>3 yêu cầu chốt qua AskUserQuestion (xem Phase 4 trong plan):</w:t>
+      </w:r>
+    </w:p>
+    <w:p>
+      <w:pPr>
+        <w:spacing w:after="20"/>
+        <w:ind w:left="567" w:hanging="283"/>
+      </w:pPr>
+      <w:r>
+        <w:rPr>
+          <w:sz w:val="21"/>
+        </w:rPr>
+        <w:t>1.</w:t>
+        <w:tab/>
+      </w:r>
+      <w:r>
+        <w:rPr>
+          <w:b/>
+          <w:sz w:val="21"/>
+        </w:rPr>
+        <w:t>Model picker tiện dụng</w:t>
+      </w:r>
+      <w:r>
+        <w:rPr>
+          <w:sz w:val="21"/>
+        </w:rPr>
+        <w:t xml:space="preserve"> — thêm 1 dòng trong khung Batch: filename model + nút "📂 Đổi model" gọi </w:t>
+      </w:r>
+      <w:r>
+        <w:rPr>
+          <w:rFonts w:ascii="Courier New" w:hAnsi="Courier New"/>
+          <w:color w:val="F05922"/>
+          <w:sz w:val="21"/>
+        </w:rPr>
+        <w:t>_browse_det_model</w:t>
+      </w:r>
+      <w:r>
+        <w:rPr>
+          <w:sz w:val="21"/>
+        </w:rPr>
+        <w:t xml:space="preserve"> hiện có. KHÔNG tạo biến model mới — vẫn dùng chung </w:t>
+      </w:r>
+      <w:r>
+        <w:rPr>
+          <w:rFonts w:ascii="Courier New" w:hAnsi="Courier New"/>
+          <w:color w:val="F05922"/>
+          <w:sz w:val="21"/>
+        </w:rPr>
+        <w:t>self._det_model</w:t>
+      </w:r>
+      <w:r>
+        <w:rPr>
+          <w:sz w:val="21"/>
+        </w:rPr>
+        <w:t>.</w:t>
+      </w:r>
+    </w:p>
+    <w:p>
+      <w:pPr>
+        <w:spacing w:after="20"/>
+        <w:ind w:left="567" w:hanging="283"/>
+      </w:pPr>
+      <w:r>
+        <w:rPr>
+          <w:sz w:val="21"/>
+        </w:rPr>
+        <w:t>2.</w:t>
+        <w:tab/>
+      </w:r>
+      <w:r>
+        <w:rPr>
+          <w:b/>
+          <w:sz w:val="21"/>
+        </w:rPr>
+        <w:t>Nguồn nhãn — thêm 1 chế độ MỚI song song với "Model detect":</w:t>
+      </w:r>
+    </w:p>
+    <w:p>
+      <w:pPr>
+        <w:pStyle w:val="ListBullet"/>
+        <w:spacing w:after="20"/>
+        <w:ind w:left="567"/>
+      </w:pPr>
+      <w:r>
+        <w:rPr>
+          <w:rFonts w:ascii="Courier New" w:hAnsi="Courier New"/>
+          <w:color w:val="F05922"/>
+          <w:sz w:val="21"/>
+        </w:rPr>
+        <w:t>🤖 Model detect</w:t>
+      </w:r>
+      <w:r>
+        <w:rPr>
+          <w:sz w:val="21"/>
+        </w:rPr>
+        <w:t xml:space="preserve"> (mặc định, y hệt bản gốc).</w:t>
+      </w:r>
+    </w:p>
+    <w:p>
+      <w:pPr>
+        <w:pStyle w:val="ListBullet"/>
+        <w:spacing w:after="20"/>
+        <w:ind w:left="567"/>
+      </w:pPr>
+      <w:r>
+        <w:rPr>
+          <w:rFonts w:ascii="Courier New" w:hAnsi="Courier New"/>
+          <w:color w:val="F05922"/>
+          <w:sz w:val="21"/>
+        </w:rPr>
+        <w:t>📁 Thư mục label có sẵn</w:t>
+      </w:r>
+      <w:r>
+        <w:rPr>
+          <w:sz w:val="21"/>
+        </w:rPr>
+        <w:t xml:space="preserve"> (MỚI) — user chọn 1 thư mục label khác + nhập 1 hoặc nhiều </w:t>
+      </w:r>
+      <w:r>
+        <w:rPr>
+          <w:rFonts w:ascii="Courier New" w:hAnsi="Courier New"/>
+          <w:color w:val="F05922"/>
+          <w:sz w:val="21"/>
+        </w:rPr>
+        <w:t>class_id</w:t>
+      </w:r>
+      <w:r>
+        <w:rPr>
+          <w:sz w:val="21"/>
+        </w:rPr>
+        <w:t xml:space="preserve"> nguồn (VD </w:t>
+      </w:r>
+      <w:r>
+        <w:rPr>
+          <w:rFonts w:ascii="Courier New" w:hAnsi="Courier New"/>
+          <w:color w:val="F05922"/>
+          <w:sz w:val="21"/>
+        </w:rPr>
+        <w:t>"0"</w:t>
+      </w:r>
+      <w:r>
+        <w:rPr>
+          <w:sz w:val="21"/>
+        </w:rPr>
+        <w:t xml:space="preserve"> hoặc </w:t>
+      </w:r>
+      <w:r>
+        <w:rPr>
+          <w:rFonts w:ascii="Courier New" w:hAnsi="Courier New"/>
+          <w:color w:val="F05922"/>
+          <w:sz w:val="21"/>
+        </w:rPr>
+        <w:t>"0,2,5"</w:t>
+      </w:r>
+      <w:r>
+        <w:rPr>
+          <w:sz w:val="21"/>
+        </w:rPr>
+        <w:t xml:space="preserve">). Với mỗi ảnh trong </w:t>
+      </w:r>
+      <w:r>
+        <w:rPr>
+          <w:rFonts w:ascii="Courier New" w:hAnsi="Courier New"/>
+          <w:color w:val="F05922"/>
+          <w:sz w:val="21"/>
+        </w:rPr>
+        <w:t>img_dir_var</w:t>
+      </w:r>
+      <w:r>
+        <w:rPr>
+          <w:sz w:val="21"/>
+        </w:rPr>
+        <w:t xml:space="preserve">, tìm file </w:t>
+      </w:r>
+      <w:r>
+        <w:rPr>
+          <w:rFonts w:ascii="Courier New" w:hAnsi="Courier New"/>
+          <w:color w:val="F05922"/>
+          <w:sz w:val="21"/>
+        </w:rPr>
+        <w:t>.txt</w:t>
+      </w:r>
+      <w:r>
+        <w:rPr>
+          <w:sz w:val="21"/>
+        </w:rPr>
+        <w:t xml:space="preserve"> cùng stem trong thư mục nguồn, đọc dòng có </w:t>
+      </w:r>
+      <w:r>
+        <w:rPr>
+          <w:rFonts w:ascii="Courier New" w:hAnsi="Courier New"/>
+          <w:color w:val="F05922"/>
+          <w:sz w:val="21"/>
+        </w:rPr>
+        <w:t>class_id ∈ src_ids</w:t>
+      </w:r>
+      <w:r>
+        <w:rPr>
+          <w:sz w:val="21"/>
+        </w:rPr>
+        <w:t xml:space="preserve">, đổi </w:t>
+      </w:r>
+      <w:r>
+        <w:rPr>
+          <w:rFonts w:ascii="Courier New" w:hAnsi="Courier New"/>
+          <w:color w:val="F05922"/>
+          <w:sz w:val="21"/>
+        </w:rPr>
+        <w:t>class_id</w:t>
+      </w:r>
+      <w:r>
+        <w:rPr>
+          <w:sz w:val="21"/>
+        </w:rPr>
+        <w:t xml:space="preserve"> sang </w:t>
+      </w:r>
+      <w:r>
+        <w:rPr>
+          <w:rFonts w:ascii="Courier New" w:hAnsi="Courier New"/>
+          <w:color w:val="F05922"/>
+          <w:sz w:val="21"/>
+        </w:rPr>
+        <w:t>dst_cid</w:t>
+      </w:r>
+      <w:r>
+        <w:rPr>
+          <w:sz w:val="21"/>
+        </w:rPr>
+        <w:t xml:space="preserve">, ghi vào file đích. </w:t>
+      </w:r>
+      <w:r>
+        <w:rPr>
+          <w:b/>
+          <w:sz w:val="21"/>
+        </w:rPr>
+        <w:t>KHÔNG cần mở ảnh trong chế độ Auto</w:t>
+      </w:r>
+      <w:r>
+        <w:rPr>
+          <w:sz w:val="21"/>
+        </w:rPr>
+        <w:t xml:space="preserve"> (cả nguồn và đích đều normalized 0-1). Ảnh không có file nguồn → bỏ qua im lặng.</w:t>
+      </w:r>
+    </w:p>
+    <w:p>
+      <w:pPr>
+        <w:spacing w:after="20"/>
+        <w:ind w:left="567" w:hanging="283"/>
+      </w:pPr>
+      <w:r>
+        <w:rPr>
+          <w:sz w:val="21"/>
+        </w:rPr>
+        <w:t>3.</w:t>
+        <w:tab/>
+      </w:r>
+      <w:r>
+        <w:rPr>
+          <w:b/>
+          <w:sz w:val="21"/>
+        </w:rPr>
+        <w:t>Chế độ ghi — thêm radio mới:</w:t>
+      </w:r>
+    </w:p>
+    <w:p>
+      <w:pPr>
+        <w:pStyle w:val="ListBullet"/>
+        <w:spacing w:after="20"/>
+        <w:ind w:left="567"/>
+      </w:pPr>
+      <w:r>
+        <w:rPr>
+          <w:rFonts w:ascii="Courier New" w:hAnsi="Courier New"/>
+          <w:color w:val="F05922"/>
+          <w:sz w:val="21"/>
+        </w:rPr>
+        <w:t>Chỉ thêm (append)</w:t>
+      </w:r>
+      <w:r>
+        <w:rPr>
+          <w:sz w:val="21"/>
+        </w:rPr>
+        <w:t xml:space="preserve"> — mặc định, y hệt bản gốc.</w:t>
+      </w:r>
+    </w:p>
+    <w:p>
+      <w:pPr>
+        <w:pStyle w:val="ListBullet"/>
+        <w:spacing w:after="20"/>
+        <w:ind w:left="567"/>
+      </w:pPr>
+      <w:r>
+        <w:rPr>
+          <w:rFonts w:ascii="Courier New" w:hAnsi="Courier New"/>
+          <w:color w:val="F05922"/>
+          <w:sz w:val="21"/>
+        </w:rPr>
+        <w:t>Thay thế nhãn cùng class đích</w:t>
+      </w:r>
+      <w:r>
+        <w:rPr>
+          <w:sz w:val="21"/>
+        </w:rPr>
+        <w:t xml:space="preserve"> — TRƯỚC khi append, xoá khỏi file đích TẤT CẢ dòng có </w:t>
+      </w:r>
+      <w:r>
+        <w:rPr>
+          <w:rFonts w:ascii="Courier New" w:hAnsi="Courier New"/>
+          <w:color w:val="F05922"/>
+          <w:sz w:val="21"/>
+        </w:rPr>
+        <w:t>class_id == dst_cid</w:t>
+      </w:r>
+      <w:r>
+        <w:rPr>
+          <w:sz w:val="21"/>
+        </w:rPr>
+        <w:t xml:space="preserve"> (chỉ xoá đúng class đích, giữ nguyên nhãn khác cả 5-token lẫn 9-token OBB).</w:t>
+      </w:r>
+    </w:p>
+    <w:p>
+      <w:pPr>
+        <w:pStyle w:val="Heading3"/>
+        <w:spacing w:before="160" w:after="60"/>
+      </w:pPr>
+      <w:r>
+        <w:rPr>
+          <w:color w:val="4A3F8C"/>
+          <w:sz w:val="24"/>
+        </w:rPr>
+        <w:t>8.2 Quyết định thiết kế Amendment</w:t>
+      </w:r>
+    </w:p>
+    <w:p>
+      <w:pPr>
+        <w:pStyle w:val="Heading4"/>
+      </w:pPr>
+      <w:r>
+        <w:rPr>
+          <w:color w:val="251C53"/>
+          <w:sz w:val="22"/>
+        </w:rPr>
+        <w:t>(a) Vị trí model picker trong `_build_batch_add_class_ui`</w:t>
+      </w:r>
+    </w:p>
+    <w:p>
+      <w:pPr>
+        <w:spacing w:after="80"/>
+      </w:pPr>
+      <w:r>
+        <w:rPr>
+          <w:sz w:val="21"/>
+        </w:rPr>
+        <w:t xml:space="preserve">Thêm </w:t>
+      </w:r>
+      <w:r>
+        <w:rPr>
+          <w:b/>
+          <w:sz w:val="21"/>
+        </w:rPr>
+        <w:t>1 row mới ở ĐẦU</w:t>
+      </w:r>
+      <w:r>
+        <w:rPr>
+          <w:sz w:val="21"/>
+        </w:rPr>
+        <w:t xml:space="preserve"> LabelFrame (trước Row 1 hiện tại), dùng </w:t>
+      </w:r>
+      <w:r>
+        <w:rPr>
+          <w:rFonts w:ascii="Courier New" w:hAnsi="Courier New"/>
+          <w:color w:val="F05922"/>
+          <w:sz w:val="18"/>
+        </w:rPr>
+        <w:t>pack</w:t>
+      </w:r>
+      <w:r>
+        <w:rPr>
+          <w:sz w:val="21"/>
+        </w:rPr>
+        <w:t xml:space="preserve"> với </w:t>
+      </w:r>
+      <w:r>
+        <w:rPr>
+          <w:rFonts w:ascii="Courier New" w:hAnsi="Courier New"/>
+          <w:color w:val="F05922"/>
+          <w:sz w:val="18"/>
+        </w:rPr>
+        <w:t>fill=X</w:t>
+      </w:r>
+      <w:r>
+        <w:rPr>
+          <w:sz w:val="21"/>
+        </w:rPr>
+        <w:t>:</w:t>
+      </w:r>
+    </w:p>
+    <w:p>
+      <w:pPr>
+        <w:spacing w:before="80" w:after="80"/>
+        <w:ind w:left="283"/>
+        <w:shd w:val="clear" w:color="auto" w:fill="F4F4F8"/>
+      </w:pPr>
+      <w:r>
+        <w:rPr>
+          <w:rFonts w:ascii="Courier New" w:hAnsi="Courier New"/>
+          <w:color w:val="251C53"/>
+          <w:sz w:val="18"/>
+        </w:rPr>
+        <w:t>Row A (Model picker — MỚI):</w:t>
+        <w:br/>
+        <w:t xml:space="preserve">  Label "🤖 Model:"</w:t>
+        <w:br/>
+        <w:t xml:space="preserve">  Label self._batch_model_lbl (text=basename model_path hoặc "(chưa load)")</w:t>
+        <w:br/>
+        <w:t xml:space="preserve">  Button "📂 Đổi model" → self._browse_det_model</w:t>
+      </w:r>
+    </w:p>
+    <w:p>
+      <w:pPr>
+        <w:pStyle w:val="ListBullet"/>
+        <w:spacing w:after="20"/>
+        <w:ind w:left="283"/>
+      </w:pPr>
+      <w:r>
+        <w:rPr>
+          <w:rFonts w:ascii="Courier New" w:hAnsi="Courier New"/>
+          <w:color w:val="F05922"/>
+          <w:sz w:val="21"/>
+        </w:rPr>
+        <w:t>self._batch_model_lbl</w:t>
+      </w:r>
+      <w:r>
+        <w:rPr>
+          <w:sz w:val="21"/>
+        </w:rPr>
+        <w:t xml:space="preserve"> là 1 widget MỚI trong khung Batch. Cập nhật đồng thời với </w:t>
+      </w:r>
+      <w:r>
+        <w:rPr>
+          <w:rFonts w:ascii="Courier New" w:hAnsi="Courier New"/>
+          <w:color w:val="F05922"/>
+          <w:sz w:val="21"/>
+        </w:rPr>
+        <w:t>self._det_model_lbl</w:t>
+      </w:r>
+      <w:r>
+        <w:rPr>
+          <w:sz w:val="21"/>
+        </w:rPr>
+        <w:t xml:space="preserve"> (khung Detect phía trên) trong </w:t>
+      </w:r>
+      <w:r>
+        <w:rPr>
+          <w:rFonts w:ascii="Courier New" w:hAnsi="Courier New"/>
+          <w:color w:val="F05922"/>
+          <w:sz w:val="21"/>
+        </w:rPr>
+        <w:t>_on_det_model_loaded</w:t>
+      </w:r>
+      <w:r>
+        <w:rPr>
+          <w:sz w:val="21"/>
+        </w:rPr>
+        <w:t xml:space="preserve"> — thêm 1 lệnh </w:t>
+      </w:r>
+      <w:r>
+        <w:rPr>
+          <w:rFonts w:ascii="Courier New" w:hAnsi="Courier New"/>
+          <w:color w:val="F05922"/>
+          <w:sz w:val="21"/>
+        </w:rPr>
+        <w:t>self._batch_refresh_model_display(path)</w:t>
+      </w:r>
+      <w:r>
+        <w:rPr>
+          <w:sz w:val="21"/>
+        </w:rPr>
+        <w:t xml:space="preserve"> vào cuối hàm này (đã có sẵn </w:t>
+      </w:r>
+      <w:r>
+        <w:rPr>
+          <w:rFonts w:ascii="Courier New" w:hAnsi="Courier New"/>
+          <w:color w:val="F05922"/>
+          <w:sz w:val="21"/>
+        </w:rPr>
+        <w:t>_refresh_batch_class_combo()</w:t>
+      </w:r>
+      <w:r>
+        <w:rPr>
+          <w:sz w:val="21"/>
+        </w:rPr>
+        <w:t>, chỉ thêm 1 dòng nữa).</w:t>
+      </w:r>
+    </w:p>
+    <w:p>
+      <w:pPr>
+        <w:pStyle w:val="ListBullet"/>
+        <w:spacing w:after="20"/>
+        <w:ind w:left="283"/>
+      </w:pPr>
+      <w:r>
+        <w:rPr>
+          <w:sz w:val="21"/>
+        </w:rPr>
+        <w:t xml:space="preserve">Widget dùng chung </w:t>
+      </w:r>
+      <w:r>
+        <w:rPr>
+          <w:rFonts w:ascii="Courier New" w:hAnsi="Courier New"/>
+          <w:color w:val="F05922"/>
+          <w:sz w:val="21"/>
+        </w:rPr>
+        <w:t>self._det_model</w:t>
+      </w:r>
+      <w:r>
+        <w:rPr>
+          <w:sz w:val="21"/>
+        </w:rPr>
+        <w:t xml:space="preserve"> — KHÔNG tạo biến model batch riêng.</w:t>
+      </w:r>
+    </w:p>
+    <w:p>
+      <w:pPr>
+        <w:pStyle w:val="ListBullet"/>
+        <w:spacing w:after="20"/>
+        <w:ind w:left="283"/>
+      </w:pPr>
+      <w:r>
+        <w:rPr>
+          <w:sz w:val="21"/>
+        </w:rPr>
+        <w:t xml:space="preserve">Nút "📂 Đổi model" gọi trực tiếp </w:t>
+      </w:r>
+      <w:r>
+        <w:rPr>
+          <w:rFonts w:ascii="Courier New" w:hAnsi="Courier New"/>
+          <w:color w:val="F05922"/>
+          <w:sz w:val="21"/>
+        </w:rPr>
+        <w:t>self._browse_det_model</w:t>
+      </w:r>
+      <w:r>
+        <w:rPr>
+          <w:sz w:val="21"/>
+        </w:rPr>
+        <w:t xml:space="preserve"> (đã có, không sửa).</w:t>
+      </w:r>
+    </w:p>
+    <w:p>
+      <w:pPr>
+        <w:pStyle w:val="ListBullet"/>
+        <w:spacing w:after="20"/>
+        <w:ind w:left="283"/>
+      </w:pPr>
+      <w:r>
+        <w:rPr>
+          <w:sz w:val="21"/>
+        </w:rPr>
+        <w:t xml:space="preserve">Khi widget vừa build xong (cuối </w:t>
+      </w:r>
+      <w:r>
+        <w:rPr>
+          <w:rFonts w:ascii="Courier New" w:hAnsi="Courier New"/>
+          <w:color w:val="F05922"/>
+          <w:sz w:val="21"/>
+        </w:rPr>
+        <w:t>_build_batch_add_class_ui</w:t>
+      </w:r>
+      <w:r>
+        <w:rPr>
+          <w:sz w:val="21"/>
+        </w:rPr>
+        <w:t xml:space="preserve">), gọi </w:t>
+      </w:r>
+      <w:r>
+        <w:rPr>
+          <w:rFonts w:ascii="Courier New" w:hAnsi="Courier New"/>
+          <w:color w:val="F05922"/>
+          <w:sz w:val="21"/>
+        </w:rPr>
+        <w:t>self._batch_refresh_model_display()</w:t>
+      </w:r>
+      <w:r>
+        <w:rPr>
+          <w:sz w:val="21"/>
+        </w:rPr>
+        <w:t xml:space="preserve"> để hiển thị model đã load từ session (nếu có).</w:t>
+      </w:r>
+    </w:p>
+    <w:p>
+      <w:pPr>
+        <w:pStyle w:val="Heading4"/>
+      </w:pPr>
+      <w:r>
+        <w:rPr>
+          <w:color w:val="251C53"/>
+          <w:sz w:val="22"/>
+        </w:rPr>
+        <w:t>(b) UI cho 2 nguồn nhãn — Radiobutton + Frame group ẩn/hiện</w:t>
+      </w:r>
+    </w:p>
+    <w:p>
+      <w:pPr>
+        <w:spacing w:after="80"/>
+      </w:pPr>
+      <w:r>
+        <w:rPr>
+          <w:sz w:val="21"/>
+        </w:rPr>
+        <w:t xml:space="preserve">Dùng pattern </w:t>
+      </w:r>
+      <w:r>
+        <w:rPr>
+          <w:rFonts w:ascii="Courier New" w:hAnsi="Courier New"/>
+          <w:color w:val="F05922"/>
+          <w:sz w:val="18"/>
+        </w:rPr>
+        <w:t>pack_forget()</w:t>
+      </w:r>
+      <w:r>
+        <w:rPr>
+          <w:sz w:val="21"/>
+        </w:rPr>
+        <w:t>/</w:t>
+      </w:r>
+      <w:r>
+        <w:rPr>
+          <w:rFonts w:ascii="Courier New" w:hAnsi="Courier New"/>
+          <w:color w:val="F05922"/>
+          <w:sz w:val="18"/>
+        </w:rPr>
+        <w:t>pack()</w:t>
+      </w:r>
+      <w:r>
+        <w:rPr>
+          <w:sz w:val="21"/>
+        </w:rPr>
+        <w:t xml:space="preserve"> đã áp dụng cho Row 3 review buttons (line 3807, 4171, 4179). Không dùng toggle button — Radiobutton chuẩn Tkinter dễ đọc và tự exclusive.</w:t>
+      </w:r>
+    </w:p>
+    <w:p>
+      <w:pPr>
+        <w:spacing w:after="80"/>
+      </w:pPr>
+      <w:r>
+        <w:rPr>
+          <w:b/>
+          <w:sz w:val="21"/>
+        </w:rPr>
+        <w:t>Layout mới (sau Row A model picker):</w:t>
+      </w:r>
+    </w:p>
+    <w:p>
+      <w:pPr>
+        <w:spacing w:before="80" w:after="80"/>
+        <w:ind w:left="283"/>
+        <w:shd w:val="clear" w:color="auto" w:fill="F4F4F8"/>
+      </w:pPr>
+      <w:r>
+        <w:rPr>
+          <w:rFonts w:ascii="Courier New" w:hAnsi="Courier New"/>
+          <w:color w:val="251C53"/>
+          <w:sz w:val="18"/>
+        </w:rPr>
+        <w:t>Row B (Source selector — MỚI):</w:t>
+        <w:br/>
+        <w:t xml:space="preserve">  Label "Nguồn nhãn:"</w:t>
+        <w:br/>
+        <w:t xml:space="preserve">  Radiobutton "🤖 Model detect"  variable=self._batch_src_mode_var value="model"</w:t>
+        <w:br/>
+        <w:t xml:space="preserve">                                 command=self._on_batch_src_mode_change</w:t>
+        <w:br/>
+        <w:t xml:space="preserve">  Radiobutton "📁 Thư mục label" variable=self._batch_src_mode_var value="folder"</w:t>
+        <w:br/>
+        <w:t xml:space="preserve">                                 command=self._on_batch_src_mode_change</w:t>
+        <w:br/>
+        <w:br/>
+        <w:t>Row C1 (Model source group — hiện khi mode="model"):  Frame self._batch_src_model_frame</w:t>
+        <w:br/>
+        <w:t xml:space="preserve">  Label "Class nguồn:"</w:t>
+        <w:br/>
+        <w:t xml:space="preserve">  Combobox self._batch_src_class_combo (readonly, values từ model.names)  ← có sẵn</w:t>
+        <w:br/>
+        <w:br/>
+        <w:t>Row C2 (Folder source group — hiện khi mode="folder"): Frame self._batch_src_folder_frame</w:t>
+        <w:br/>
+        <w:t xml:space="preserve">  Label "Thư mục label nguồn:"</w:t>
+        <w:br/>
+        <w:t xml:space="preserve">  Entry  textvariable=self._batch_src_label_dir_var</w:t>
+        <w:br/>
+        <w:t xml:space="preserve">  Button "📁"  command=self._batch_browse_src_label_dir</w:t>
+        <w:br/>
+        <w:t xml:space="preserve">  Label "Class id nguồn:"</w:t>
+        <w:br/>
+        <w:t xml:space="preserve">  Entry  textvariable=self._batch_src_class_ids_var  width=14  (VD: "0" hoặc "0,2,5")</w:t>
+        <w:br/>
+        <w:br/>
+        <w:t>Row D (Nhãn đích + Chế độ ghi):</w:t>
+        <w:br/>
+        <w:t xml:space="preserve">  Label "→ Nhãn đích:"    Entry textvariable=self._batch_dst_label_var  ← có sẵn, giữ nguyên</w:t>
+        <w:br/>
+        <w:t xml:space="preserve">  Label "   Chế độ:"</w:t>
+        <w:br/>
+        <w:t xml:space="preserve">  Radiobutton "Chỉ thêm"    variable=self._batch_write_mode_var value="append"</w:t>
+        <w:br/>
+        <w:t xml:space="preserve">  Radiobutton "Thay thế"    variable=self._batch_write_mode_var value="replace"</w:t>
+        <w:br/>
+        <w:br/>
+        <w:t>Row E (Buttons):</w:t>
+        <w:br/>
+        <w:t xml:space="preserve">  Button "🔍 Quét toàn bộ"  self._btn_batch_auto     ← có sẵn, giữ nguyên</w:t>
+        <w:br/>
+        <w:t xml:space="preserve">  Button "🔍 Quét lần lượt" self._btn_batch_review   ← có sẵn, giữ nguyên</w:t>
+        <w:br/>
+        <w:t xml:space="preserve">  Button "⏹ Dừng"          self._btn_batch_stop     ← có sẵn, giữ nguyên (ẩn ban đầu)</w:t>
+        <w:br/>
+        <w:br/>
+        <w:t>Row F (Progress + status):        ← Row 2 hiện tại, giữ nguyên</w:t>
+        <w:br/>
+        <w:t>Row G (Review Áp dụng/Bỏ qua):    ← Row 3 hiện tại, giữ nguyên</w:t>
+      </w:r>
+    </w:p>
+    <w:p>
+      <w:pPr>
+        <w:spacing w:after="80"/>
+      </w:pPr>
+      <w:r>
+        <w:rPr>
+          <w:b/>
+          <w:sz w:val="21"/>
+        </w:rPr>
+        <w:t>Callback `_on_batch_src_mode_change`:</w:t>
+      </w:r>
+    </w:p>
+    <w:p>
+      <w:pPr>
+        <w:spacing w:before="80" w:after="80"/>
+        <w:ind w:left="283"/>
+        <w:shd w:val="clear" w:color="auto" w:fill="F4F4F8"/>
+      </w:pPr>
+      <w:r>
+        <w:rPr>
+          <w:rFonts w:ascii="Courier New" w:hAnsi="Courier New"/>
+          <w:color w:val="251C53"/>
+          <w:sz w:val="18"/>
+        </w:rPr>
+        <w:t>def _on_batch_src_mode_change(self, _event=None):</w:t>
+        <w:br/>
+        <w:t xml:space="preserve">    mode = self._batch_src_mode_var.get()</w:t>
+        <w:br/>
+        <w:t xml:space="preserve">    if mode == "model":</w:t>
+        <w:br/>
+        <w:t xml:space="preserve">        self._batch_src_folder_frame.pack_forget()</w:t>
+        <w:br/>
+        <w:t xml:space="preserve">        self._batch_src_model_frame.pack(fill=X, pady=(0, 2))</w:t>
+        <w:br/>
+        <w:t xml:space="preserve">    else:  # "folder"</w:t>
+        <w:br/>
+        <w:t xml:space="preserve">        self._batch_src_model_frame.pack_forget()</w:t>
+        <w:br/>
+        <w:t xml:space="preserve">        self._batch_src_folder_frame.pack(fill=X, pady=(0, 2))</w:t>
+      </w:r>
+    </w:p>
+    <w:p>
+      <w:pPr>
+        <w:spacing w:after="80"/>
+      </w:pPr>
+      <w:r>
+        <w:rPr>
+          <w:sz w:val="21"/>
+        </w:rPr>
+        <w:t xml:space="preserve">Mặc định </w:t>
+      </w:r>
+      <w:r>
+        <w:rPr>
+          <w:rFonts w:ascii="Courier New" w:hAnsi="Courier New"/>
+          <w:color w:val="F05922"/>
+          <w:sz w:val="18"/>
+        </w:rPr>
+        <w:t>self._batch_src_mode_var = StringVar(value="model")</w:t>
+      </w:r>
+      <w:r>
+        <w:rPr>
+          <w:sz w:val="21"/>
+        </w:rPr>
+        <w:t xml:space="preserve"> → Row C1 packed sẵn khi build.</w:t>
+      </w:r>
+    </w:p>
+    <w:p>
+      <w:pPr>
+        <w:pStyle w:val="Heading4"/>
+      </w:pPr>
+      <w:r>
+        <w:rPr>
+          <w:color w:val="251C53"/>
+          <w:sz w:val="22"/>
+        </w:rPr>
+        <w:t>(c) Refactor luồng lấy box mới thành 1 hàm trừu tượng</w:t>
+      </w:r>
+    </w:p>
+    <w:p>
+      <w:pPr>
+        <w:spacing w:after="80"/>
+      </w:pPr>
+      <w:r>
+        <w:rPr>
+          <w:sz w:val="21"/>
+        </w:rPr>
+        <w:t>Cả 2 chế độ dùng chung phần threading + progress + review UI của bản gốc. CHỈ khác ở bước "lấy danh sách box mới cho 1 ảnh". Rút gọn thành 1 hàm:</w:t>
+      </w:r>
+    </w:p>
+    <w:p>
+      <w:pPr>
+        <w:spacing w:after="80"/>
+      </w:pPr>
+      <w:r>
+        <w:rPr>
+          <w:b/>
+          <w:sz w:val="21"/>
+        </w:rPr>
+        <w:t>Signature:</w:t>
+      </w:r>
+    </w:p>
+    <w:p>
+      <w:pPr>
+        <w:spacing w:before="80" w:after="80"/>
+        <w:ind w:left="283"/>
+        <w:shd w:val="clear" w:color="auto" w:fill="F4F4F8"/>
+      </w:pPr>
+      <w:r>
+        <w:rPr>
+          <w:rFonts w:ascii="Courier New" w:hAnsi="Courier New"/>
+          <w:color w:val="251C53"/>
+          <w:sz w:val="18"/>
+        </w:rPr>
+        <w:t>def _batch_get_new_boxes_for_image(</w:t>
+        <w:br/>
+        <w:t xml:space="preserve">    self,</w:t>
+        <w:br/>
+        <w:t xml:space="preserve">    fp: Path,</w:t>
+        <w:br/>
+        <w:t xml:space="preserve">    src_ids: set,             # 1 phần tử (model) hoặc nhiều phần tử (folder)</w:t>
+        <w:br/>
+        <w:t xml:space="preserve">    dst_cid: int,</w:t>
+        <w:br/>
+        <w:t xml:space="preserve">    source_mode: str,         # "model" | "folder"</w:t>
+        <w:br/>
+        <w:t xml:space="preserve">    src_label_dir: Path | None,   # None khi source_mode="model"</w:t>
+        <w:br/>
+        <w:t xml:space="preserve">    need_preview_px: bool,    # True ở chế độ review, False ở chế độ auto</w:t>
+        <w:br/>
+        <w:t>) -&gt; tuple[list, list, int, int] | None:</w:t>
+        <w:br/>
+        <w:t xml:space="preserve">    """</w:t>
+        <w:br/>
+        <w:t xml:space="preserve">    Trả về (new_lines_norm, new_boxes_px, iw, ih) hoặc None nếu không có box mới.</w:t>
+        <w:br/>
+        <w:br/>
+        <w:t xml:space="preserve">    - new_lines_norm : list[str]</w:t>
+        <w:br/>
+        <w:t xml:space="preserve">        Các dòng YOLO 5-token đã format sẵn, class_id = dst_cid, tọa độ normalized 0-1.</w:t>
+        <w:br/>
+        <w:t xml:space="preserve">        VD: ["1 0.523456 0.612345 0.104321 0.208765", ...]</w:t>
+        <w:br/>
+        <w:t xml:space="preserve">        Sẽ được append/replace vào file đích ở bước ghi (text-level).</w:t>
+        <w:br/>
+        <w:t xml:space="preserve">    - new_boxes_px   : list[(dst_cid, x1, y1, x2, y2)]</w:t>
+        <w:br/>
+        <w:t xml:space="preserve">        Toạ độ pixel cho preview overlay ở chế độ Review.</w:t>
+        <w:br/>
+        <w:t xml:space="preserve">        Trả về [] nếu source_mode="folder" và need_preview_px=False (không mở ảnh).</w:t>
+        <w:br/>
+        <w:t xml:space="preserve">    - iw, ih         : int</w:t>
+        <w:br/>
+        <w:t xml:space="preserve">        Kích thước ảnh (pixel). Trả về 0/0 nếu source_mode="folder" và need_preview_px=False.</w:t>
+        <w:br/>
+        <w:t xml:space="preserve">    """</w:t>
+      </w:r>
+    </w:p>
+    <w:p>
+      <w:pPr>
+        <w:spacing w:after="80"/>
+      </w:pPr>
+      <w:r>
+        <w:rPr>
+          <w:b/>
+          <w:sz w:val="21"/>
+        </w:rPr>
+        <w:t>Pseudocode:</w:t>
+      </w:r>
+    </w:p>
+    <w:p>
+      <w:pPr>
+        <w:spacing w:before="80" w:after="80"/>
+        <w:ind w:left="283"/>
+        <w:shd w:val="clear" w:color="auto" w:fill="F4F4F8"/>
+      </w:pPr>
+      <w:r>
+        <w:rPr>
+          <w:rFonts w:ascii="Courier New" w:hAnsi="Courier New"/>
+          <w:color w:val="251C53"/>
+          <w:sz w:val="18"/>
+        </w:rPr>
+        <w:t>def _batch_get_new_boxes_for_image(self, fp, src_ids, dst_cid,</w:t>
+        <w:br/>
+        <w:t xml:space="preserve">                                    source_mode, src_label_dir, need_preview_px):</w:t>
+        <w:br/>
+        <w:t xml:space="preserve">    if source_mode == "model":</w:t>
+        <w:br/>
+        <w:t xml:space="preserve">        # Path CŨ — giống bản gốc, mở PIL + inference.</w:t>
+        <w:br/>
+        <w:t xml:space="preserve">        try:</w:t>
+        <w:br/>
+        <w:t xml:space="preserve">            pil = self._PIL_Image.open(fp).convert("RGB")</w:t>
+        <w:br/>
+        <w:t xml:space="preserve">            iw, ih = pil.size</w:t>
+        <w:br/>
+        <w:t xml:space="preserve">            boxes = run_model_predict(</w:t>
+        <w:br/>
+        <w:t xml:space="preserve">                self._det_model, self._det_model_type, pil,</w:t>
+        <w:br/>
+        <w:t xml:space="preserve">                self._det_conf_var.get())</w:t>
+        <w:br/>
+        <w:t xml:space="preserve">        except Exception:</w:t>
+        <w:br/>
+        <w:t xml:space="preserve">            return None</w:t>
+        <w:br/>
+        <w:t xml:space="preserve">        # Lọc theo src_ids (set — chỉ có 1 phần tử với model source)</w:t>
+        <w:br/>
+        <w:t xml:space="preserve">        matched = [(x1, y1, x2, y2) for cid, x1, y1, x2, y2, _sc in boxes if cid in src_ids]</w:t>
+        <w:br/>
+        <w:t xml:space="preserve">        if not matched:</w:t>
+        <w:br/>
+        <w:t xml:space="preserve">            return None</w:t>
+        <w:br/>
+        <w:t xml:space="preserve">        new_lines_norm = []</w:t>
+        <w:br/>
+        <w:t xml:space="preserve">        new_boxes_px   = []</w:t>
+        <w:br/>
+        <w:t xml:space="preserve">        for x1, y1, x2, y2 in matched:</w:t>
+        <w:br/>
+        <w:t xml:space="preserve">            xc = max(0.0, min(1.0, ((x1 + x2) / 2) / iw))</w:t>
+        <w:br/>
+        <w:t xml:space="preserve">            yc = max(0.0, min(1.0, ((y1 + y2) / 2) / ih))</w:t>
+        <w:br/>
+        <w:t xml:space="preserve">            bw = max(1e-4, min(1.0, (x2 - x1) / iw))</w:t>
+        <w:br/>
+        <w:t xml:space="preserve">            bh = max(1e-4, min(1.0, (y2 - y1) / ih))</w:t>
+        <w:br/>
+        <w:t xml:space="preserve">            new_lines_norm.append(f"{int(dst_cid)} {xc:.6f} {yc:.6f} {bw:.6f} {bh:.6f}")</w:t>
+        <w:br/>
+        <w:t xml:space="preserve">            new_boxes_px.append((dst_cid, x1, y1, x2, y2))</w:t>
+        <w:br/>
+        <w:t xml:space="preserve">        return (new_lines_norm, new_boxes_px, iw, ih)</w:t>
+        <w:br/>
+        <w:br/>
+        <w:t xml:space="preserve">    else:  # source_mode == "folder"</w:t>
+        <w:br/>
+        <w:t xml:space="preserve">        src_lbl_path = src_label_dir / (fp.stem + ".txt")</w:t>
+        <w:br/>
+        <w:t xml:space="preserve">        if not src_lbl_path.exists():</w:t>
+        <w:br/>
+        <w:t xml:space="preserve">            return None  # ảnh không có file nguồn — bỏ qua im lặng</w:t>
+        <w:br/>
+        <w:t xml:space="preserve">        # Đọc raw lines, lọc theo src_ids, đổi class_id → dst_cid.</w:t>
+        <w:br/>
+        <w:t xml:space="preserve">        new_lines_norm = []</w:t>
+        <w:br/>
+        <w:t xml:space="preserve">        try:</w:t>
+        <w:br/>
+        <w:t xml:space="preserve">            with open(src_lbl_path, encoding="utf-8") as f:</w:t>
+        <w:br/>
+        <w:t xml:space="preserve">                for line in f:</w:t>
+        <w:br/>
+        <w:t xml:space="preserve">                    parts = line.strip().split()</w:t>
+        <w:br/>
+        <w:t xml:space="preserve">                    if len(parts) &lt; 5:      # bỏ qua dòng lạ / trống / thiếu token</w:t>
+        <w:br/>
+        <w:t xml:space="preserve">                        continue</w:t>
+        <w:br/>
+        <w:t xml:space="preserve">                    try:</w:t>
+        <w:br/>
+        <w:t xml:space="preserve">                        cid_src = int(parts[0])</w:t>
+        <w:br/>
+        <w:t xml:space="preserve">                    except ValueError:</w:t>
+        <w:br/>
+        <w:t xml:space="preserve">                        continue</w:t>
+        <w:br/>
+        <w:t xml:space="preserve">                    if cid_src not in src_ids:</w:t>
+        <w:br/>
+        <w:t xml:space="preserve">                        continue</w:t>
+        <w:br/>
+        <w:t xml:space="preserve">                    # CHỈ nhận 5-token bbox. 9-token OBB nguồn — bỏ qua ở bản này</w:t>
+        <w:br/>
+        <w:t xml:space="preserve">                    # (out of scope: batch không hỗ trợ import OBB từ folder — nếu cần, mở ticket).</w:t>
+        <w:br/>
+        <w:t xml:space="preserve">                    if len(parts) != 5:</w:t>
+        <w:br/>
+        <w:t xml:space="preserve">                        continue</w:t>
+        <w:br/>
+        <w:t xml:space="preserve">                    # Đổi cid → dst_cid, giữ nguyên 4 số normalized còn lại</w:t>
+        <w:br/>
+        <w:t xml:space="preserve">                    new_lines_norm.append(</w:t>
+        <w:br/>
+        <w:t xml:space="preserve">                        f"{int(dst_cid)} {parts[1]} {parts[2]} {parts[3]} {parts[4]}")</w:t>
+        <w:br/>
+        <w:t xml:space="preserve">        except Exception:</w:t>
+        <w:br/>
+        <w:t xml:space="preserve">            return None</w:t>
+        <w:br/>
+        <w:t xml:space="preserve">        if not new_lines_norm:</w:t>
+        <w:br/>
+        <w:t xml:space="preserve">            return None</w:t>
+        <w:br/>
+        <w:t xml:space="preserve">        # Với preview mode (review), cần convert normalized → pixel</w:t>
+        <w:br/>
+        <w:t xml:space="preserve">        if need_preview_px:</w:t>
+        <w:br/>
+        <w:t xml:space="preserve">            try:</w:t>
+        <w:br/>
+        <w:t xml:space="preserve">                with self._PIL_Image.open(fp) as _im:</w:t>
+        <w:br/>
+        <w:t xml:space="preserve">                    iw, ih = _im.size</w:t>
+        <w:br/>
+        <w:t xml:space="preserve">            except Exception:</w:t>
+        <w:br/>
+        <w:t xml:space="preserve">                iw, ih = 0, 0</w:t>
+        <w:br/>
+        <w:t xml:space="preserve">            new_boxes_px = []</w:t>
+        <w:br/>
+        <w:t xml:space="preserve">            for ln in new_lines_norm:</w:t>
+        <w:br/>
+        <w:t xml:space="preserve">                p = ln.strip().split()</w:t>
+        <w:br/>
+        <w:t xml:space="preserve">                if len(p) != 5: continue</w:t>
+        <w:br/>
+        <w:t xml:space="preserve">                _, xc, yc, w, h = p</w:t>
+        <w:br/>
+        <w:t xml:space="preserve">                xc, yc, w, h = map(float, (xc, yc, w, h))</w:t>
+        <w:br/>
+        <w:t xml:space="preserve">                x1 = (xc - w/2) * iw; y1 = (yc - h/2) * ih</w:t>
+        <w:br/>
+        <w:t xml:space="preserve">                x2 = (xc + w/2) * iw; y2 = (yc + h/2) * ih</w:t>
+        <w:br/>
+        <w:t xml:space="preserve">                new_boxes_px.append((dst_cid, x1, y1, x2, y2))</w:t>
+        <w:br/>
+        <w:t xml:space="preserve">            return (new_lines_norm, new_boxes_px, iw, ih)</w:t>
+        <w:br/>
+        <w:t xml:space="preserve">        else:</w:t>
+        <w:br/>
+        <w:t xml:space="preserve">            # Auto mode + folder: KHÔNG mở ảnh, không tính pixel preview.</w:t>
+        <w:br/>
+        <w:t xml:space="preserve">            return (new_lines_norm, [], 0, 0)</w:t>
+      </w:r>
+    </w:p>
+    <w:p>
+      <w:pPr>
+        <w:pStyle w:val="Heading4"/>
+      </w:pPr>
+      <w:r>
+        <w:rPr>
+          <w:color w:val="251C53"/>
+          <w:sz w:val="22"/>
+        </w:rPr>
+        <w:t>(d) Vị trí đặt logic "Thay thế" — Hàm `_batch_write_new_lines` (text-level)</w:t>
+      </w:r>
+    </w:p>
+    <w:p>
+      <w:pPr>
+        <w:spacing w:after="80"/>
+      </w:pPr>
+      <w:r>
+        <w:rPr>
+          <w:b/>
+          <w:sz w:val="21"/>
+        </w:rPr>
+        <w:t>Quyết định:</w:t>
+      </w:r>
+      <w:r>
+        <w:rPr>
+          <w:sz w:val="21"/>
+        </w:rPr>
+        <w:t xml:space="preserve"> Không sửa </w:t>
+      </w:r>
+      <w:r>
+        <w:rPr>
+          <w:rFonts w:ascii="Courier New" w:hAnsi="Courier New"/>
+          <w:color w:val="F05922"/>
+          <w:sz w:val="18"/>
+        </w:rPr>
+        <w:t>_write_yolo_ext</w:t>
+      </w:r>
+      <w:r>
+        <w:rPr>
+          <w:sz w:val="21"/>
+        </w:rPr>
+        <w:t xml:space="preserve"> hiện có (giữ nguyên, dùng cho backward compat — sẽ không được </w:t>
+      </w:r>
+      <w:r>
+        <w:rPr>
+          <w:rFonts w:ascii="Courier New" w:hAnsi="Courier New"/>
+          <w:color w:val="F05922"/>
+          <w:sz w:val="18"/>
+        </w:rPr>
+        <w:t>_batch_worker</w:t>
+      </w:r>
+      <w:r>
+        <w:rPr>
+          <w:sz w:val="21"/>
+        </w:rPr>
+        <w:t xml:space="preserve"> gọi nữa sau amendment, nhưng để lại phòng khi cần rollback). Thay thế bước ghi trong worker bằng hàm MỚI </w:t>
+      </w:r>
+      <w:r>
+        <w:rPr>
+          <w:b/>
+          <w:sz w:val="21"/>
+        </w:rPr>
+        <w:t>text-level</w:t>
+      </w:r>
+      <w:r>
+        <w:rPr>
+          <w:sz w:val="21"/>
+        </w:rPr>
+        <w:t>:</w:t>
+      </w:r>
+    </w:p>
+    <w:p>
+      <w:pPr>
+        <w:spacing w:before="80" w:after="80"/>
+        <w:ind w:left="283"/>
+        <w:shd w:val="clear" w:color="auto" w:fill="F4F4F8"/>
+      </w:pPr>
+      <w:r>
+        <w:rPr>
+          <w:rFonts w:ascii="Courier New" w:hAnsi="Courier New"/>
+          <w:color w:val="251C53"/>
+          <w:sz w:val="18"/>
+        </w:rPr>
+        <w:t>def _batch_write_new_lines(</w:t>
+        <w:br/>
+        <w:t xml:space="preserve">    self,</w:t>
+        <w:br/>
+        <w:t xml:space="preserve">    lbl_path: Path,</w:t>
+        <w:br/>
+        <w:t xml:space="preserve">    new_lines_norm: list,</w:t>
+        <w:br/>
+        <w:t xml:space="preserve">    dst_cid: int,</w:t>
+        <w:br/>
+        <w:t xml:space="preserve">    replace_mode: bool,</w:t>
+        <w:br/>
+        <w:t>) -&gt; None:</w:t>
+        <w:br/>
+        <w:t xml:space="preserve">    """Ghi file .txt đích theo chế độ append/replace, thao tác text-level.</w:t>
+        <w:br/>
+        <w:br/>
+        <w:t xml:space="preserve">    - Đọc raw text lines hiện có (giữ nguyên format 5-token/9-token OBB).</w:t>
+        <w:br/>
+        <w:t xml:space="preserve">    - Nếu replace_mode=True: xoá TẤT CẢ dòng có class_id == dst_cid (số nguyên khớp),</w:t>
+        <w:br/>
+        <w:t xml:space="preserve">      giữ mọi dòng khác (kể cả 9-token OBB có cid ≠ dst_cid).</w:t>
+        <w:br/>
+        <w:t xml:space="preserve">    - Append new_lines_norm vào cuối.</w:t>
+        <w:br/>
+        <w:t xml:space="preserve">    - Ghi lại file (mkdir parents nếu cần).</w:t>
+        <w:br/>
+        <w:br/>
+        <w:t xml:space="preserve">    KHÔNG cần iw/ih. KHÔNG convert normalized ↔ pixel — an toàn tuyệt đối với OBB 9-token.</w:t>
+        <w:br/>
+        <w:t xml:space="preserve">    """</w:t>
+        <w:br/>
+        <w:t xml:space="preserve">    existing_lines = []</w:t>
+        <w:br/>
+        <w:t xml:space="preserve">    if lbl_path.exists():</w:t>
+        <w:br/>
+        <w:t xml:space="preserve">        try:</w:t>
+        <w:br/>
+        <w:t xml:space="preserve">            with open(lbl_path, encoding="utf-8") as f:</w:t>
+        <w:br/>
+        <w:t xml:space="preserve">                existing_lines = [ln.rstrip("\n") for ln in f if ln.strip()]</w:t>
+        <w:br/>
+        <w:t xml:space="preserve">        except Exception:</w:t>
+        <w:br/>
+        <w:t xml:space="preserve">            existing_lines = []</w:t>
+        <w:br/>
+        <w:br/>
+        <w:t xml:space="preserve">    if replace_mode:</w:t>
+        <w:br/>
+        <w:t xml:space="preserve">        keep = []</w:t>
+        <w:br/>
+        <w:t xml:space="preserve">        for ln in existing_lines:</w:t>
+        <w:br/>
+        <w:t xml:space="preserve">            parts = ln.strip().split()</w:t>
+        <w:br/>
+        <w:t xml:space="preserve">            if not parts:</w:t>
+        <w:br/>
+        <w:t xml:space="preserve">                continue</w:t>
+        <w:br/>
+        <w:t xml:space="preserve">            try:</w:t>
+        <w:br/>
+        <w:t xml:space="preserve">                cid = int(parts[0])</w:t>
+        <w:br/>
+        <w:t xml:space="preserve">            except ValueError:</w:t>
+        <w:br/>
+        <w:t xml:space="preserve">                keep.append(ln)     # giữ nguyên dòng lạ (không có cid số)</w:t>
+        <w:br/>
+        <w:t xml:space="preserve">                continue</w:t>
+        <w:br/>
+        <w:t xml:space="preserve">            if cid == dst_cid:</w:t>
+        <w:br/>
+        <w:t xml:space="preserve">                continue            # XOÁ dòng có class_id == dst_cid</w:t>
+        <w:br/>
+        <w:t xml:space="preserve">            keep.append(ln)</w:t>
+        <w:br/>
+        <w:t xml:space="preserve">        existing_lines = keep</w:t>
+        <w:br/>
+        <w:br/>
+        <w:t xml:space="preserve">    all_lines = existing_lines + list(new_lines_norm)</w:t>
+        <w:br/>
+        <w:t xml:space="preserve">    lbl_path.parent.mkdir(parents=True, exist_ok=True)</w:t>
+        <w:br/>
+        <w:t xml:space="preserve">    with open(lbl_path, "w", encoding="utf-8") as f:</w:t>
+        <w:br/>
+        <w:t xml:space="preserve">        f.write("\n".join(all_lines))</w:t>
+      </w:r>
+    </w:p>
+    <w:p>
+      <w:pPr>
+        <w:spacing w:after="80"/>
+      </w:pPr>
+      <w:r>
+        <w:rPr>
+          <w:b/>
+          <w:sz w:val="21"/>
+        </w:rPr>
+        <w:t>Lý do đặt logic Thay thế ở đây (thay vì trong `_write_yolo_ext`):</w:t>
+      </w:r>
+    </w:p>
+    <w:p>
+      <w:pPr>
+        <w:spacing w:after="20"/>
+        <w:ind w:left="567" w:hanging="283"/>
+      </w:pPr>
+      <w:r>
+        <w:rPr>
+          <w:sz w:val="21"/>
+        </w:rPr>
+        <w:t>1.</w:t>
+        <w:tab/>
+      </w:r>
+      <w:r>
+        <w:rPr>
+          <w:sz w:val="21"/>
+        </w:rPr>
+        <w:t xml:space="preserve">Text-level cực an toàn — không đụng đến 9-token OBB (dòng có </w:t>
+      </w:r>
+      <w:r>
+        <w:rPr>
+          <w:rFonts w:ascii="Courier New" w:hAnsi="Courier New"/>
+          <w:color w:val="F05922"/>
+          <w:sz w:val="21"/>
+        </w:rPr>
+        <w:t>cid ≠ dst_cid</w:t>
+      </w:r>
+      <w:r>
+        <w:rPr>
+          <w:sz w:val="21"/>
+        </w:rPr>
+        <w:t xml:space="preserve"> được giữ nguyên byte-by-byte, không parse-rồi-write-lại → không có rủi ro làm tròn float sai hoặc mất precision).</w:t>
+      </w:r>
+    </w:p>
+    <w:p>
+      <w:pPr>
+        <w:spacing w:after="20"/>
+        <w:ind w:left="567" w:hanging="283"/>
+      </w:pPr>
+      <w:r>
+        <w:rPr>
+          <w:sz w:val="21"/>
+        </w:rPr>
+        <w:t>2.</w:t>
+        <w:tab/>
+      </w:r>
+      <w:r>
+        <w:rPr>
+          <w:sz w:val="21"/>
+        </w:rPr>
+        <w:t xml:space="preserve">Tách biệt trách nhiệm — </w:t>
+      </w:r>
+      <w:r>
+        <w:rPr>
+          <w:rFonts w:ascii="Courier New" w:hAnsi="Courier New"/>
+          <w:color w:val="F05922"/>
+          <w:sz w:val="21"/>
+        </w:rPr>
+        <w:t>_write_yolo_ext</w:t>
+      </w:r>
+      <w:r>
+        <w:rPr>
+          <w:sz w:val="21"/>
+        </w:rPr>
+        <w:t xml:space="preserve"> (đọc/ghi pixel ↔ normalized) vẫn giữ nguyên, không cần thêm tham số làm rối signature.</w:t>
+      </w:r>
+    </w:p>
+    <w:p>
+      <w:pPr>
+        <w:spacing w:after="20"/>
+        <w:ind w:left="567" w:hanging="283"/>
+      </w:pPr>
+      <w:r>
+        <w:rPr>
+          <w:sz w:val="21"/>
+        </w:rPr>
+        <w:t>3.</w:t>
+        <w:tab/>
+      </w:r>
+      <w:r>
+        <w:rPr>
+          <w:sz w:val="21"/>
+        </w:rPr>
+        <w:t>Đơn điểm quyết định — mọi luồng ghi (model/folder × append/replace) đều đi qua hàm này → dễ test, dễ log, dễ debug.</w:t>
+      </w:r>
+    </w:p>
+    <w:p>
+      <w:pPr>
+        <w:spacing w:after="20"/>
+        <w:ind w:left="567" w:hanging="283"/>
+      </w:pPr>
+      <w:r>
+        <w:rPr>
+          <w:sz w:val="21"/>
+        </w:rPr>
+        <w:t>4.</w:t>
+        <w:tab/>
+      </w:r>
+      <w:r>
+        <w:rPr>
+          <w:sz w:val="21"/>
+        </w:rPr>
+        <w:t>Loại bỏ hoàn toàn conversion pixel↔normalized trong worker cho folder source — đúng theo yêu cầu user "KHÔNG cần mở ảnh".</w:t>
+      </w:r>
+    </w:p>
+    <w:p>
+      <w:pPr>
+        <w:spacing w:after="80"/>
+      </w:pPr>
+      <w:r>
+        <w:rPr>
+          <w:b/>
+          <w:sz w:val="21"/>
+        </w:rPr>
+        <w:t>Update `_batch_worker` step (5a) và (5b) trong pseudocode gốc:</w:t>
+      </w:r>
+    </w:p>
+    <w:p>
+      <w:pPr>
+        <w:spacing w:after="80"/>
+      </w:pPr>
+      <w:r>
+        <w:rPr>
+          <w:sz w:val="21"/>
+        </w:rPr>
+        <w:t>Thay:</w:t>
+      </w:r>
+    </w:p>
+    <w:p>
+      <w:pPr>
+        <w:spacing w:before="80" w:after="80"/>
+        <w:ind w:left="283"/>
+        <w:shd w:val="clear" w:color="auto" w:fill="F4F4F8"/>
+      </w:pPr>
+      <w:r>
+        <w:rPr>
+          <w:rFonts w:ascii="Courier New" w:hAnsi="Courier New"/>
+          <w:color w:val="251C53"/>
+          <w:sz w:val="18"/>
+        </w:rPr>
+        <w:t># Cũ:</w:t>
+        <w:br/>
+        <w:t>existing = self._read_yolo_ext(lbl_path, iw, ih)</w:t>
+        <w:br/>
+        <w:t>merged = existing + [list(b) for b in new_boxes]</w:t>
+        <w:br/>
+        <w:t>self._write_yolo_ext(lbl_path, merged, iw, ih)</w:t>
+      </w:r>
+    </w:p>
+    <w:p>
+      <w:pPr>
+        <w:spacing w:after="80"/>
+      </w:pPr>
+      <w:r>
+        <w:rPr>
+          <w:sz w:val="21"/>
+        </w:rPr>
+        <w:t>Bằng:</w:t>
+      </w:r>
+    </w:p>
+    <w:p>
+      <w:pPr>
+        <w:spacing w:before="80" w:after="80"/>
+        <w:ind w:left="283"/>
+        <w:shd w:val="clear" w:color="auto" w:fill="F4F4F8"/>
+      </w:pPr>
+      <w:r>
+        <w:rPr>
+          <w:rFonts w:ascii="Courier New" w:hAnsi="Courier New"/>
+          <w:color w:val="251C53"/>
+          <w:sz w:val="18"/>
+        </w:rPr>
+        <w:t># Mới:</w:t>
+        <w:br/>
+        <w:t>self._batch_write_new_lines(lbl_path, new_lines_norm, dst_cid, replace_mode)</w:t>
+      </w:r>
+    </w:p>
+    <w:p>
+      <w:pPr>
+        <w:spacing w:after="80"/>
+      </w:pPr>
+      <w:r>
+        <w:rPr>
+          <w:sz w:val="21"/>
+        </w:rPr>
+        <w:t xml:space="preserve">Không cần </w:t>
+      </w:r>
+      <w:r>
+        <w:rPr>
+          <w:rFonts w:ascii="Courier New" w:hAnsi="Courier New"/>
+          <w:color w:val="F05922"/>
+          <w:sz w:val="18"/>
+        </w:rPr>
+        <w:t>existing</w:t>
+      </w:r>
+      <w:r>
+        <w:rPr>
+          <w:sz w:val="21"/>
+        </w:rPr>
+        <w:t xml:space="preserve"> ở worker nữa — logic append/replace đã trọn gói trong helper.</w:t>
+      </w:r>
+    </w:p>
+    <w:p>
+      <w:pPr>
+        <w:pStyle w:val="Heading4"/>
+      </w:pPr>
+      <w:r>
+        <w:rPr>
+          <w:color w:val="251C53"/>
+          <w:sz w:val="22"/>
+        </w:rPr>
+        <w:t>(e) Parse nhiều class_id nguồn (folder source)</w:t>
+      </w:r>
+    </w:p>
+    <w:p>
+      <w:pPr>
+        <w:spacing w:before="80" w:after="80"/>
+        <w:ind w:left="283"/>
+        <w:shd w:val="clear" w:color="auto" w:fill="F4F4F8"/>
+      </w:pPr>
+      <w:r>
+        <w:rPr>
+          <w:rFonts w:ascii="Courier New" w:hAnsi="Courier New"/>
+          <w:color w:val="251C53"/>
+          <w:sz w:val="18"/>
+        </w:rPr>
+        <w:t>def _batch_parse_src_ids(self) -&gt; tuple[set, str]:</w:t>
+        <w:br/>
+        <w:t xml:space="preserve">    """Parse ô class_id nguồn (chỉ dùng khi source_mode='folder').</w:t>
+        <w:br/>
+        <w:t xml:space="preserve">    Chấp nhận '0' / '0,2,5' / '0, 2 , 5' / '0;2;5' (tolerance).</w:t>
+        <w:br/>
+        <w:t xml:space="preserve">    Trả về (ids: set[int], err_msg: str). Nếu err_msg khác rỗng → invalid.</w:t>
+        <w:br/>
+        <w:t xml:space="preserve">    """</w:t>
+        <w:br/>
+        <w:t xml:space="preserve">    raw = self._batch_src_class_ids_var.get().strip()</w:t>
+        <w:br/>
+        <w:t xml:space="preserve">    if not raw:</w:t>
+        <w:br/>
+        <w:t xml:space="preserve">        return set(), "Vui lòng nhập ít nhất 1 class id nguồn (VD: 0 hoặc 0,2,5)."</w:t>
+        <w:br/>
+        <w:t xml:space="preserve">    ids = set()</w:t>
+        <w:br/>
+        <w:t xml:space="preserve">    for tok in raw.replace(";", ",").split(","):</w:t>
+        <w:br/>
+        <w:t xml:space="preserve">        t = tok.strip()</w:t>
+        <w:br/>
+        <w:t xml:space="preserve">        if not t: continue</w:t>
+        <w:br/>
+        <w:t xml:space="preserve">        try:</w:t>
+        <w:br/>
+        <w:t xml:space="preserve">            ids.add(int(t))</w:t>
+        <w:br/>
+        <w:t xml:space="preserve">        except ValueError:</w:t>
+        <w:br/>
+        <w:t xml:space="preserve">            return set(), f"Class id không hợp lệ: '{t}' (phải là số nguyên)."</w:t>
+        <w:br/>
+        <w:t xml:space="preserve">    if not ids:</w:t>
+        <w:br/>
+        <w:t xml:space="preserve">        return set(), "Không parse được class id nào."</w:t>
+        <w:br/>
+        <w:t xml:space="preserve">    return ids, ""</w:t>
+      </w:r>
+    </w:p>
+    <w:p>
+      <w:pPr>
+        <w:spacing w:after="80"/>
+      </w:pPr>
+      <w:r>
+        <w:rPr>
+          <w:sz w:val="21"/>
+        </w:rPr>
+        <w:t xml:space="preserve">Trong </w:t>
+      </w:r>
+      <w:r>
+        <w:rPr>
+          <w:rFonts w:ascii="Courier New" w:hAnsi="Courier New"/>
+          <w:color w:val="F05922"/>
+          <w:sz w:val="18"/>
+        </w:rPr>
+        <w:t>_batch_start</w:t>
+      </w:r>
+      <w:r>
+        <w:rPr>
+          <w:sz w:val="21"/>
+        </w:rPr>
+        <w:t>, khi source_mode == "folder":</w:t>
+      </w:r>
+    </w:p>
+    <w:p>
+      <w:pPr>
+        <w:spacing w:before="80" w:after="80"/>
+        <w:ind w:left="283"/>
+        <w:shd w:val="clear" w:color="auto" w:fill="F4F4F8"/>
+      </w:pPr>
+      <w:r>
+        <w:rPr>
+          <w:rFonts w:ascii="Courier New" w:hAnsi="Courier New"/>
+          <w:color w:val="251C53"/>
+          <w:sz w:val="18"/>
+        </w:rPr>
+        <w:t>src_ids, err = self._batch_parse_src_ids()</w:t>
+        <w:br/>
+        <w:t>if err:</w:t>
+        <w:br/>
+        <w:t xml:space="preserve">    messagebox.showwarning("Class id nguồn không hợp lệ", err, parent=self.root)</w:t>
+        <w:br/>
+        <w:t xml:space="preserve">    return</w:t>
+        <w:br/>
+        <w:t>src_label_dir = Path(self._batch_src_label_dir_var.get().strip() or "")</w:t>
+        <w:br/>
+        <w:t>if not src_label_dir or not src_label_dir.is_dir():</w:t>
+        <w:br/>
+        <w:t xml:space="preserve">    messagebox.showwarning("Chưa chọn thư mục nguồn",</w:t>
+        <w:br/>
+        <w:t xml:space="preserve">                           "Vui lòng chọn thư mục label nguồn hợp lệ.",</w:t>
+        <w:br/>
+        <w:t xml:space="preserve">                           parent=self.root)</w:t>
+        <w:br/>
+        <w:t xml:space="preserve">    return</w:t>
+      </w:r>
+    </w:p>
+    <w:p>
+      <w:pPr>
+        <w:spacing w:after="80"/>
+      </w:pPr>
+      <w:r>
+        <w:rPr>
+          <w:sz w:val="21"/>
+        </w:rPr>
+        <w:t>Khi source_mode == "model":</w:t>
+      </w:r>
+    </w:p>
+    <w:p>
+      <w:pPr>
+        <w:spacing w:before="80" w:after="80"/>
+        <w:ind w:left="283"/>
+        <w:shd w:val="clear" w:color="auto" w:fill="F4F4F8"/>
+      </w:pPr>
+      <w:r>
+        <w:rPr>
+          <w:rFonts w:ascii="Courier New" w:hAnsi="Courier New"/>
+          <w:color w:val="251C53"/>
+          <w:sz w:val="18"/>
+        </w:rPr>
+        <w:t>sel = self._batch_src_class_var.get()</w:t>
+        <w:br/>
+        <w:t>if not sel or sel.startswith("("):</w:t>
+        <w:br/>
+        <w:t xml:space="preserve">    messagebox.showwarning(...); return</w:t>
+        <w:br/>
+        <w:t>src_ids = {int(sel.split(":")[0])}</w:t>
+        <w:br/>
+        <w:t>src_label_dir = None</w:t>
+      </w:r>
+    </w:p>
+    <w:p>
+      <w:pPr>
+        <w:spacing w:after="80"/>
+      </w:pPr>
+      <w:r>
+        <w:rPr>
+          <w:b/>
+          <w:sz w:val="21"/>
+        </w:rPr>
+        <w:t>Note:</w:t>
+      </w:r>
+      <w:r>
+        <w:rPr>
+          <w:sz w:val="21"/>
+        </w:rPr>
+        <w:t xml:space="preserve"> validation </w:t>
+      </w:r>
+      <w:r>
+        <w:rPr>
+          <w:rFonts w:ascii="Courier New" w:hAnsi="Courier New"/>
+          <w:color w:val="F05922"/>
+          <w:sz w:val="18"/>
+        </w:rPr>
+        <w:t>_det_model</w:t>
+      </w:r>
+      <w:r>
+        <w:rPr>
+          <w:sz w:val="21"/>
+        </w:rPr>
+        <w:t xml:space="preserve"> loaded và </w:t>
+      </w:r>
+      <w:r>
+        <w:rPr>
+          <w:rFonts w:ascii="Courier New" w:hAnsi="Courier New"/>
+          <w:color w:val="F05922"/>
+          <w:sz w:val="18"/>
+        </w:rPr>
+        <w:t>_det_model_names</w:t>
+      </w:r>
+      <w:r>
+        <w:rPr>
+          <w:sz w:val="21"/>
+        </w:rPr>
+        <w:t xml:space="preserve"> không rỗng CHỈ áp dụng khi </w:t>
+      </w:r>
+      <w:r>
+        <w:rPr>
+          <w:rFonts w:ascii="Courier New" w:hAnsi="Courier New"/>
+          <w:color w:val="F05922"/>
+          <w:sz w:val="18"/>
+        </w:rPr>
+        <w:t>source_mode == "model"</w:t>
+      </w:r>
+      <w:r>
+        <w:rPr>
+          <w:sz w:val="21"/>
+        </w:rPr>
+        <w:t>. Folder source KHÔNG cần model.</w:t>
+      </w:r>
+    </w:p>
+    <w:p>
+      <w:pPr>
+        <w:pStyle w:val="Heading4"/>
+      </w:pPr>
+      <w:r>
+        <w:rPr>
+          <w:color w:val="251C53"/>
+          <w:sz w:val="22"/>
+        </w:rPr>
+        <w:t>(f) Method / biến mới CHỐT tên (Senior Dev phải theo)</w:t>
+      </w:r>
+    </w:p>
+    <w:p>
+      <w:pPr>
+        <w:spacing w:after="80"/>
+      </w:pPr>
+      <w:r>
+        <w:rPr>
+          <w:b/>
+          <w:sz w:val="21"/>
+        </w:rPr>
+        <w:t>Biến state mới (thêm vào `__init__` sau khối "Batch Add Class" hiện có, line ~184):</w:t>
+      </w:r>
+    </w:p>
+    <w:tbl>
+      <w:tblPr>
+        <w:tblStyle w:val="TableGrid"/>
+        <w:tblW w:type="auto" w:w="0"/>
+        <w:tblLook w:firstColumn="1" w:firstRow="1" w:lastColumn="0" w:lastRow="0" w:noHBand="0" w:noVBand="1" w:val="04A0"/>
+      </w:tblPr>
+      <w:tblGrid>
+        <w:gridCol w:w="1938"/>
+        <w:gridCol w:w="1938"/>
+        <w:gridCol w:w="1938"/>
+        <w:gridCol w:w="1938"/>
+        <w:gridCol w:w="1938"/>
+      </w:tblGrid>
+      <w:tr>
+        <w:tc>
+          <w:tcPr>
+            <w:tcW w:type="dxa" w:w="1938"/>
+            <w:shd w:val="clear" w:color="auto" w:fill="251C53"/>
+            <w:tcBorders>
+              <w:top w:val="single" w:sz="4" w:space="0" w:color="251C53"/>
+              <w:left w:val="single" w:sz="4" w:space="0" w:color="251C53"/>
+              <w:bottom w:val="single" w:sz="4" w:space="0" w:color="251C53"/>
+              <w:right w:val="single" w:sz="4" w:space="0" w:color="251C53"/>
+            </w:tcBorders>
+          </w:tcPr>
+          <w:p>
+            <w:r>
+              <w:rPr>
+                <w:b/>
+                <w:color w:val="FFFFFF"/>
+                <w:sz w:val="20"/>
+              </w:rPr>
+              <w:t>Biến</w:t>
+            </w:r>
+          </w:p>
+        </w:tc>
+        <w:tc>
+          <w:tcPr>
+            <w:tcW w:type="dxa" w:w="1938"/>
+            <w:shd w:val="clear" w:color="auto" w:fill="251C53"/>
+            <w:tcBorders>
+              <w:top w:val="single" w:sz="4" w:space="0" w:color="251C53"/>
+              <w:left w:val="single" w:sz="4" w:space="0" w:color="251C53"/>
+              <w:bottom w:val="single" w:sz="4" w:space="0" w:color="251C53"/>
+              <w:right w:val="single" w:sz="4" w:space="0" w:color="251C53"/>
+            </w:tcBorders>
+          </w:tcPr>
+          <w:p>
+            <w:r>
+              <w:rPr>
+                <w:b/>
+                <w:color w:val="FFFFFF"/>
+                <w:sz w:val="20"/>
+              </w:rPr>
+              <w:t>Kiểu</w:t>
+            </w:r>
+          </w:p>
+        </w:tc>
+        <w:tc>
+          <w:tcPr>
+            <w:tcW w:type="dxa" w:w="1938"/>
+            <w:shd w:val="clear" w:color="auto" w:fill="251C53"/>
+            <w:tcBorders>
+              <w:top w:val="single" w:sz="4" w:space="0" w:color="251C53"/>
+              <w:left w:val="single" w:sz="4" w:space="0" w:color="251C53"/>
+              <w:bottom w:val="single" w:sz="4" w:space="0" w:color="251C53"/>
+              <w:right w:val="single" w:sz="4" w:space="0" w:color="251C53"/>
+            </w:tcBorders>
+          </w:tcPr>
+          <w:p>
+            <w:r>
+              <w:rPr>
+                <w:b/>
+                <w:color w:val="FFFFFF"/>
+                <w:sz w:val="20"/>
+              </w:rPr>
+              <w:t>Giá trị đầu</w:t>
+            </w:r>
+          </w:p>
+        </w:tc>
+        <w:tc>
+          <w:tcPr>
+            <w:tcW w:type="dxa" w:w="1938"/>
+            <w:shd w:val="clear" w:color="auto" w:fill="251C53"/>
+            <w:tcBorders>
+              <w:top w:val="single" w:sz="4" w:space="0" w:color="251C53"/>
+              <w:left w:val="single" w:sz="4" w:space="0" w:color="251C53"/>
+              <w:bottom w:val="single" w:sz="4" w:space="0" w:color="251C53"/>
+              <w:right w:val="single" w:sz="4" w:space="0" w:color="251C53"/>
+            </w:tcBorders>
+          </w:tcPr>
+          <w:p>
+            <w:r>
+              <w:rPr>
+                <w:b/>
+                <w:color w:val="FFFFFF"/>
+                <w:sz w:val="20"/>
+              </w:rPr>
+              <w:t>Ý nghĩa</w:t>
+            </w:r>
+          </w:p>
+        </w:tc>
+        <w:tc>
+          <w:tcPr>
+            <w:tcW w:type="dxa" w:w="1938"/>
+            <w:shd w:val="clear" w:color="auto" w:fill="251C53"/>
+            <w:tcBorders>
+              <w:top w:val="single" w:sz="4" w:space="0" w:color="251C53"/>
+              <w:left w:val="single" w:sz="4" w:space="0" w:color="251C53"/>
+              <w:bottom w:val="single" w:sz="4" w:space="0" w:color="251C53"/>
+              <w:right w:val="single" w:sz="4" w:space="0" w:color="251C53"/>
+            </w:tcBorders>
+          </w:tcPr>
+          <w:p>
+            <w:r>
+              <w:rPr>
+                <w:b/>
+                <w:color w:val="FFFFFF"/>
+                <w:sz w:val="20"/>
+              </w:rPr>
+            </w:r>
+          </w:p>
+        </w:tc>
+      </w:tr>
+      <w:tr>
+        <w:tc>
+          <w:tcPr>
+            <w:tcW w:type="dxa" w:w="1938"/>
+            <w:tcBorders>
+              <w:top w:val="single" w:sz="4" w:space="0" w:color="CBCBCB"/>
+              <w:left w:val="single" w:sz="4" w:space="0" w:color="CBCBCB"/>
+              <w:bottom w:val="single" w:sz="4" w:space="0" w:color="CBCBCB"/>
+              <w:right w:val="single" w:sz="4" w:space="0" w:color="CBCBCB"/>
+            </w:tcBorders>
+          </w:tcPr>
+          <w:p>
+            <w:r>
+              <w:rPr>
+                <w:sz w:val="20"/>
+              </w:rPr>
+              <w:t>---</w:t>
+            </w:r>
+          </w:p>
+        </w:tc>
+        <w:tc>
+          <w:tcPr>
+            <w:tcW w:type="dxa" w:w="1938"/>
+            <w:tcBorders>
+              <w:top w:val="single" w:sz="4" w:space="0" w:color="CBCBCB"/>
+              <w:left w:val="single" w:sz="4" w:space="0" w:color="CBCBCB"/>
+              <w:bottom w:val="single" w:sz="4" w:space="0" w:color="CBCBCB"/>
+              <w:right w:val="single" w:sz="4" w:space="0" w:color="CBCBCB"/>
+            </w:tcBorders>
+          </w:tcPr>
+          <w:p>
+            <w:r>
+              <w:rPr>
+                <w:sz w:val="20"/>
+              </w:rPr>
+              <w:t>---</w:t>
+            </w:r>
+          </w:p>
+        </w:tc>
+        <w:tc>
+          <w:tcPr>
+            <w:tcW w:type="dxa" w:w="1938"/>
+            <w:tcBorders>
+              <w:top w:val="single" w:sz="4" w:space="0" w:color="CBCBCB"/>
+              <w:left w:val="single" w:sz="4" w:space="0" w:color="CBCBCB"/>
+              <w:bottom w:val="single" w:sz="4" w:space="0" w:color="CBCBCB"/>
+              <w:right w:val="single" w:sz="4" w:space="0" w:color="CBCBCB"/>
+            </w:tcBorders>
+          </w:tcPr>
+          <w:p>
+            <w:r>
+              <w:rPr>
+                <w:sz w:val="20"/>
+              </w:rPr>
+              <w:t>---</w:t>
+            </w:r>
+          </w:p>
+        </w:tc>
+        <w:tc>
+          <w:tcPr>
+            <w:tcW w:type="dxa" w:w="1938"/>
+            <w:tcBorders>
+              <w:top w:val="single" w:sz="4" w:space="0" w:color="CBCBCB"/>
+              <w:left w:val="single" w:sz="4" w:space="0" w:color="CBCBCB"/>
+              <w:bottom w:val="single" w:sz="4" w:space="0" w:color="CBCBCB"/>
+              <w:right w:val="single" w:sz="4" w:space="0" w:color="CBCBCB"/>
+            </w:tcBorders>
+          </w:tcPr>
+          <w:p>
+            <w:r>
+              <w:rPr>
+                <w:sz w:val="20"/>
+              </w:rPr>
+              <w:t>---</w:t>
+            </w:r>
+          </w:p>
+        </w:tc>
+        <w:tc>
+          <w:tcPr>
+            <w:tcW w:type="dxa" w:w="1938"/>
+            <w:tcBorders>
+              <w:top w:val="single" w:sz="4" w:space="0" w:color="CBCBCB"/>
+              <w:left w:val="single" w:sz="4" w:space="0" w:color="CBCBCB"/>
+              <w:bottom w:val="single" w:sz="4" w:space="0" w:color="CBCBCB"/>
+              <w:right w:val="single" w:sz="4" w:space="0" w:color="CBCBCB"/>
+            </w:tcBorders>
+          </w:tcPr>
+          <w:p/>
+        </w:tc>
+      </w:tr>
+      <w:tr>
+        <w:tc>
+          <w:tcPr>
+            <w:tcW w:type="dxa" w:w="1938"/>
+            <w:shd w:val="clear" w:color="auto" w:fill="B8B3D6"/>
+            <w:tcBorders>
+              <w:top w:val="single" w:sz="4" w:space="0" w:color="CBCBCB"/>
+              <w:left w:val="single" w:sz="4" w:space="0" w:color="CBCBCB"/>
+              <w:bottom w:val="single" w:sz="4" w:space="0" w:color="CBCBCB"/>
+              <w:right w:val="single" w:sz="4" w:space="0" w:color="CBCBCB"/>
+            </w:tcBorders>
+          </w:tcPr>
+          <w:p>
+            <w:r>
+              <w:rPr>
+                <w:rFonts w:ascii="Courier New" w:hAnsi="Courier New"/>
+                <w:color w:val="F05922"/>
+                <w:sz w:val="20"/>
+              </w:rPr>
+              <w:t>self._batch_src_mode_var</w:t>
+            </w:r>
+          </w:p>
+        </w:tc>
+        <w:tc>
+          <w:tcPr>
+            <w:tcW w:type="dxa" w:w="1938"/>
+            <w:shd w:val="clear" w:color="auto" w:fill="B8B3D6"/>
+            <w:tcBorders>
+              <w:top w:val="single" w:sz="4" w:space="0" w:color="CBCBCB"/>
+              <w:left w:val="single" w:sz="4" w:space="0" w:color="CBCBCB"/>
+              <w:bottom w:val="single" w:sz="4" w:space="0" w:color="CBCBCB"/>
+              <w:right w:val="single" w:sz="4" w:space="0" w:color="CBCBCB"/>
+            </w:tcBorders>
+          </w:tcPr>
+          <w:p>
+            <w:r>
+              <w:rPr>
+                <w:rFonts w:ascii="Courier New" w:hAnsi="Courier New"/>
+                <w:color w:val="F05922"/>
+                <w:sz w:val="20"/>
+              </w:rPr>
+              <w:t>StringVar</w:t>
+            </w:r>
+          </w:p>
+        </w:tc>
+        <w:tc>
+          <w:tcPr>
+            <w:tcW w:type="dxa" w:w="1938"/>
+            <w:shd w:val="clear" w:color="auto" w:fill="B8B3D6"/>
+            <w:tcBorders>
+              <w:top w:val="single" w:sz="4" w:space="0" w:color="CBCBCB"/>
+              <w:left w:val="single" w:sz="4" w:space="0" w:color="CBCBCB"/>
+              <w:bottom w:val="single" w:sz="4" w:space="0" w:color="CBCBCB"/>
+              <w:right w:val="single" w:sz="4" w:space="0" w:color="CBCBCB"/>
+            </w:tcBorders>
+          </w:tcPr>
+          <w:p>
+            <w:r>
+              <w:rPr>
+                <w:rFonts w:ascii="Courier New" w:hAnsi="Courier New"/>
+                <w:color w:val="F05922"/>
+                <w:sz w:val="20"/>
+              </w:rPr>
+              <w:t>"model"</w:t>
+            </w:r>
+          </w:p>
+        </w:tc>
+        <w:tc>
+          <w:tcPr>
+            <w:tcW w:type="dxa" w:w="1938"/>
+            <w:shd w:val="clear" w:color="auto" w:fill="B8B3D6"/>
+            <w:tcBorders>
+              <w:top w:val="single" w:sz="4" w:space="0" w:color="CBCBCB"/>
+              <w:left w:val="single" w:sz="4" w:space="0" w:color="CBCBCB"/>
+              <w:bottom w:val="single" w:sz="4" w:space="0" w:color="CBCBCB"/>
+              <w:right w:val="single" w:sz="4" w:space="0" w:color="CBCBCB"/>
+            </w:tcBorders>
+          </w:tcPr>
+          <w:p>
+            <w:r>
+              <w:rPr>
+                <w:sz w:val="20"/>
+              </w:rPr>
+              <w:t xml:space="preserve">Nguồn nhãn: </w:t>
+            </w:r>
+            <w:r>
+              <w:rPr>
+                <w:rFonts w:ascii="Courier New" w:hAnsi="Courier New"/>
+                <w:color w:val="F05922"/>
+                <w:sz w:val="20"/>
+              </w:rPr>
+              <w:t>"model"</w:t>
+            </w:r>
+            <w:r>
+              <w:rPr>
+                <w:sz w:val="20"/>
+              </w:rPr>
+              <w:t xml:space="preserve"> \</w:t>
+            </w:r>
+          </w:p>
+        </w:tc>
+        <w:tc>
+          <w:tcPr>
+            <w:tcW w:type="dxa" w:w="1938"/>
+            <w:shd w:val="clear" w:color="auto" w:fill="B8B3D6"/>
+            <w:tcBorders>
+              <w:top w:val="single" w:sz="4" w:space="0" w:color="CBCBCB"/>
+              <w:left w:val="single" w:sz="4" w:space="0" w:color="CBCBCB"/>
+              <w:bottom w:val="single" w:sz="4" w:space="0" w:color="CBCBCB"/>
+              <w:right w:val="single" w:sz="4" w:space="0" w:color="CBCBCB"/>
+            </w:tcBorders>
+          </w:tcPr>
+          <w:p>
+            <w:r>
+              <w:rPr>
+                <w:rFonts w:ascii="Courier New" w:hAnsi="Courier New"/>
+                <w:color w:val="F05922"/>
+                <w:sz w:val="20"/>
+              </w:rPr>
+              <w:t>"folder"</w:t>
+            </w:r>
+          </w:p>
+        </w:tc>
+      </w:tr>
+      <w:tr>
+        <w:tc>
+          <w:tcPr>
+            <w:tcW w:type="dxa" w:w="1938"/>
+            <w:tcBorders>
+              <w:top w:val="single" w:sz="4" w:space="0" w:color="CBCBCB"/>
+              <w:left w:val="single" w:sz="4" w:space="0" w:color="CBCBCB"/>
+              <w:bottom w:val="single" w:sz="4" w:space="0" w:color="CBCBCB"/>
+              <w:right w:val="single" w:sz="4" w:space="0" w:color="CBCBCB"/>
+            </w:tcBorders>
+          </w:tcPr>
+          <w:p>
+            <w:r>
+              <w:rPr>
+                <w:rFonts w:ascii="Courier New" w:hAnsi="Courier New"/>
+                <w:color w:val="F05922"/>
+                <w:sz w:val="20"/>
+              </w:rPr>
+              <w:t>self._batch_write_mode_var</w:t>
+            </w:r>
+          </w:p>
+        </w:tc>
+        <w:tc>
+          <w:tcPr>
+            <w:tcW w:type="dxa" w:w="1938"/>
+            <w:tcBorders>
+              <w:top w:val="single" w:sz="4" w:space="0" w:color="CBCBCB"/>
+              <w:left w:val="single" w:sz="4" w:space="0" w:color="CBCBCB"/>
+              <w:bottom w:val="single" w:sz="4" w:space="0" w:color="CBCBCB"/>
+              <w:right w:val="single" w:sz="4" w:space="0" w:color="CBCBCB"/>
+            </w:tcBorders>
+          </w:tcPr>
+          <w:p>
+            <w:r>
+              <w:rPr>
+                <w:rFonts w:ascii="Courier New" w:hAnsi="Courier New"/>
+                <w:color w:val="F05922"/>
+                <w:sz w:val="20"/>
+              </w:rPr>
+              <w:t>StringVar</w:t>
+            </w:r>
+          </w:p>
+        </w:tc>
+        <w:tc>
+          <w:tcPr>
+            <w:tcW w:type="dxa" w:w="1938"/>
+            <w:tcBorders>
+              <w:top w:val="single" w:sz="4" w:space="0" w:color="CBCBCB"/>
+              <w:left w:val="single" w:sz="4" w:space="0" w:color="CBCBCB"/>
+              <w:bottom w:val="single" w:sz="4" w:space="0" w:color="CBCBCB"/>
+              <w:right w:val="single" w:sz="4" w:space="0" w:color="CBCBCB"/>
+            </w:tcBorders>
+          </w:tcPr>
+          <w:p>
+            <w:r>
+              <w:rPr>
+                <w:rFonts w:ascii="Courier New" w:hAnsi="Courier New"/>
+                <w:color w:val="F05922"/>
+                <w:sz w:val="20"/>
+              </w:rPr>
+              <w:t>"append"</w:t>
+            </w:r>
+          </w:p>
+        </w:tc>
+        <w:tc>
+          <w:tcPr>
+            <w:tcW w:type="dxa" w:w="1938"/>
+            <w:tcBorders>
+              <w:top w:val="single" w:sz="4" w:space="0" w:color="CBCBCB"/>
+              <w:left w:val="single" w:sz="4" w:space="0" w:color="CBCBCB"/>
+              <w:bottom w:val="single" w:sz="4" w:space="0" w:color="CBCBCB"/>
+              <w:right w:val="single" w:sz="4" w:space="0" w:color="CBCBCB"/>
+            </w:tcBorders>
+          </w:tcPr>
+          <w:p>
+            <w:r>
+              <w:rPr>
+                <w:sz w:val="20"/>
+              </w:rPr>
+              <w:t xml:space="preserve">Chế độ ghi: </w:t>
+            </w:r>
+            <w:r>
+              <w:rPr>
+                <w:rFonts w:ascii="Courier New" w:hAnsi="Courier New"/>
+                <w:color w:val="F05922"/>
+                <w:sz w:val="20"/>
+              </w:rPr>
+              <w:t>"append"</w:t>
+            </w:r>
+            <w:r>
+              <w:rPr>
+                <w:sz w:val="20"/>
+              </w:rPr>
+              <w:t xml:space="preserve"> \</w:t>
+            </w:r>
+          </w:p>
+        </w:tc>
+        <w:tc>
+          <w:tcPr>
+            <w:tcW w:type="dxa" w:w="1938"/>
+            <w:tcBorders>
+              <w:top w:val="single" w:sz="4" w:space="0" w:color="CBCBCB"/>
+              <w:left w:val="single" w:sz="4" w:space="0" w:color="CBCBCB"/>
+              <w:bottom w:val="single" w:sz="4" w:space="0" w:color="CBCBCB"/>
+              <w:right w:val="single" w:sz="4" w:space="0" w:color="CBCBCB"/>
+            </w:tcBorders>
+          </w:tcPr>
+          <w:p>
+            <w:r>
+              <w:rPr>
+                <w:rFonts w:ascii="Courier New" w:hAnsi="Courier New"/>
+                <w:color w:val="F05922"/>
+                <w:sz w:val="20"/>
+              </w:rPr>
+              <w:t>"replace"</w:t>
+            </w:r>
+          </w:p>
+        </w:tc>
+      </w:tr>
+      <w:tr>
+        <w:tc>
+          <w:tcPr>
+            <w:tcW w:type="dxa" w:w="1938"/>
+            <w:shd w:val="clear" w:color="auto" w:fill="B8B3D6"/>
+            <w:tcBorders>
+              <w:top w:val="single" w:sz="4" w:space="0" w:color="CBCBCB"/>
+              <w:left w:val="single" w:sz="4" w:space="0" w:color="CBCBCB"/>
+              <w:bottom w:val="single" w:sz="4" w:space="0" w:color="CBCBCB"/>
+              <w:right w:val="single" w:sz="4" w:space="0" w:color="CBCBCB"/>
+            </w:tcBorders>
+          </w:tcPr>
+          <w:p>
+            <w:r>
+              <w:rPr>
+                <w:rFonts w:ascii="Courier New" w:hAnsi="Courier New"/>
+                <w:color w:val="F05922"/>
+                <w:sz w:val="20"/>
+              </w:rPr>
+              <w:t>self._batch_src_label_dir_var</w:t>
+            </w:r>
+          </w:p>
+        </w:tc>
+        <w:tc>
+          <w:tcPr>
+            <w:tcW w:type="dxa" w:w="1938"/>
+            <w:shd w:val="clear" w:color="auto" w:fill="B8B3D6"/>
+            <w:tcBorders>
+              <w:top w:val="single" w:sz="4" w:space="0" w:color="CBCBCB"/>
+              <w:left w:val="single" w:sz="4" w:space="0" w:color="CBCBCB"/>
+              <w:bottom w:val="single" w:sz="4" w:space="0" w:color="CBCBCB"/>
+              <w:right w:val="single" w:sz="4" w:space="0" w:color="CBCBCB"/>
+            </w:tcBorders>
+          </w:tcPr>
+          <w:p>
+            <w:r>
+              <w:rPr>
+                <w:rFonts w:ascii="Courier New" w:hAnsi="Courier New"/>
+                <w:color w:val="F05922"/>
+                <w:sz w:val="20"/>
+              </w:rPr>
+              <w:t>StringVar</w:t>
+            </w:r>
+          </w:p>
+        </w:tc>
+        <w:tc>
+          <w:tcPr>
+            <w:tcW w:type="dxa" w:w="1938"/>
+            <w:shd w:val="clear" w:color="auto" w:fill="B8B3D6"/>
+            <w:tcBorders>
+              <w:top w:val="single" w:sz="4" w:space="0" w:color="CBCBCB"/>
+              <w:left w:val="single" w:sz="4" w:space="0" w:color="CBCBCB"/>
+              <w:bottom w:val="single" w:sz="4" w:space="0" w:color="CBCBCB"/>
+              <w:right w:val="single" w:sz="4" w:space="0" w:color="CBCBCB"/>
+            </w:tcBorders>
+          </w:tcPr>
+          <w:p>
+            <w:r>
+              <w:rPr>
+                <w:rFonts w:ascii="Courier New" w:hAnsi="Courier New"/>
+                <w:color w:val="F05922"/>
+                <w:sz w:val="20"/>
+              </w:rPr>
+              <w:t>""</w:t>
+            </w:r>
+          </w:p>
+        </w:tc>
+        <w:tc>
+          <w:tcPr>
+            <w:tcW w:type="dxa" w:w="1938"/>
+            <w:shd w:val="clear" w:color="auto" w:fill="B8B3D6"/>
+            <w:tcBorders>
+              <w:top w:val="single" w:sz="4" w:space="0" w:color="CBCBCB"/>
+              <w:left w:val="single" w:sz="4" w:space="0" w:color="CBCBCB"/>
+              <w:bottom w:val="single" w:sz="4" w:space="0" w:color="CBCBCB"/>
+              <w:right w:val="single" w:sz="4" w:space="0" w:color="CBCBCB"/>
+            </w:tcBorders>
+          </w:tcPr>
+          <w:p>
+            <w:r>
+              <w:rPr>
+                <w:sz w:val="20"/>
+              </w:rPr>
+              <w:t>Đường dẫn thư mục label nguồn (folder mode)</w:t>
+            </w:r>
+          </w:p>
+        </w:tc>
+        <w:tc>
+          <w:tcPr>
+            <w:tcW w:type="dxa" w:w="1938"/>
+            <w:shd w:val="clear" w:color="auto" w:fill="B8B3D6"/>
+            <w:tcBorders>
+              <w:top w:val="single" w:sz="4" w:space="0" w:color="CBCBCB"/>
+              <w:left w:val="single" w:sz="4" w:space="0" w:color="CBCBCB"/>
+              <w:bottom w:val="single" w:sz="4" w:space="0" w:color="CBCBCB"/>
+              <w:right w:val="single" w:sz="4" w:space="0" w:color="CBCBCB"/>
+            </w:tcBorders>
+          </w:tcPr>
+          <w:p/>
+        </w:tc>
+      </w:tr>
+      <w:tr>
+        <w:tc>
+          <w:tcPr>
+            <w:tcW w:type="dxa" w:w="1938"/>
+            <w:tcBorders>
+              <w:top w:val="single" w:sz="4" w:space="0" w:color="CBCBCB"/>
+              <w:left w:val="single" w:sz="4" w:space="0" w:color="CBCBCB"/>
+              <w:bottom w:val="single" w:sz="4" w:space="0" w:color="CBCBCB"/>
+              <w:right w:val="single" w:sz="4" w:space="0" w:color="CBCBCB"/>
+            </w:tcBorders>
+          </w:tcPr>
+          <w:p>
+            <w:r>
+              <w:rPr>
+                <w:rFonts w:ascii="Courier New" w:hAnsi="Courier New"/>
+                <w:color w:val="F05922"/>
+                <w:sz w:val="20"/>
+              </w:rPr>
+              <w:t>self._batch_src_class_ids_var</w:t>
+            </w:r>
+          </w:p>
+        </w:tc>
+        <w:tc>
+          <w:tcPr>
+            <w:tcW w:type="dxa" w:w="1938"/>
+            <w:tcBorders>
+              <w:top w:val="single" w:sz="4" w:space="0" w:color="CBCBCB"/>
+              <w:left w:val="single" w:sz="4" w:space="0" w:color="CBCBCB"/>
+              <w:bottom w:val="single" w:sz="4" w:space="0" w:color="CBCBCB"/>
+              <w:right w:val="single" w:sz="4" w:space="0" w:color="CBCBCB"/>
+            </w:tcBorders>
+          </w:tcPr>
+          <w:p>
+            <w:r>
+              <w:rPr>
+                <w:rFonts w:ascii="Courier New" w:hAnsi="Courier New"/>
+                <w:color w:val="F05922"/>
+                <w:sz w:val="20"/>
+              </w:rPr>
+              <w:t>StringVar</w:t>
+            </w:r>
+          </w:p>
+        </w:tc>
+        <w:tc>
+          <w:tcPr>
+            <w:tcW w:type="dxa" w:w="1938"/>
+            <w:tcBorders>
+              <w:top w:val="single" w:sz="4" w:space="0" w:color="CBCBCB"/>
+              <w:left w:val="single" w:sz="4" w:space="0" w:color="CBCBCB"/>
+              <w:bottom w:val="single" w:sz="4" w:space="0" w:color="CBCBCB"/>
+              <w:right w:val="single" w:sz="4" w:space="0" w:color="CBCBCB"/>
+            </w:tcBorders>
+          </w:tcPr>
+          <w:p>
+            <w:r>
+              <w:rPr>
+                <w:rFonts w:ascii="Courier New" w:hAnsi="Courier New"/>
+                <w:color w:val="F05922"/>
+                <w:sz w:val="20"/>
+              </w:rPr>
+              <w:t>""</w:t>
+            </w:r>
+          </w:p>
+        </w:tc>
+        <w:tc>
+          <w:tcPr>
+            <w:tcW w:type="dxa" w:w="1938"/>
+            <w:tcBorders>
+              <w:top w:val="single" w:sz="4" w:space="0" w:color="CBCBCB"/>
+              <w:left w:val="single" w:sz="4" w:space="0" w:color="CBCBCB"/>
+              <w:bottom w:val="single" w:sz="4" w:space="0" w:color="CBCBCB"/>
+              <w:right w:val="single" w:sz="4" w:space="0" w:color="CBCBCB"/>
+            </w:tcBorders>
+          </w:tcPr>
+          <w:p>
+            <w:r>
+              <w:rPr>
+                <w:sz w:val="20"/>
+              </w:rPr>
+              <w:t xml:space="preserve">Class id nguồn (VD </w:t>
+            </w:r>
+            <w:r>
+              <w:rPr>
+                <w:rFonts w:ascii="Courier New" w:hAnsi="Courier New"/>
+                <w:color w:val="F05922"/>
+                <w:sz w:val="20"/>
+              </w:rPr>
+              <w:t>"0,2,5"</w:t>
+            </w:r>
+            <w:r>
+              <w:rPr>
+                <w:sz w:val="20"/>
+              </w:rPr>
+              <w:t>), folder mode</w:t>
+            </w:r>
+          </w:p>
+        </w:tc>
+        <w:tc>
+          <w:tcPr>
+            <w:tcW w:type="dxa" w:w="1938"/>
+            <w:tcBorders>
+              <w:top w:val="single" w:sz="4" w:space="0" w:color="CBCBCB"/>
+              <w:left w:val="single" w:sz="4" w:space="0" w:color="CBCBCB"/>
+              <w:bottom w:val="single" w:sz="4" w:space="0" w:color="CBCBCB"/>
+              <w:right w:val="single" w:sz="4" w:space="0" w:color="CBCBCB"/>
+            </w:tcBorders>
+          </w:tcPr>
+          <w:p/>
+        </w:tc>
+      </w:tr>
+      <w:tr>
+        <w:tc>
+          <w:tcPr>
+            <w:tcW w:type="dxa" w:w="1938"/>
+            <w:shd w:val="clear" w:color="auto" w:fill="B8B3D6"/>
+            <w:tcBorders>
+              <w:top w:val="single" w:sz="4" w:space="0" w:color="CBCBCB"/>
+              <w:left w:val="single" w:sz="4" w:space="0" w:color="CBCBCB"/>
+              <w:bottom w:val="single" w:sz="4" w:space="0" w:color="CBCBCB"/>
+              <w:right w:val="single" w:sz="4" w:space="0" w:color="CBCBCB"/>
+            </w:tcBorders>
+          </w:tcPr>
+          <w:p>
+            <w:r>
+              <w:rPr>
+                <w:rFonts w:ascii="Courier New" w:hAnsi="Courier New"/>
+                <w:color w:val="F05922"/>
+                <w:sz w:val="20"/>
+              </w:rPr>
+              <w:t>self._batch_src_model_frame</w:t>
+            </w:r>
+          </w:p>
+        </w:tc>
+        <w:tc>
+          <w:tcPr>
+            <w:tcW w:type="dxa" w:w="1938"/>
+            <w:shd w:val="clear" w:color="auto" w:fill="B8B3D6"/>
+            <w:tcBorders>
+              <w:top w:val="single" w:sz="4" w:space="0" w:color="CBCBCB"/>
+              <w:left w:val="single" w:sz="4" w:space="0" w:color="CBCBCB"/>
+              <w:bottom w:val="single" w:sz="4" w:space="0" w:color="CBCBCB"/>
+              <w:right w:val="single" w:sz="4" w:space="0" w:color="CBCBCB"/>
+            </w:tcBorders>
+          </w:tcPr>
+          <w:p>
+            <w:r>
+              <w:rPr>
+                <w:sz w:val="20"/>
+              </w:rPr>
+              <w:t>Frame (widget)</w:t>
+            </w:r>
+          </w:p>
+        </w:tc>
+        <w:tc>
+          <w:tcPr>
+            <w:tcW w:type="dxa" w:w="1938"/>
+            <w:shd w:val="clear" w:color="auto" w:fill="B8B3D6"/>
+            <w:tcBorders>
+              <w:top w:val="single" w:sz="4" w:space="0" w:color="CBCBCB"/>
+              <w:left w:val="single" w:sz="4" w:space="0" w:color="CBCBCB"/>
+              <w:bottom w:val="single" w:sz="4" w:space="0" w:color="CBCBCB"/>
+              <w:right w:val="single" w:sz="4" w:space="0" w:color="CBCBCB"/>
+            </w:tcBorders>
+          </w:tcPr>
+          <w:p>
+            <w:r>
+              <w:rPr>
+                <w:sz w:val="20"/>
+              </w:rPr>
+              <w:t xml:space="preserve">tạo ở </w:t>
+            </w:r>
+            <w:r>
+              <w:rPr>
+                <w:rFonts w:ascii="Courier New" w:hAnsi="Courier New"/>
+                <w:color w:val="F05922"/>
+                <w:sz w:val="20"/>
+              </w:rPr>
+              <w:t>_build_batch_add_class_ui</w:t>
+            </w:r>
+          </w:p>
+        </w:tc>
+        <w:tc>
+          <w:tcPr>
+            <w:tcW w:type="dxa" w:w="1938"/>
+            <w:shd w:val="clear" w:color="auto" w:fill="B8B3D6"/>
+            <w:tcBorders>
+              <w:top w:val="single" w:sz="4" w:space="0" w:color="CBCBCB"/>
+              <w:left w:val="single" w:sz="4" w:space="0" w:color="CBCBCB"/>
+              <w:bottom w:val="single" w:sz="4" w:space="0" w:color="CBCBCB"/>
+              <w:right w:val="single" w:sz="4" w:space="0" w:color="CBCBCB"/>
+            </w:tcBorders>
+          </w:tcPr>
+          <w:p>
+            <w:r>
+              <w:rPr>
+                <w:sz w:val="20"/>
+              </w:rPr>
+              <w:t>Group Row C1</w:t>
+            </w:r>
+          </w:p>
+        </w:tc>
+        <w:tc>
+          <w:tcPr>
+            <w:tcW w:type="dxa" w:w="1938"/>
+            <w:shd w:val="clear" w:color="auto" w:fill="B8B3D6"/>
+            <w:tcBorders>
+              <w:top w:val="single" w:sz="4" w:space="0" w:color="CBCBCB"/>
+              <w:left w:val="single" w:sz="4" w:space="0" w:color="CBCBCB"/>
+              <w:bottom w:val="single" w:sz="4" w:space="0" w:color="CBCBCB"/>
+              <w:right w:val="single" w:sz="4" w:space="0" w:color="CBCBCB"/>
+            </w:tcBorders>
+          </w:tcPr>
+          <w:p/>
+        </w:tc>
+      </w:tr>
+      <w:tr>
+        <w:tc>
+          <w:tcPr>
+            <w:tcW w:type="dxa" w:w="1938"/>
+            <w:tcBorders>
+              <w:top w:val="single" w:sz="4" w:space="0" w:color="CBCBCB"/>
+              <w:left w:val="single" w:sz="4" w:space="0" w:color="CBCBCB"/>
+              <w:bottom w:val="single" w:sz="4" w:space="0" w:color="CBCBCB"/>
+              <w:right w:val="single" w:sz="4" w:space="0" w:color="CBCBCB"/>
+            </w:tcBorders>
+          </w:tcPr>
+          <w:p>
+            <w:r>
+              <w:rPr>
+                <w:rFonts w:ascii="Courier New" w:hAnsi="Courier New"/>
+                <w:color w:val="F05922"/>
+                <w:sz w:val="20"/>
+              </w:rPr>
+              <w:t>self._batch_src_folder_frame</w:t>
+            </w:r>
+          </w:p>
+        </w:tc>
+        <w:tc>
+          <w:tcPr>
+            <w:tcW w:type="dxa" w:w="1938"/>
+            <w:tcBorders>
+              <w:top w:val="single" w:sz="4" w:space="0" w:color="CBCBCB"/>
+              <w:left w:val="single" w:sz="4" w:space="0" w:color="CBCBCB"/>
+              <w:bottom w:val="single" w:sz="4" w:space="0" w:color="CBCBCB"/>
+              <w:right w:val="single" w:sz="4" w:space="0" w:color="CBCBCB"/>
+            </w:tcBorders>
+          </w:tcPr>
+          <w:p>
+            <w:r>
+              <w:rPr>
+                <w:sz w:val="20"/>
+              </w:rPr>
+              <w:t>Frame (widget)</w:t>
+            </w:r>
+          </w:p>
+        </w:tc>
+        <w:tc>
+          <w:tcPr>
+            <w:tcW w:type="dxa" w:w="1938"/>
+            <w:tcBorders>
+              <w:top w:val="single" w:sz="4" w:space="0" w:color="CBCBCB"/>
+              <w:left w:val="single" w:sz="4" w:space="0" w:color="CBCBCB"/>
+              <w:bottom w:val="single" w:sz="4" w:space="0" w:color="CBCBCB"/>
+              <w:right w:val="single" w:sz="4" w:space="0" w:color="CBCBCB"/>
+            </w:tcBorders>
+          </w:tcPr>
+          <w:p>
+            <w:r>
+              <w:rPr>
+                <w:sz w:val="20"/>
+              </w:rPr>
+              <w:t xml:space="preserve">tạo ở </w:t>
+            </w:r>
+            <w:r>
+              <w:rPr>
+                <w:rFonts w:ascii="Courier New" w:hAnsi="Courier New"/>
+                <w:color w:val="F05922"/>
+                <w:sz w:val="20"/>
+              </w:rPr>
+              <w:t>_build_batch_add_class_ui</w:t>
+            </w:r>
+          </w:p>
+        </w:tc>
+        <w:tc>
+          <w:tcPr>
+            <w:tcW w:type="dxa" w:w="1938"/>
+            <w:tcBorders>
+              <w:top w:val="single" w:sz="4" w:space="0" w:color="CBCBCB"/>
+              <w:left w:val="single" w:sz="4" w:space="0" w:color="CBCBCB"/>
+              <w:bottom w:val="single" w:sz="4" w:space="0" w:color="CBCBCB"/>
+              <w:right w:val="single" w:sz="4" w:space="0" w:color="CBCBCB"/>
+            </w:tcBorders>
+          </w:tcPr>
+          <w:p>
+            <w:r>
+              <w:rPr>
+                <w:sz w:val="20"/>
+              </w:rPr>
+              <w:t>Group Row C2</w:t>
+            </w:r>
+          </w:p>
+        </w:tc>
+        <w:tc>
+          <w:tcPr>
+            <w:tcW w:type="dxa" w:w="1938"/>
+            <w:tcBorders>
+              <w:top w:val="single" w:sz="4" w:space="0" w:color="CBCBCB"/>
+              <w:left w:val="single" w:sz="4" w:space="0" w:color="CBCBCB"/>
+              <w:bottom w:val="single" w:sz="4" w:space="0" w:color="CBCBCB"/>
+              <w:right w:val="single" w:sz="4" w:space="0" w:color="CBCBCB"/>
+            </w:tcBorders>
+          </w:tcPr>
+          <w:p/>
+        </w:tc>
+      </w:tr>
+      <w:tr>
+        <w:tc>
+          <w:tcPr>
+            <w:tcW w:type="dxa" w:w="1938"/>
+            <w:shd w:val="clear" w:color="auto" w:fill="B8B3D6"/>
+            <w:tcBorders>
+              <w:top w:val="single" w:sz="4" w:space="0" w:color="CBCBCB"/>
+              <w:left w:val="single" w:sz="4" w:space="0" w:color="CBCBCB"/>
+              <w:bottom w:val="single" w:sz="4" w:space="0" w:color="CBCBCB"/>
+              <w:right w:val="single" w:sz="4" w:space="0" w:color="CBCBCB"/>
+            </w:tcBorders>
+          </w:tcPr>
+          <w:p>
+            <w:r>
+              <w:rPr>
+                <w:rFonts w:ascii="Courier New" w:hAnsi="Courier New"/>
+                <w:color w:val="F05922"/>
+                <w:sz w:val="20"/>
+              </w:rPr>
+              <w:t>self._batch_model_lbl</w:t>
+            </w:r>
+          </w:p>
+        </w:tc>
+        <w:tc>
+          <w:tcPr>
+            <w:tcW w:type="dxa" w:w="1938"/>
+            <w:shd w:val="clear" w:color="auto" w:fill="B8B3D6"/>
+            <w:tcBorders>
+              <w:top w:val="single" w:sz="4" w:space="0" w:color="CBCBCB"/>
+              <w:left w:val="single" w:sz="4" w:space="0" w:color="CBCBCB"/>
+              <w:bottom w:val="single" w:sz="4" w:space="0" w:color="CBCBCB"/>
+              <w:right w:val="single" w:sz="4" w:space="0" w:color="CBCBCB"/>
+            </w:tcBorders>
+          </w:tcPr>
+          <w:p>
+            <w:r>
+              <w:rPr>
+                <w:sz w:val="20"/>
+              </w:rPr>
+              <w:t>Label (widget)</w:t>
+            </w:r>
+          </w:p>
+        </w:tc>
+        <w:tc>
+          <w:tcPr>
+            <w:tcW w:type="dxa" w:w="1938"/>
+            <w:shd w:val="clear" w:color="auto" w:fill="B8B3D6"/>
+            <w:tcBorders>
+              <w:top w:val="single" w:sz="4" w:space="0" w:color="CBCBCB"/>
+              <w:left w:val="single" w:sz="4" w:space="0" w:color="CBCBCB"/>
+              <w:bottom w:val="single" w:sz="4" w:space="0" w:color="CBCBCB"/>
+              <w:right w:val="single" w:sz="4" w:space="0" w:color="CBCBCB"/>
+            </w:tcBorders>
+          </w:tcPr>
+          <w:p>
+            <w:r>
+              <w:rPr>
+                <w:sz w:val="20"/>
+              </w:rPr>
+              <w:t xml:space="preserve">tạo ở </w:t>
+            </w:r>
+            <w:r>
+              <w:rPr>
+                <w:rFonts w:ascii="Courier New" w:hAnsi="Courier New"/>
+                <w:color w:val="F05922"/>
+                <w:sz w:val="20"/>
+              </w:rPr>
+              <w:t>_build_batch_add_class_ui</w:t>
+            </w:r>
+          </w:p>
+        </w:tc>
+        <w:tc>
+          <w:tcPr>
+            <w:tcW w:type="dxa" w:w="1938"/>
+            <w:shd w:val="clear" w:color="auto" w:fill="B8B3D6"/>
+            <w:tcBorders>
+              <w:top w:val="single" w:sz="4" w:space="0" w:color="CBCBCB"/>
+              <w:left w:val="single" w:sz="4" w:space="0" w:color="CBCBCB"/>
+              <w:bottom w:val="single" w:sz="4" w:space="0" w:color="CBCBCB"/>
+              <w:right w:val="single" w:sz="4" w:space="0" w:color="CBCBCB"/>
+            </w:tcBorders>
+          </w:tcPr>
+          <w:p>
+            <w:r>
+              <w:rPr>
+                <w:sz w:val="20"/>
+              </w:rPr>
+              <w:t>Hiển thị filename model đang dùng trong khung Batch</w:t>
+            </w:r>
+          </w:p>
+        </w:tc>
+        <w:tc>
+          <w:tcPr>
+            <w:tcW w:type="dxa" w:w="1938"/>
+            <w:shd w:val="clear" w:color="auto" w:fill="B8B3D6"/>
+            <w:tcBorders>
+              <w:top w:val="single" w:sz="4" w:space="0" w:color="CBCBCB"/>
+              <w:left w:val="single" w:sz="4" w:space="0" w:color="CBCBCB"/>
+              <w:bottom w:val="single" w:sz="4" w:space="0" w:color="CBCBCB"/>
+              <w:right w:val="single" w:sz="4" w:space="0" w:color="CBCBCB"/>
+            </w:tcBorders>
+          </w:tcPr>
+          <w:p/>
+        </w:tc>
+      </w:tr>
+    </w:tbl>
+    <w:p/>
+    <w:p>
+      <w:pPr>
+        <w:spacing w:after="80"/>
+      </w:pPr>
+      <w:r>
+        <w:rPr>
+          <w:sz w:val="21"/>
+        </w:rPr>
+        <w:t xml:space="preserve">Có thể </w:t>
+      </w:r>
+      <w:r>
+        <w:rPr>
+          <w:rFonts w:ascii="Courier New" w:hAnsi="Courier New"/>
+          <w:color w:val="F05922"/>
+          <w:sz w:val="18"/>
+        </w:rPr>
+        <w:t>_bind_cfg</w:t>
+      </w:r>
+      <w:r>
+        <w:rPr>
+          <w:sz w:val="21"/>
+        </w:rPr>
+        <w:t xml:space="preserve"> cho </w:t>
+      </w:r>
+      <w:r>
+        <w:rPr>
+          <w:rFonts w:ascii="Courier New" w:hAnsi="Courier New"/>
+          <w:color w:val="F05922"/>
+          <w:sz w:val="18"/>
+        </w:rPr>
+        <w:t>_batch_src_mode_var</w:t>
+      </w:r>
+      <w:r>
+        <w:rPr>
+          <w:sz w:val="21"/>
+        </w:rPr>
+        <w:t xml:space="preserve">, </w:t>
+      </w:r>
+      <w:r>
+        <w:rPr>
+          <w:rFonts w:ascii="Courier New" w:hAnsi="Courier New"/>
+          <w:color w:val="F05922"/>
+          <w:sz w:val="18"/>
+        </w:rPr>
+        <w:t>_batch_write_mode_var</w:t>
+      </w:r>
+      <w:r>
+        <w:rPr>
+          <w:sz w:val="21"/>
+        </w:rPr>
+        <w:t xml:space="preserve">, </w:t>
+      </w:r>
+      <w:r>
+        <w:rPr>
+          <w:rFonts w:ascii="Courier New" w:hAnsi="Courier New"/>
+          <w:color w:val="F05922"/>
+          <w:sz w:val="18"/>
+        </w:rPr>
+        <w:t>_batch_src_label_dir_var</w:t>
+      </w:r>
+      <w:r>
+        <w:rPr>
+          <w:sz w:val="21"/>
+        </w:rPr>
+        <w:t xml:space="preserve">, </w:t>
+      </w:r>
+      <w:r>
+        <w:rPr>
+          <w:rFonts w:ascii="Courier New" w:hAnsi="Courier New"/>
+          <w:color w:val="F05922"/>
+          <w:sz w:val="18"/>
+        </w:rPr>
+        <w:t>_batch_src_class_ids_var</w:t>
+      </w:r>
+      <w:r>
+        <w:rPr>
+          <w:sz w:val="21"/>
+        </w:rPr>
+        <w:t xml:space="preserve"> để persist qua session (khuyến khích — key: </w:t>
+      </w:r>
+      <w:r>
+        <w:rPr>
+          <w:rFonts w:ascii="Courier New" w:hAnsi="Courier New"/>
+          <w:color w:val="F05922"/>
+          <w:sz w:val="18"/>
+        </w:rPr>
+        <w:t>bbox.batch.src_mode</w:t>
+      </w:r>
+      <w:r>
+        <w:rPr>
+          <w:sz w:val="21"/>
+        </w:rPr>
+        <w:t xml:space="preserve">, </w:t>
+      </w:r>
+      <w:r>
+        <w:rPr>
+          <w:rFonts w:ascii="Courier New" w:hAnsi="Courier New"/>
+          <w:color w:val="F05922"/>
+          <w:sz w:val="18"/>
+        </w:rPr>
+        <w:t>bbox.batch.write_mode</w:t>
+      </w:r>
+      <w:r>
+        <w:rPr>
+          <w:sz w:val="21"/>
+        </w:rPr>
+        <w:t xml:space="preserve">, </w:t>
+      </w:r>
+      <w:r>
+        <w:rPr>
+          <w:rFonts w:ascii="Courier New" w:hAnsi="Courier New"/>
+          <w:color w:val="F05922"/>
+          <w:sz w:val="18"/>
+        </w:rPr>
+        <w:t>bbox.batch.src_label_dir</w:t>
+      </w:r>
+      <w:r>
+        <w:rPr>
+          <w:sz w:val="21"/>
+        </w:rPr>
+        <w:t xml:space="preserve">, </w:t>
+      </w:r>
+      <w:r>
+        <w:rPr>
+          <w:rFonts w:ascii="Courier New" w:hAnsi="Courier New"/>
+          <w:color w:val="F05922"/>
+          <w:sz w:val="18"/>
+        </w:rPr>
+        <w:t>bbox.batch.src_class_ids</w:t>
+      </w:r>
+      <w:r>
+        <w:rPr>
+          <w:sz w:val="21"/>
+        </w:rPr>
+        <w:t>).</w:t>
+      </w:r>
+    </w:p>
+    <w:p>
+      <w:pPr>
+        <w:spacing w:after="80"/>
+      </w:pPr>
+      <w:r>
+        <w:rPr>
+          <w:b/>
+          <w:sz w:val="21"/>
+        </w:rPr>
+        <w:t>Method mới:</w:t>
+      </w:r>
+    </w:p>
+    <w:tbl>
+      <w:tblPr>
+        <w:tblStyle w:val="TableGrid"/>
+        <w:tblW w:type="auto" w:w="0"/>
+        <w:tblLook w:firstColumn="1" w:firstRow="1" w:lastColumn="0" w:lastRow="0" w:noHBand="0" w:noVBand="1" w:val="04A0"/>
+      </w:tblPr>
+      <w:tblGrid>
+        <w:gridCol w:w="1938"/>
+        <w:gridCol w:w="1938"/>
+        <w:gridCol w:w="1938"/>
+        <w:gridCol w:w="1938"/>
+        <w:gridCol w:w="1938"/>
+      </w:tblGrid>
+      <w:tr>
+        <w:tc>
+          <w:tcPr>
+            <w:tcW w:type="dxa" w:w="1938"/>
+            <w:shd w:val="clear" w:color="auto" w:fill="251C53"/>
+            <w:tcBorders>
+              <w:top w:val="single" w:sz="4" w:space="0" w:color="251C53"/>
+              <w:left w:val="single" w:sz="4" w:space="0" w:color="251C53"/>
+              <w:bottom w:val="single" w:sz="4" w:space="0" w:color="251C53"/>
+              <w:right w:val="single" w:sz="4" w:space="0" w:color="251C53"/>
+            </w:tcBorders>
+          </w:tcPr>
+          <w:p>
+            <w:r>
+              <w:rPr>
+                <w:b/>
+                <w:color w:val="FFFFFF"/>
+                <w:sz w:val="20"/>
+              </w:rPr>
+              <w:t>Method</w:t>
+            </w:r>
+          </w:p>
+        </w:tc>
+        <w:tc>
+          <w:tcPr>
+            <w:tcW w:type="dxa" w:w="1938"/>
+            <w:shd w:val="clear" w:color="auto" w:fill="251C53"/>
+            <w:tcBorders>
+              <w:top w:val="single" w:sz="4" w:space="0" w:color="251C53"/>
+              <w:left w:val="single" w:sz="4" w:space="0" w:color="251C53"/>
+              <w:bottom w:val="single" w:sz="4" w:space="0" w:color="251C53"/>
+              <w:right w:val="single" w:sz="4" w:space="0" w:color="251C53"/>
+            </w:tcBorders>
+          </w:tcPr>
+          <w:p>
+            <w:r>
+              <w:rPr>
+                <w:b/>
+                <w:color w:val="FFFFFF"/>
+                <w:sz w:val="20"/>
+              </w:rPr>
+              <w:t>Signature</w:t>
+            </w:r>
+          </w:p>
+        </w:tc>
+        <w:tc>
+          <w:tcPr>
+            <w:tcW w:type="dxa" w:w="1938"/>
+            <w:shd w:val="clear" w:color="auto" w:fill="251C53"/>
+            <w:tcBorders>
+              <w:top w:val="single" w:sz="4" w:space="0" w:color="251C53"/>
+              <w:left w:val="single" w:sz="4" w:space="0" w:color="251C53"/>
+              <w:bottom w:val="single" w:sz="4" w:space="0" w:color="251C53"/>
+              <w:right w:val="single" w:sz="4" w:space="0" w:color="251C53"/>
+            </w:tcBorders>
+          </w:tcPr>
+          <w:p>
+            <w:r>
+              <w:rPr>
+                <w:b/>
+                <w:color w:val="FFFFFF"/>
+                <w:sz w:val="20"/>
+              </w:rPr>
+              <w:t>Nơi gọi</w:t>
+            </w:r>
+          </w:p>
+        </w:tc>
+        <w:tc>
+          <w:tcPr>
+            <w:tcW w:type="dxa" w:w="1938"/>
+            <w:shd w:val="clear" w:color="auto" w:fill="251C53"/>
+            <w:tcBorders>
+              <w:top w:val="single" w:sz="4" w:space="0" w:color="251C53"/>
+              <w:left w:val="single" w:sz="4" w:space="0" w:color="251C53"/>
+              <w:bottom w:val="single" w:sz="4" w:space="0" w:color="251C53"/>
+              <w:right w:val="single" w:sz="4" w:space="0" w:color="251C53"/>
+            </w:tcBorders>
+          </w:tcPr>
+          <w:p>
+            <w:r>
+              <w:rPr>
+                <w:b/>
+                <w:color w:val="FFFFFF"/>
+                <w:sz w:val="20"/>
+              </w:rPr>
+              <w:t>Mô tả</w:t>
+            </w:r>
+          </w:p>
+        </w:tc>
+        <w:tc>
+          <w:tcPr>
+            <w:tcW w:type="dxa" w:w="1938"/>
+            <w:shd w:val="clear" w:color="auto" w:fill="251C53"/>
+            <w:tcBorders>
+              <w:top w:val="single" w:sz="4" w:space="0" w:color="251C53"/>
+              <w:left w:val="single" w:sz="4" w:space="0" w:color="251C53"/>
+              <w:bottom w:val="single" w:sz="4" w:space="0" w:color="251C53"/>
+              <w:right w:val="single" w:sz="4" w:space="0" w:color="251C53"/>
+            </w:tcBorders>
+          </w:tcPr>
+          <w:p>
+            <w:r>
+              <w:rPr>
+                <w:b/>
+                <w:color w:val="FFFFFF"/>
+                <w:sz w:val="20"/>
+              </w:rPr>
+            </w:r>
+          </w:p>
+        </w:tc>
+      </w:tr>
+      <w:tr>
+        <w:tc>
+          <w:tcPr>
+            <w:tcW w:type="dxa" w:w="1938"/>
+            <w:tcBorders>
+              <w:top w:val="single" w:sz="4" w:space="0" w:color="CBCBCB"/>
+              <w:left w:val="single" w:sz="4" w:space="0" w:color="CBCBCB"/>
+              <w:bottom w:val="single" w:sz="4" w:space="0" w:color="CBCBCB"/>
+              <w:right w:val="single" w:sz="4" w:space="0" w:color="CBCBCB"/>
+            </w:tcBorders>
+          </w:tcPr>
+          <w:p>
+            <w:r>
+              <w:rPr>
+                <w:sz w:val="20"/>
+              </w:rPr>
+              <w:t>---</w:t>
+            </w:r>
+          </w:p>
+        </w:tc>
+        <w:tc>
+          <w:tcPr>
+            <w:tcW w:type="dxa" w:w="1938"/>
+            <w:tcBorders>
+              <w:top w:val="single" w:sz="4" w:space="0" w:color="CBCBCB"/>
+              <w:left w:val="single" w:sz="4" w:space="0" w:color="CBCBCB"/>
+              <w:bottom w:val="single" w:sz="4" w:space="0" w:color="CBCBCB"/>
+              <w:right w:val="single" w:sz="4" w:space="0" w:color="CBCBCB"/>
+            </w:tcBorders>
+          </w:tcPr>
+          <w:p>
+            <w:r>
+              <w:rPr>
+                <w:sz w:val="20"/>
+              </w:rPr>
+              <w:t>---</w:t>
+            </w:r>
+          </w:p>
+        </w:tc>
+        <w:tc>
+          <w:tcPr>
+            <w:tcW w:type="dxa" w:w="1938"/>
+            <w:tcBorders>
+              <w:top w:val="single" w:sz="4" w:space="0" w:color="CBCBCB"/>
+              <w:left w:val="single" w:sz="4" w:space="0" w:color="CBCBCB"/>
+              <w:bottom w:val="single" w:sz="4" w:space="0" w:color="CBCBCB"/>
+              <w:right w:val="single" w:sz="4" w:space="0" w:color="CBCBCB"/>
+            </w:tcBorders>
+          </w:tcPr>
+          <w:p>
+            <w:r>
+              <w:rPr>
+                <w:sz w:val="20"/>
+              </w:rPr>
+              <w:t>---</w:t>
+            </w:r>
+          </w:p>
+        </w:tc>
+        <w:tc>
+          <w:tcPr>
+            <w:tcW w:type="dxa" w:w="1938"/>
+            <w:tcBorders>
+              <w:top w:val="single" w:sz="4" w:space="0" w:color="CBCBCB"/>
+              <w:left w:val="single" w:sz="4" w:space="0" w:color="CBCBCB"/>
+              <w:bottom w:val="single" w:sz="4" w:space="0" w:color="CBCBCB"/>
+              <w:right w:val="single" w:sz="4" w:space="0" w:color="CBCBCB"/>
+            </w:tcBorders>
+          </w:tcPr>
+          <w:p>
+            <w:r>
+              <w:rPr>
+                <w:sz w:val="20"/>
+              </w:rPr>
+              <w:t>---</w:t>
+            </w:r>
+          </w:p>
+        </w:tc>
+        <w:tc>
+          <w:tcPr>
+            <w:tcW w:type="dxa" w:w="1938"/>
+            <w:tcBorders>
+              <w:top w:val="single" w:sz="4" w:space="0" w:color="CBCBCB"/>
+              <w:left w:val="single" w:sz="4" w:space="0" w:color="CBCBCB"/>
+              <w:bottom w:val="single" w:sz="4" w:space="0" w:color="CBCBCB"/>
+              <w:right w:val="single" w:sz="4" w:space="0" w:color="CBCBCB"/>
+            </w:tcBorders>
+          </w:tcPr>
+          <w:p/>
+        </w:tc>
+      </w:tr>
+      <w:tr>
+        <w:tc>
+          <w:tcPr>
+            <w:tcW w:type="dxa" w:w="1938"/>
+            <w:shd w:val="clear" w:color="auto" w:fill="B8B3D6"/>
+            <w:tcBorders>
+              <w:top w:val="single" w:sz="4" w:space="0" w:color="CBCBCB"/>
+              <w:left w:val="single" w:sz="4" w:space="0" w:color="CBCBCB"/>
+              <w:bottom w:val="single" w:sz="4" w:space="0" w:color="CBCBCB"/>
+              <w:right w:val="single" w:sz="4" w:space="0" w:color="CBCBCB"/>
+            </w:tcBorders>
+          </w:tcPr>
+          <w:p>
+            <w:r>
+              <w:rPr>
+                <w:rFonts w:ascii="Courier New" w:hAnsi="Courier New"/>
+                <w:color w:val="F05922"/>
+                <w:sz w:val="20"/>
+              </w:rPr>
+              <w:t>_batch_refresh_model_display</w:t>
+            </w:r>
+          </w:p>
+        </w:tc>
+        <w:tc>
+          <w:tcPr>
+            <w:tcW w:type="dxa" w:w="1938"/>
+            <w:shd w:val="clear" w:color="auto" w:fill="B8B3D6"/>
+            <w:tcBorders>
+              <w:top w:val="single" w:sz="4" w:space="0" w:color="CBCBCB"/>
+              <w:left w:val="single" w:sz="4" w:space="0" w:color="CBCBCB"/>
+              <w:bottom w:val="single" w:sz="4" w:space="0" w:color="CBCBCB"/>
+              <w:right w:val="single" w:sz="4" w:space="0" w:color="CBCBCB"/>
+            </w:tcBorders>
+          </w:tcPr>
+          <w:p>
+            <w:r>
+              <w:rPr>
+                <w:rFonts w:ascii="Courier New" w:hAnsi="Courier New"/>
+                <w:color w:val="F05922"/>
+                <w:sz w:val="20"/>
+              </w:rPr>
+              <w:t>(self) -&gt; None</w:t>
+            </w:r>
+          </w:p>
+        </w:tc>
+        <w:tc>
+          <w:tcPr>
+            <w:tcW w:type="dxa" w:w="1938"/>
+            <w:shd w:val="clear" w:color="auto" w:fill="B8B3D6"/>
+            <w:tcBorders>
+              <w:top w:val="single" w:sz="4" w:space="0" w:color="CBCBCB"/>
+              <w:left w:val="single" w:sz="4" w:space="0" w:color="CBCBCB"/>
+              <w:bottom w:val="single" w:sz="4" w:space="0" w:color="CBCBCB"/>
+              <w:right w:val="single" w:sz="4" w:space="0" w:color="CBCBCB"/>
+            </w:tcBorders>
+          </w:tcPr>
+          <w:p>
+            <w:r>
+              <w:rPr>
+                <w:sz w:val="20"/>
+              </w:rPr>
+              <w:t xml:space="preserve">Cuối </w:t>
+            </w:r>
+            <w:r>
+              <w:rPr>
+                <w:rFonts w:ascii="Courier New" w:hAnsi="Courier New"/>
+                <w:color w:val="F05922"/>
+                <w:sz w:val="20"/>
+              </w:rPr>
+              <w:t>_build_batch_add_class_ui</w:t>
+            </w:r>
+            <w:r>
+              <w:rPr>
+                <w:sz w:val="20"/>
+              </w:rPr>
+              <w:t xml:space="preserve"> + cuối </w:t>
+            </w:r>
+            <w:r>
+              <w:rPr>
+                <w:rFonts w:ascii="Courier New" w:hAnsi="Courier New"/>
+                <w:color w:val="F05922"/>
+                <w:sz w:val="20"/>
+              </w:rPr>
+              <w:t>_on_det_model_loaded</w:t>
+            </w:r>
+          </w:p>
+        </w:tc>
+        <w:tc>
+          <w:tcPr>
+            <w:tcW w:type="dxa" w:w="1938"/>
+            <w:shd w:val="clear" w:color="auto" w:fill="B8B3D6"/>
+            <w:tcBorders>
+              <w:top w:val="single" w:sz="4" w:space="0" w:color="CBCBCB"/>
+              <w:left w:val="single" w:sz="4" w:space="0" w:color="CBCBCB"/>
+              <w:bottom w:val="single" w:sz="4" w:space="0" w:color="CBCBCB"/>
+              <w:right w:val="single" w:sz="4" w:space="0" w:color="CBCBCB"/>
+            </w:tcBorders>
+          </w:tcPr>
+          <w:p>
+            <w:r>
+              <w:rPr>
+                <w:sz w:val="20"/>
+              </w:rPr>
+              <w:t xml:space="preserve">Cập nhật </w:t>
+            </w:r>
+            <w:r>
+              <w:rPr>
+                <w:rFonts w:ascii="Courier New" w:hAnsi="Courier New"/>
+                <w:color w:val="F05922"/>
+                <w:sz w:val="20"/>
+              </w:rPr>
+              <w:t>self._batch_model_lbl</w:t>
+            </w:r>
+            <w:r>
+              <w:rPr>
+                <w:sz w:val="20"/>
+              </w:rPr>
+              <w:t xml:space="preserve"> từ </w:t>
+            </w:r>
+            <w:r>
+              <w:rPr>
+                <w:rFonts w:ascii="Courier New" w:hAnsi="Courier New"/>
+                <w:color w:val="F05922"/>
+                <w:sz w:val="20"/>
+              </w:rPr>
+              <w:t>self._det_model_path.get()</w:t>
+            </w:r>
+            <w:r>
+              <w:rPr>
+                <w:sz w:val="20"/>
+              </w:rPr>
+              <w:t xml:space="preserve"> (basename hoặc "(chưa load)").</w:t>
+            </w:r>
+          </w:p>
+        </w:tc>
+        <w:tc>
+          <w:tcPr>
+            <w:tcW w:type="dxa" w:w="1938"/>
+            <w:shd w:val="clear" w:color="auto" w:fill="B8B3D6"/>
+            <w:tcBorders>
+              <w:top w:val="single" w:sz="4" w:space="0" w:color="CBCBCB"/>
+              <w:left w:val="single" w:sz="4" w:space="0" w:color="CBCBCB"/>
+              <w:bottom w:val="single" w:sz="4" w:space="0" w:color="CBCBCB"/>
+              <w:right w:val="single" w:sz="4" w:space="0" w:color="CBCBCB"/>
+            </w:tcBorders>
+          </w:tcPr>
+          <w:p/>
+        </w:tc>
+      </w:tr>
+      <w:tr>
+        <w:tc>
+          <w:tcPr>
+            <w:tcW w:type="dxa" w:w="1938"/>
+            <w:tcBorders>
+              <w:top w:val="single" w:sz="4" w:space="0" w:color="CBCBCB"/>
+              <w:left w:val="single" w:sz="4" w:space="0" w:color="CBCBCB"/>
+              <w:bottom w:val="single" w:sz="4" w:space="0" w:color="CBCBCB"/>
+              <w:right w:val="single" w:sz="4" w:space="0" w:color="CBCBCB"/>
+            </w:tcBorders>
+          </w:tcPr>
+          <w:p>
+            <w:r>
+              <w:rPr>
+                <w:rFonts w:ascii="Courier New" w:hAnsi="Courier New"/>
+                <w:color w:val="F05922"/>
+                <w:sz w:val="20"/>
+              </w:rPr>
+              <w:t>_on_batch_src_mode_change</w:t>
+            </w:r>
+          </w:p>
+        </w:tc>
+        <w:tc>
+          <w:tcPr>
+            <w:tcW w:type="dxa" w:w="1938"/>
+            <w:tcBorders>
+              <w:top w:val="single" w:sz="4" w:space="0" w:color="CBCBCB"/>
+              <w:left w:val="single" w:sz="4" w:space="0" w:color="CBCBCB"/>
+              <w:bottom w:val="single" w:sz="4" w:space="0" w:color="CBCBCB"/>
+              <w:right w:val="single" w:sz="4" w:space="0" w:color="CBCBCB"/>
+            </w:tcBorders>
+          </w:tcPr>
+          <w:p>
+            <w:r>
+              <w:rPr>
+                <w:rFonts w:ascii="Courier New" w:hAnsi="Courier New"/>
+                <w:color w:val="F05922"/>
+                <w:sz w:val="20"/>
+              </w:rPr>
+              <w:t>(self, _event=None) -&gt; None</w:t>
+            </w:r>
+          </w:p>
+        </w:tc>
+        <w:tc>
+          <w:tcPr>
+            <w:tcW w:type="dxa" w:w="1938"/>
+            <w:tcBorders>
+              <w:top w:val="single" w:sz="4" w:space="0" w:color="CBCBCB"/>
+              <w:left w:val="single" w:sz="4" w:space="0" w:color="CBCBCB"/>
+              <w:bottom w:val="single" w:sz="4" w:space="0" w:color="CBCBCB"/>
+              <w:right w:val="single" w:sz="4" w:space="0" w:color="CBCBCB"/>
+            </w:tcBorders>
+          </w:tcPr>
+          <w:p>
+            <w:r>
+              <w:rPr>
+                <w:sz w:val="20"/>
+              </w:rPr>
+              <w:t>Radiobutton Row B command</w:t>
+            </w:r>
+          </w:p>
+        </w:tc>
+        <w:tc>
+          <w:tcPr>
+            <w:tcW w:type="dxa" w:w="1938"/>
+            <w:tcBorders>
+              <w:top w:val="single" w:sz="4" w:space="0" w:color="CBCBCB"/>
+              <w:left w:val="single" w:sz="4" w:space="0" w:color="CBCBCB"/>
+              <w:bottom w:val="single" w:sz="4" w:space="0" w:color="CBCBCB"/>
+              <w:right w:val="single" w:sz="4" w:space="0" w:color="CBCBCB"/>
+            </w:tcBorders>
+          </w:tcPr>
+          <w:p>
+            <w:r>
+              <w:rPr>
+                <w:sz w:val="20"/>
+              </w:rPr>
+              <w:t xml:space="preserve">Ẩn/hiện </w:t>
+            </w:r>
+            <w:r>
+              <w:rPr>
+                <w:rFonts w:ascii="Courier New" w:hAnsi="Courier New"/>
+                <w:color w:val="F05922"/>
+                <w:sz w:val="20"/>
+              </w:rPr>
+              <w:t>_batch_src_model_frame</w:t>
+            </w:r>
+            <w:r>
+              <w:rPr>
+                <w:sz w:val="20"/>
+              </w:rPr>
+              <w:t xml:space="preserve"> / </w:t>
+            </w:r>
+            <w:r>
+              <w:rPr>
+                <w:rFonts w:ascii="Courier New" w:hAnsi="Courier New"/>
+                <w:color w:val="F05922"/>
+                <w:sz w:val="20"/>
+              </w:rPr>
+              <w:t>_batch_src_folder_frame</w:t>
+            </w:r>
+            <w:r>
+              <w:rPr>
+                <w:sz w:val="20"/>
+              </w:rPr>
+              <w:t>.</w:t>
+            </w:r>
+          </w:p>
+        </w:tc>
+        <w:tc>
+          <w:tcPr>
+            <w:tcW w:type="dxa" w:w="1938"/>
+            <w:tcBorders>
+              <w:top w:val="single" w:sz="4" w:space="0" w:color="CBCBCB"/>
+              <w:left w:val="single" w:sz="4" w:space="0" w:color="CBCBCB"/>
+              <w:bottom w:val="single" w:sz="4" w:space="0" w:color="CBCBCB"/>
+              <w:right w:val="single" w:sz="4" w:space="0" w:color="CBCBCB"/>
+            </w:tcBorders>
+          </w:tcPr>
+          <w:p/>
+        </w:tc>
+      </w:tr>
+      <w:tr>
+        <w:tc>
+          <w:tcPr>
+            <w:tcW w:type="dxa" w:w="1938"/>
+            <w:shd w:val="clear" w:color="auto" w:fill="B8B3D6"/>
+            <w:tcBorders>
+              <w:top w:val="single" w:sz="4" w:space="0" w:color="CBCBCB"/>
+              <w:left w:val="single" w:sz="4" w:space="0" w:color="CBCBCB"/>
+              <w:bottom w:val="single" w:sz="4" w:space="0" w:color="CBCBCB"/>
+              <w:right w:val="single" w:sz="4" w:space="0" w:color="CBCBCB"/>
+            </w:tcBorders>
+          </w:tcPr>
+          <w:p>
+            <w:r>
+              <w:rPr>
+                <w:rFonts w:ascii="Courier New" w:hAnsi="Courier New"/>
+                <w:color w:val="F05922"/>
+                <w:sz w:val="20"/>
+              </w:rPr>
+              <w:t>_batch_browse_src_label_dir</w:t>
+            </w:r>
+          </w:p>
+        </w:tc>
+        <w:tc>
+          <w:tcPr>
+            <w:tcW w:type="dxa" w:w="1938"/>
+            <w:shd w:val="clear" w:color="auto" w:fill="B8B3D6"/>
+            <w:tcBorders>
+              <w:top w:val="single" w:sz="4" w:space="0" w:color="CBCBCB"/>
+              <w:left w:val="single" w:sz="4" w:space="0" w:color="CBCBCB"/>
+              <w:bottom w:val="single" w:sz="4" w:space="0" w:color="CBCBCB"/>
+              <w:right w:val="single" w:sz="4" w:space="0" w:color="CBCBCB"/>
+            </w:tcBorders>
+          </w:tcPr>
+          <w:p>
+            <w:r>
+              <w:rPr>
+                <w:rFonts w:ascii="Courier New" w:hAnsi="Courier New"/>
+                <w:color w:val="F05922"/>
+                <w:sz w:val="20"/>
+              </w:rPr>
+              <w:t>(self) -&gt; None</w:t>
+            </w:r>
+          </w:p>
+        </w:tc>
+        <w:tc>
+          <w:tcPr>
+            <w:tcW w:type="dxa" w:w="1938"/>
+            <w:shd w:val="clear" w:color="auto" w:fill="B8B3D6"/>
+            <w:tcBorders>
+              <w:top w:val="single" w:sz="4" w:space="0" w:color="CBCBCB"/>
+              <w:left w:val="single" w:sz="4" w:space="0" w:color="CBCBCB"/>
+              <w:bottom w:val="single" w:sz="4" w:space="0" w:color="CBCBCB"/>
+              <w:right w:val="single" w:sz="4" w:space="0" w:color="CBCBCB"/>
+            </w:tcBorders>
+          </w:tcPr>
+          <w:p>
+            <w:r>
+              <w:rPr>
+                <w:sz w:val="20"/>
+              </w:rPr>
+              <w:t>Button "📁" cạnh Entry Row C2</w:t>
+            </w:r>
+          </w:p>
+        </w:tc>
+        <w:tc>
+          <w:tcPr>
+            <w:tcW w:type="dxa" w:w="1938"/>
+            <w:shd w:val="clear" w:color="auto" w:fill="B8B3D6"/>
+            <w:tcBorders>
+              <w:top w:val="single" w:sz="4" w:space="0" w:color="CBCBCB"/>
+              <w:left w:val="single" w:sz="4" w:space="0" w:color="CBCBCB"/>
+              <w:bottom w:val="single" w:sz="4" w:space="0" w:color="CBCBCB"/>
+              <w:right w:val="single" w:sz="4" w:space="0" w:color="CBCBCB"/>
+            </w:tcBorders>
+          </w:tcPr>
+          <w:p>
+            <w:r>
+              <w:rPr>
+                <w:rFonts w:ascii="Courier New" w:hAnsi="Courier New"/>
+                <w:color w:val="F05922"/>
+                <w:sz w:val="20"/>
+              </w:rPr>
+              <w:t>filedialog.askdirectory</w:t>
+            </w:r>
+            <w:r>
+              <w:rPr>
+                <w:sz w:val="20"/>
+              </w:rPr>
+              <w:t xml:space="preserve"> set </w:t>
+            </w:r>
+            <w:r>
+              <w:rPr>
+                <w:rFonts w:ascii="Courier New" w:hAnsi="Courier New"/>
+                <w:color w:val="F05922"/>
+                <w:sz w:val="20"/>
+              </w:rPr>
+              <w:t>self._batch_src_label_dir_var</w:t>
+            </w:r>
+            <w:r>
+              <w:rPr>
+                <w:sz w:val="20"/>
+              </w:rPr>
+              <w:t>.</w:t>
+            </w:r>
+          </w:p>
+        </w:tc>
+        <w:tc>
+          <w:tcPr>
+            <w:tcW w:type="dxa" w:w="1938"/>
+            <w:shd w:val="clear" w:color="auto" w:fill="B8B3D6"/>
+            <w:tcBorders>
+              <w:top w:val="single" w:sz="4" w:space="0" w:color="CBCBCB"/>
+              <w:left w:val="single" w:sz="4" w:space="0" w:color="CBCBCB"/>
+              <w:bottom w:val="single" w:sz="4" w:space="0" w:color="CBCBCB"/>
+              <w:right w:val="single" w:sz="4" w:space="0" w:color="CBCBCB"/>
+            </w:tcBorders>
+          </w:tcPr>
+          <w:p/>
+        </w:tc>
+      </w:tr>
+      <w:tr>
+        <w:tc>
+          <w:tcPr>
+            <w:tcW w:type="dxa" w:w="1938"/>
+            <w:tcBorders>
+              <w:top w:val="single" w:sz="4" w:space="0" w:color="CBCBCB"/>
+              <w:left w:val="single" w:sz="4" w:space="0" w:color="CBCBCB"/>
+              <w:bottom w:val="single" w:sz="4" w:space="0" w:color="CBCBCB"/>
+              <w:right w:val="single" w:sz="4" w:space="0" w:color="CBCBCB"/>
+            </w:tcBorders>
+          </w:tcPr>
+          <w:p>
+            <w:r>
+              <w:rPr>
+                <w:rFonts w:ascii="Courier New" w:hAnsi="Courier New"/>
+                <w:color w:val="F05922"/>
+                <w:sz w:val="20"/>
+              </w:rPr>
+              <w:t>_batch_parse_src_ids</w:t>
+            </w:r>
+          </w:p>
+        </w:tc>
+        <w:tc>
+          <w:tcPr>
+            <w:tcW w:type="dxa" w:w="1938"/>
+            <w:tcBorders>
+              <w:top w:val="single" w:sz="4" w:space="0" w:color="CBCBCB"/>
+              <w:left w:val="single" w:sz="4" w:space="0" w:color="CBCBCB"/>
+              <w:bottom w:val="single" w:sz="4" w:space="0" w:color="CBCBCB"/>
+              <w:right w:val="single" w:sz="4" w:space="0" w:color="CBCBCB"/>
+            </w:tcBorders>
+          </w:tcPr>
+          <w:p>
+            <w:r>
+              <w:rPr>
+                <w:rFonts w:ascii="Courier New" w:hAnsi="Courier New"/>
+                <w:color w:val="F05922"/>
+                <w:sz w:val="20"/>
+              </w:rPr>
+              <w:t>(self) -&gt; tuple[set, str]</w:t>
+            </w:r>
+          </w:p>
+        </w:tc>
+        <w:tc>
+          <w:tcPr>
+            <w:tcW w:type="dxa" w:w="1938"/>
+            <w:tcBorders>
+              <w:top w:val="single" w:sz="4" w:space="0" w:color="CBCBCB"/>
+              <w:left w:val="single" w:sz="4" w:space="0" w:color="CBCBCB"/>
+              <w:bottom w:val="single" w:sz="4" w:space="0" w:color="CBCBCB"/>
+              <w:right w:val="single" w:sz="4" w:space="0" w:color="CBCBCB"/>
+            </w:tcBorders>
+          </w:tcPr>
+          <w:p>
+            <w:r>
+              <w:rPr>
+                <w:sz w:val="20"/>
+              </w:rPr>
+              <w:t xml:space="preserve">Trong </w:t>
+            </w:r>
+            <w:r>
+              <w:rPr>
+                <w:rFonts w:ascii="Courier New" w:hAnsi="Courier New"/>
+                <w:color w:val="F05922"/>
+                <w:sz w:val="20"/>
+              </w:rPr>
+              <w:t>_batch_start</w:t>
+            </w:r>
+            <w:r>
+              <w:rPr>
+                <w:sz w:val="20"/>
+              </w:rPr>
+              <w:t xml:space="preserve"> (folder mode)</w:t>
+            </w:r>
+          </w:p>
+        </w:tc>
+        <w:tc>
+          <w:tcPr>
+            <w:tcW w:type="dxa" w:w="1938"/>
+            <w:tcBorders>
+              <w:top w:val="single" w:sz="4" w:space="0" w:color="CBCBCB"/>
+              <w:left w:val="single" w:sz="4" w:space="0" w:color="CBCBCB"/>
+              <w:bottom w:val="single" w:sz="4" w:space="0" w:color="CBCBCB"/>
+              <w:right w:val="single" w:sz="4" w:space="0" w:color="CBCBCB"/>
+            </w:tcBorders>
+          </w:tcPr>
+          <w:p>
+            <w:r>
+              <w:rPr>
+                <w:sz w:val="20"/>
+              </w:rPr>
+              <w:t>Parse ô class_id nguồn.</w:t>
+            </w:r>
+          </w:p>
+        </w:tc>
+        <w:tc>
+          <w:tcPr>
+            <w:tcW w:type="dxa" w:w="1938"/>
+            <w:tcBorders>
+              <w:top w:val="single" w:sz="4" w:space="0" w:color="CBCBCB"/>
+              <w:left w:val="single" w:sz="4" w:space="0" w:color="CBCBCB"/>
+              <w:bottom w:val="single" w:sz="4" w:space="0" w:color="CBCBCB"/>
+              <w:right w:val="single" w:sz="4" w:space="0" w:color="CBCBCB"/>
+            </w:tcBorders>
+          </w:tcPr>
+          <w:p/>
+        </w:tc>
+      </w:tr>
+      <w:tr>
+        <w:tc>
+          <w:tcPr>
+            <w:tcW w:type="dxa" w:w="1938"/>
+            <w:shd w:val="clear" w:color="auto" w:fill="B8B3D6"/>
+            <w:tcBorders>
+              <w:top w:val="single" w:sz="4" w:space="0" w:color="CBCBCB"/>
+              <w:left w:val="single" w:sz="4" w:space="0" w:color="CBCBCB"/>
+              <w:bottom w:val="single" w:sz="4" w:space="0" w:color="CBCBCB"/>
+              <w:right w:val="single" w:sz="4" w:space="0" w:color="CBCBCB"/>
+            </w:tcBorders>
+          </w:tcPr>
+          <w:p>
+            <w:r>
+              <w:rPr>
+                <w:rFonts w:ascii="Courier New" w:hAnsi="Courier New"/>
+                <w:color w:val="F05922"/>
+                <w:sz w:val="20"/>
+              </w:rPr>
+              <w:t>_batch_get_new_boxes_for_image</w:t>
+            </w:r>
+          </w:p>
+        </w:tc>
+        <w:tc>
+          <w:tcPr>
+            <w:tcW w:type="dxa" w:w="1938"/>
+            <w:shd w:val="clear" w:color="auto" w:fill="B8B3D6"/>
+            <w:tcBorders>
+              <w:top w:val="single" w:sz="4" w:space="0" w:color="CBCBCB"/>
+              <w:left w:val="single" w:sz="4" w:space="0" w:color="CBCBCB"/>
+              <w:bottom w:val="single" w:sz="4" w:space="0" w:color="CBCBCB"/>
+              <w:right w:val="single" w:sz="4" w:space="0" w:color="CBCBCB"/>
+            </w:tcBorders>
+          </w:tcPr>
+          <w:p>
+            <w:r>
+              <w:rPr>
+                <w:sz w:val="20"/>
+              </w:rPr>
+              <w:t>`(self, fp, src_ids, dst_cid, source_mode, src_label_dir, need_preview_px) -&gt; tuple\</w:t>
+            </w:r>
+          </w:p>
+        </w:tc>
+        <w:tc>
+          <w:tcPr>
+            <w:tcW w:type="dxa" w:w="1938"/>
+            <w:shd w:val="clear" w:color="auto" w:fill="B8B3D6"/>
+            <w:tcBorders>
+              <w:top w:val="single" w:sz="4" w:space="0" w:color="CBCBCB"/>
+              <w:left w:val="single" w:sz="4" w:space="0" w:color="CBCBCB"/>
+              <w:bottom w:val="single" w:sz="4" w:space="0" w:color="CBCBCB"/>
+              <w:right w:val="single" w:sz="4" w:space="0" w:color="CBCBCB"/>
+            </w:tcBorders>
+          </w:tcPr>
+          <w:p>
+            <w:r>
+              <w:rPr>
+                <w:sz w:val="20"/>
+              </w:rPr>
+              <w:t>None`</w:t>
+            </w:r>
+          </w:p>
+        </w:tc>
+        <w:tc>
+          <w:tcPr>
+            <w:tcW w:type="dxa" w:w="1938"/>
+            <w:shd w:val="clear" w:color="auto" w:fill="B8B3D6"/>
+            <w:tcBorders>
+              <w:top w:val="single" w:sz="4" w:space="0" w:color="CBCBCB"/>
+              <w:left w:val="single" w:sz="4" w:space="0" w:color="CBCBCB"/>
+              <w:bottom w:val="single" w:sz="4" w:space="0" w:color="CBCBCB"/>
+              <w:right w:val="single" w:sz="4" w:space="0" w:color="CBCBCB"/>
+            </w:tcBorders>
+          </w:tcPr>
+          <w:p>
+            <w:r>
+              <w:rPr>
+                <w:sz w:val="20"/>
+              </w:rPr>
+              <w:t xml:space="preserve">Trong </w:t>
+            </w:r>
+            <w:r>
+              <w:rPr>
+                <w:rFonts w:ascii="Courier New" w:hAnsi="Courier New"/>
+                <w:color w:val="F05922"/>
+                <w:sz w:val="20"/>
+              </w:rPr>
+              <w:t>_batch_worker</w:t>
+            </w:r>
+          </w:p>
+        </w:tc>
+        <w:tc>
+          <w:tcPr>
+            <w:tcW w:type="dxa" w:w="1938"/>
+            <w:shd w:val="clear" w:color="auto" w:fill="B8B3D6"/>
+            <w:tcBorders>
+              <w:top w:val="single" w:sz="4" w:space="0" w:color="CBCBCB"/>
+              <w:left w:val="single" w:sz="4" w:space="0" w:color="CBCBCB"/>
+              <w:bottom w:val="single" w:sz="4" w:space="0" w:color="CBCBCB"/>
+              <w:right w:val="single" w:sz="4" w:space="0" w:color="CBCBCB"/>
+            </w:tcBorders>
+          </w:tcPr>
+          <w:p>
+            <w:r>
+              <w:rPr>
+                <w:sz w:val="20"/>
+              </w:rPr>
+              <w:t>Abstract source layer — pseudocode ở (c).</w:t>
+            </w:r>
+          </w:p>
+        </w:tc>
+      </w:tr>
+      <w:tr>
+        <w:tc>
+          <w:tcPr>
+            <w:tcW w:type="dxa" w:w="1938"/>
+            <w:tcBorders>
+              <w:top w:val="single" w:sz="4" w:space="0" w:color="CBCBCB"/>
+              <w:left w:val="single" w:sz="4" w:space="0" w:color="CBCBCB"/>
+              <w:bottom w:val="single" w:sz="4" w:space="0" w:color="CBCBCB"/>
+              <w:right w:val="single" w:sz="4" w:space="0" w:color="CBCBCB"/>
+            </w:tcBorders>
+          </w:tcPr>
+          <w:p>
+            <w:r>
+              <w:rPr>
+                <w:rFonts w:ascii="Courier New" w:hAnsi="Courier New"/>
+                <w:color w:val="F05922"/>
+                <w:sz w:val="20"/>
+              </w:rPr>
+              <w:t>_batch_write_new_lines</w:t>
+            </w:r>
+          </w:p>
+        </w:tc>
+        <w:tc>
+          <w:tcPr>
+            <w:tcW w:type="dxa" w:w="1938"/>
+            <w:tcBorders>
+              <w:top w:val="single" w:sz="4" w:space="0" w:color="CBCBCB"/>
+              <w:left w:val="single" w:sz="4" w:space="0" w:color="CBCBCB"/>
+              <w:bottom w:val="single" w:sz="4" w:space="0" w:color="CBCBCB"/>
+              <w:right w:val="single" w:sz="4" w:space="0" w:color="CBCBCB"/>
+            </w:tcBorders>
+          </w:tcPr>
+          <w:p>
+            <w:r>
+              <w:rPr>
+                <w:rFonts w:ascii="Courier New" w:hAnsi="Courier New"/>
+                <w:color w:val="F05922"/>
+                <w:sz w:val="20"/>
+              </w:rPr>
+              <w:t>(self, lbl_path, new_lines_norm, dst_cid, replace_mode) -&gt; None</w:t>
+            </w:r>
+          </w:p>
+        </w:tc>
+        <w:tc>
+          <w:tcPr>
+            <w:tcW w:type="dxa" w:w="1938"/>
+            <w:tcBorders>
+              <w:top w:val="single" w:sz="4" w:space="0" w:color="CBCBCB"/>
+              <w:left w:val="single" w:sz="4" w:space="0" w:color="CBCBCB"/>
+              <w:bottom w:val="single" w:sz="4" w:space="0" w:color="CBCBCB"/>
+              <w:right w:val="single" w:sz="4" w:space="0" w:color="CBCBCB"/>
+            </w:tcBorders>
+          </w:tcPr>
+          <w:p>
+            <w:r>
+              <w:rPr>
+                <w:sz w:val="20"/>
+              </w:rPr>
+              <w:t xml:space="preserve">Trong </w:t>
+            </w:r>
+            <w:r>
+              <w:rPr>
+                <w:rFonts w:ascii="Courier New" w:hAnsi="Courier New"/>
+                <w:color w:val="F05922"/>
+                <w:sz w:val="20"/>
+              </w:rPr>
+              <w:t>_batch_worker</w:t>
+            </w:r>
+          </w:p>
+        </w:tc>
+        <w:tc>
+          <w:tcPr>
+            <w:tcW w:type="dxa" w:w="1938"/>
+            <w:tcBorders>
+              <w:top w:val="single" w:sz="4" w:space="0" w:color="CBCBCB"/>
+              <w:left w:val="single" w:sz="4" w:space="0" w:color="CBCBCB"/>
+              <w:bottom w:val="single" w:sz="4" w:space="0" w:color="CBCBCB"/>
+              <w:right w:val="single" w:sz="4" w:space="0" w:color="CBCBCB"/>
+            </w:tcBorders>
+          </w:tcPr>
+          <w:p>
+            <w:r>
+              <w:rPr>
+                <w:sz w:val="20"/>
+              </w:rPr>
+              <w:t>Ghi text-level append/replace — pseudocode ở (d).</w:t>
+            </w:r>
+          </w:p>
+        </w:tc>
+        <w:tc>
+          <w:tcPr>
+            <w:tcW w:type="dxa" w:w="1938"/>
+            <w:tcBorders>
+              <w:top w:val="single" w:sz="4" w:space="0" w:color="CBCBCB"/>
+              <w:left w:val="single" w:sz="4" w:space="0" w:color="CBCBCB"/>
+              <w:bottom w:val="single" w:sz="4" w:space="0" w:color="CBCBCB"/>
+              <w:right w:val="single" w:sz="4" w:space="0" w:color="CBCBCB"/>
+            </w:tcBorders>
+          </w:tcPr>
+          <w:p/>
+        </w:tc>
+      </w:tr>
+    </w:tbl>
+    <w:p/>
+    <w:p>
+      <w:pPr>
+        <w:spacing w:after="80"/>
+      </w:pPr>
+      <w:r>
+        <w:rPr>
+          <w:b/>
+          <w:sz w:val="21"/>
+        </w:rPr>
+        <w:t>Method sửa (KHÔNG tạo mới):</w:t>
+      </w:r>
+    </w:p>
+    <w:tbl>
+      <w:tblPr>
+        <w:tblStyle w:val="TableGrid"/>
+        <w:tblW w:type="auto" w:w="0"/>
+        <w:tblLook w:firstColumn="1" w:firstRow="1" w:lastColumn="0" w:lastRow="0" w:noHBand="0" w:noVBand="1" w:val="04A0"/>
+      </w:tblPr>
+      <w:tblGrid>
+        <w:gridCol w:w="4844"/>
+        <w:gridCol w:w="4844"/>
+      </w:tblGrid>
+      <w:tr>
+        <w:tc>
+          <w:tcPr>
+            <w:tcW w:type="dxa" w:w="4844"/>
+            <w:shd w:val="clear" w:color="auto" w:fill="251C53"/>
+            <w:tcBorders>
+              <w:top w:val="single" w:sz="4" w:space="0" w:color="251C53"/>
+              <w:left w:val="single" w:sz="4" w:space="0" w:color="251C53"/>
+              <w:bottom w:val="single" w:sz="4" w:space="0" w:color="251C53"/>
+              <w:right w:val="single" w:sz="4" w:space="0" w:color="251C53"/>
+            </w:tcBorders>
+          </w:tcPr>
+          <w:p>
+            <w:r>
+              <w:rPr>
+                <w:b/>
+                <w:color w:val="FFFFFF"/>
+                <w:sz w:val="20"/>
+              </w:rPr>
+              <w:t>Method</w:t>
+            </w:r>
+          </w:p>
+        </w:tc>
+        <w:tc>
+          <w:tcPr>
+            <w:tcW w:type="dxa" w:w="4844"/>
+            <w:shd w:val="clear" w:color="auto" w:fill="251C53"/>
+            <w:tcBorders>
+              <w:top w:val="single" w:sz="4" w:space="0" w:color="251C53"/>
+              <w:left w:val="single" w:sz="4" w:space="0" w:color="251C53"/>
+              <w:bottom w:val="single" w:sz="4" w:space="0" w:color="251C53"/>
+              <w:right w:val="single" w:sz="4" w:space="0" w:color="251C53"/>
+            </w:tcBorders>
+          </w:tcPr>
+          <w:p>
+            <w:r>
+              <w:rPr>
+                <w:b/>
+                <w:color w:val="FFFFFF"/>
+                <w:sz w:val="20"/>
+              </w:rPr>
+              <w:t>Sửa gì</w:t>
+            </w:r>
+          </w:p>
+        </w:tc>
+      </w:tr>
+      <w:tr>
+        <w:tc>
+          <w:tcPr>
+            <w:tcW w:type="dxa" w:w="4844"/>
+            <w:tcBorders>
+              <w:top w:val="single" w:sz="4" w:space="0" w:color="CBCBCB"/>
+              <w:left w:val="single" w:sz="4" w:space="0" w:color="CBCBCB"/>
+              <w:bottom w:val="single" w:sz="4" w:space="0" w:color="CBCBCB"/>
+              <w:right w:val="single" w:sz="4" w:space="0" w:color="CBCBCB"/>
+            </w:tcBorders>
+          </w:tcPr>
+          <w:p>
+            <w:r>
+              <w:rPr>
+                <w:sz w:val="20"/>
+              </w:rPr>
+              <w:t>---</w:t>
+            </w:r>
+          </w:p>
+        </w:tc>
+        <w:tc>
+          <w:tcPr>
+            <w:tcW w:type="dxa" w:w="4844"/>
+            <w:tcBorders>
+              <w:top w:val="single" w:sz="4" w:space="0" w:color="CBCBCB"/>
+              <w:left w:val="single" w:sz="4" w:space="0" w:color="CBCBCB"/>
+              <w:bottom w:val="single" w:sz="4" w:space="0" w:color="CBCBCB"/>
+              <w:right w:val="single" w:sz="4" w:space="0" w:color="CBCBCB"/>
+            </w:tcBorders>
+          </w:tcPr>
+          <w:p>
+            <w:r>
+              <w:rPr>
+                <w:sz w:val="20"/>
+              </w:rPr>
+              <w:t>---</w:t>
+            </w:r>
+          </w:p>
+        </w:tc>
+      </w:tr>
+      <w:tr>
+        <w:tc>
+          <w:tcPr>
+            <w:tcW w:type="dxa" w:w="4844"/>
+            <w:shd w:val="clear" w:color="auto" w:fill="B8B3D6"/>
+            <w:tcBorders>
+              <w:top w:val="single" w:sz="4" w:space="0" w:color="CBCBCB"/>
+              <w:left w:val="single" w:sz="4" w:space="0" w:color="CBCBCB"/>
+              <w:bottom w:val="single" w:sz="4" w:space="0" w:color="CBCBCB"/>
+              <w:right w:val="single" w:sz="4" w:space="0" w:color="CBCBCB"/>
+            </w:tcBorders>
+          </w:tcPr>
+          <w:p>
+            <w:r>
+              <w:rPr>
+                <w:rFonts w:ascii="Courier New" w:hAnsi="Courier New"/>
+                <w:color w:val="F05922"/>
+                <w:sz w:val="20"/>
+              </w:rPr>
+              <w:t>_build_batch_add_class_ui</w:t>
+            </w:r>
+            <w:r>
+              <w:rPr>
+                <w:sz w:val="20"/>
+              </w:rPr>
+              <w:t xml:space="preserve"> (line 3748)</w:t>
+            </w:r>
+          </w:p>
+        </w:tc>
+        <w:tc>
+          <w:tcPr>
+            <w:tcW w:type="dxa" w:w="4844"/>
+            <w:shd w:val="clear" w:color="auto" w:fill="B8B3D6"/>
+            <w:tcBorders>
+              <w:top w:val="single" w:sz="4" w:space="0" w:color="CBCBCB"/>
+              <w:left w:val="single" w:sz="4" w:space="0" w:color="CBCBCB"/>
+              <w:bottom w:val="single" w:sz="4" w:space="0" w:color="CBCBCB"/>
+              <w:right w:val="single" w:sz="4" w:space="0" w:color="CBCBCB"/>
+            </w:tcBorders>
+          </w:tcPr>
+          <w:p>
+            <w:r>
+              <w:rPr>
+                <w:sz w:val="20"/>
+              </w:rPr>
+              <w:t>Thêm Row A (model picker), Row B (source selector), tách Row C thành C1 (model) + C2 (folder) — 2 Frame group; Row D thêm radio chế độ ghi.</w:t>
+            </w:r>
+          </w:p>
+        </w:tc>
+      </w:tr>
+      <w:tr>
+        <w:tc>
+          <w:tcPr>
+            <w:tcW w:type="dxa" w:w="4844"/>
+            <w:tcBorders>
+              <w:top w:val="single" w:sz="4" w:space="0" w:color="CBCBCB"/>
+              <w:left w:val="single" w:sz="4" w:space="0" w:color="CBCBCB"/>
+              <w:bottom w:val="single" w:sz="4" w:space="0" w:color="CBCBCB"/>
+              <w:right w:val="single" w:sz="4" w:space="0" w:color="CBCBCB"/>
+            </w:tcBorders>
+          </w:tcPr>
+          <w:p>
+            <w:r>
+              <w:rPr>
+                <w:rFonts w:ascii="Courier New" w:hAnsi="Courier New"/>
+                <w:color w:val="F05922"/>
+                <w:sz w:val="20"/>
+              </w:rPr>
+              <w:t>_batch_start</w:t>
+            </w:r>
+            <w:r>
+              <w:rPr>
+                <w:sz w:val="20"/>
+              </w:rPr>
+              <w:t xml:space="preserve"> (line 3976)</w:t>
+            </w:r>
+          </w:p>
+        </w:tc>
+        <w:tc>
+          <w:tcPr>
+            <w:tcW w:type="dxa" w:w="4844"/>
+            <w:tcBorders>
+              <w:top w:val="single" w:sz="4" w:space="0" w:color="CBCBCB"/>
+              <w:left w:val="single" w:sz="4" w:space="0" w:color="CBCBCB"/>
+              <w:bottom w:val="single" w:sz="4" w:space="0" w:color="CBCBCB"/>
+              <w:right w:val="single" w:sz="4" w:space="0" w:color="CBCBCB"/>
+            </w:tcBorders>
+          </w:tcPr>
+          <w:p>
+            <w:r>
+              <w:rPr>
+                <w:sz w:val="20"/>
+              </w:rPr>
+              <w:t>Đọc source_mode + write_mode; validate theo source_mode (folder không cần model); dispatch args mới cho worker.</w:t>
+            </w:r>
+          </w:p>
+        </w:tc>
+      </w:tr>
+      <w:tr>
+        <w:tc>
+          <w:tcPr>
+            <w:tcW w:type="dxa" w:w="4844"/>
+            <w:shd w:val="clear" w:color="auto" w:fill="B8B3D6"/>
+            <w:tcBorders>
+              <w:top w:val="single" w:sz="4" w:space="0" w:color="CBCBCB"/>
+              <w:left w:val="single" w:sz="4" w:space="0" w:color="CBCBCB"/>
+              <w:bottom w:val="single" w:sz="4" w:space="0" w:color="CBCBCB"/>
+              <w:right w:val="single" w:sz="4" w:space="0" w:color="CBCBCB"/>
+            </w:tcBorders>
+          </w:tcPr>
+          <w:p>
+            <w:r>
+              <w:rPr>
+                <w:rFonts w:ascii="Courier New" w:hAnsi="Courier New"/>
+                <w:color w:val="F05922"/>
+                <w:sz w:val="20"/>
+              </w:rPr>
+              <w:t>_batch_worker</w:t>
+            </w:r>
+            <w:r>
+              <w:rPr>
+                <w:sz w:val="20"/>
+              </w:rPr>
+              <w:t xml:space="preserve"> (line 4067)</w:t>
+            </w:r>
+          </w:p>
+        </w:tc>
+        <w:tc>
+          <w:tcPr>
+            <w:tcW w:type="dxa" w:w="4844"/>
+            <w:shd w:val="clear" w:color="auto" w:fill="B8B3D6"/>
+            <w:tcBorders>
+              <w:top w:val="single" w:sz="4" w:space="0" w:color="CBCBCB"/>
+              <w:left w:val="single" w:sz="4" w:space="0" w:color="CBCBCB"/>
+              <w:bottom w:val="single" w:sz="4" w:space="0" w:color="CBCBCB"/>
+              <w:right w:val="single" w:sz="4" w:space="0" w:color="CBCBCB"/>
+            </w:tcBorders>
+          </w:tcPr>
+          <w:p>
+            <w:r>
+              <w:rPr>
+                <w:sz w:val="20"/>
+              </w:rPr>
+              <w:t xml:space="preserve">Signature MỚI: </w:t>
+            </w:r>
+            <w:r>
+              <w:rPr>
+                <w:rFonts w:ascii="Courier New" w:hAnsi="Courier New"/>
+                <w:color w:val="F05922"/>
+                <w:sz w:val="20"/>
+              </w:rPr>
+              <w:t>_batch_worker(self, mode, src_ids, dst_cid, source_mode, src_label_dir, replace_mode)</w:t>
+            </w:r>
+            <w:r>
+              <w:rPr>
+                <w:sz w:val="20"/>
+              </w:rPr>
+              <w:t xml:space="preserve">. Vòng lặp: gọi </w:t>
+            </w:r>
+            <w:r>
+              <w:rPr>
+                <w:rFonts w:ascii="Courier New" w:hAnsi="Courier New"/>
+                <w:color w:val="F05922"/>
+                <w:sz w:val="20"/>
+              </w:rPr>
+              <w:t>_batch_get_new_boxes_for_image(...)</w:t>
+            </w:r>
+            <w:r>
+              <w:rPr>
+                <w:sz w:val="20"/>
+              </w:rPr>
+              <w:t xml:space="preserve"> thay cho block </w:t>
+            </w:r>
+            <w:r>
+              <w:rPr>
+                <w:rFonts w:ascii="Courier New" w:hAnsi="Courier New"/>
+                <w:color w:val="F05922"/>
+                <w:sz w:val="20"/>
+              </w:rPr>
+              <w:t>PIL.open + run_model_predict + filter</w:t>
+            </w:r>
+            <w:r>
+              <w:rPr>
+                <w:sz w:val="20"/>
+              </w:rPr>
+              <w:t xml:space="preserve">; gọi </w:t>
+            </w:r>
+            <w:r>
+              <w:rPr>
+                <w:rFonts w:ascii="Courier New" w:hAnsi="Courier New"/>
+                <w:color w:val="F05922"/>
+                <w:sz w:val="20"/>
+              </w:rPr>
+              <w:t>_batch_write_new_lines(...)</w:t>
+            </w:r>
+            <w:r>
+              <w:rPr>
+                <w:sz w:val="20"/>
+              </w:rPr>
+              <w:t xml:space="preserve"> thay cho </w:t>
+            </w:r>
+            <w:r>
+              <w:rPr>
+                <w:rFonts w:ascii="Courier New" w:hAnsi="Courier New"/>
+                <w:color w:val="F05922"/>
+                <w:sz w:val="20"/>
+              </w:rPr>
+              <w:t>_read_yolo_ext + _write_yolo_ext</w:t>
+            </w:r>
+            <w:r>
+              <w:rPr>
+                <w:sz w:val="20"/>
+              </w:rPr>
+              <w:t>.</w:t>
+            </w:r>
+          </w:p>
+        </w:tc>
+      </w:tr>
+      <w:tr>
+        <w:tc>
+          <w:tcPr>
+            <w:tcW w:type="dxa" w:w="4844"/>
+            <w:tcBorders>
+              <w:top w:val="single" w:sz="4" w:space="0" w:color="CBCBCB"/>
+              <w:left w:val="single" w:sz="4" w:space="0" w:color="CBCBCB"/>
+              <w:bottom w:val="single" w:sz="4" w:space="0" w:color="CBCBCB"/>
+              <w:right w:val="single" w:sz="4" w:space="0" w:color="CBCBCB"/>
+            </w:tcBorders>
+          </w:tcPr>
+          <w:p>
+            <w:r>
+              <w:rPr>
+                <w:rFonts w:ascii="Courier New" w:hAnsi="Courier New"/>
+                <w:color w:val="F05922"/>
+                <w:sz w:val="20"/>
+              </w:rPr>
+              <w:t>_batch_show_review</w:t>
+            </w:r>
+            <w:r>
+              <w:rPr>
+                <w:sz w:val="20"/>
+              </w:rPr>
+              <w:t xml:space="preserve"> (line 4142)</w:t>
+            </w:r>
+          </w:p>
+        </w:tc>
+        <w:tc>
+          <w:tcPr>
+            <w:tcW w:type="dxa" w:w="4844"/>
+            <w:tcBorders>
+              <w:top w:val="single" w:sz="4" w:space="0" w:color="CBCBCB"/>
+              <w:left w:val="single" w:sz="4" w:space="0" w:color="CBCBCB"/>
+              <w:bottom w:val="single" w:sz="4" w:space="0" w:color="CBCBCB"/>
+              <w:right w:val="single" w:sz="4" w:space="0" w:color="CBCBCB"/>
+            </w:tcBorders>
+          </w:tcPr>
+          <w:p>
+            <w:r>
+              <w:rPr>
+                <w:sz w:val="20"/>
+              </w:rPr>
+              <w:t xml:space="preserve">Signature MỚI: </w:t>
+            </w:r>
+            <w:r>
+              <w:rPr>
+                <w:rFonts w:ascii="Courier New" w:hAnsi="Courier New"/>
+                <w:color w:val="F05922"/>
+                <w:sz w:val="20"/>
+              </w:rPr>
+              <w:t>(fp, new_boxes_px)</w:t>
+            </w:r>
+            <w:r>
+              <w:rPr>
+                <w:sz w:val="20"/>
+              </w:rPr>
+              <w:t xml:space="preserve"> — bỏ tham số </w:t>
+            </w:r>
+            <w:r>
+              <w:rPr>
+                <w:rFonts w:ascii="Courier New" w:hAnsi="Courier New"/>
+                <w:color w:val="F05922"/>
+                <w:sz w:val="20"/>
+              </w:rPr>
+              <w:t>existing</w:t>
+            </w:r>
+            <w:r>
+              <w:rPr>
+                <w:sz w:val="20"/>
+              </w:rPr>
+              <w:t xml:space="preserve"> vì không còn dùng (text-level write không cần). Vẫn set </w:t>
+            </w:r>
+            <w:r>
+              <w:rPr>
+                <w:rFonts w:ascii="Courier New" w:hAnsi="Courier New"/>
+                <w:color w:val="F05922"/>
+                <w:sz w:val="20"/>
+              </w:rPr>
+              <w:t>self._batch_preview_boxes = list(new_boxes_px)</w:t>
+            </w:r>
+            <w:r>
+              <w:rPr>
+                <w:sz w:val="20"/>
+              </w:rPr>
+              <w:t>.</w:t>
+            </w:r>
+          </w:p>
+        </w:tc>
+      </w:tr>
+      <w:tr>
+        <w:tc>
+          <w:tcPr>
+            <w:tcW w:type="dxa" w:w="4844"/>
+            <w:shd w:val="clear" w:color="auto" w:fill="B8B3D6"/>
+            <w:tcBorders>
+              <w:top w:val="single" w:sz="4" w:space="0" w:color="CBCBCB"/>
+              <w:left w:val="single" w:sz="4" w:space="0" w:color="CBCBCB"/>
+              <w:bottom w:val="single" w:sz="4" w:space="0" w:color="CBCBCB"/>
+              <w:right w:val="single" w:sz="4" w:space="0" w:color="CBCBCB"/>
+            </w:tcBorders>
+          </w:tcPr>
+          <w:p>
+            <w:r>
+              <w:rPr>
+                <w:rFonts w:ascii="Courier New" w:hAnsi="Courier New"/>
+                <w:color w:val="F05922"/>
+                <w:sz w:val="20"/>
+              </w:rPr>
+              <w:t>_on_det_model_loaded</w:t>
+            </w:r>
+            <w:r>
+              <w:rPr>
+                <w:sz w:val="20"/>
+              </w:rPr>
+              <w:t xml:space="preserve"> (line 3304)</w:t>
+            </w:r>
+          </w:p>
+        </w:tc>
+        <w:tc>
+          <w:tcPr>
+            <w:tcW w:type="dxa" w:w="4844"/>
+            <w:shd w:val="clear" w:color="auto" w:fill="B8B3D6"/>
+            <w:tcBorders>
+              <w:top w:val="single" w:sz="4" w:space="0" w:color="CBCBCB"/>
+              <w:left w:val="single" w:sz="4" w:space="0" w:color="CBCBCB"/>
+              <w:bottom w:val="single" w:sz="4" w:space="0" w:color="CBCBCB"/>
+              <w:right w:val="single" w:sz="4" w:space="0" w:color="CBCBCB"/>
+            </w:tcBorders>
+          </w:tcPr>
+          <w:p>
+            <w:r>
+              <w:rPr>
+                <w:sz w:val="20"/>
+              </w:rPr>
+              <w:t xml:space="preserve">Thêm 1 dòng </w:t>
+            </w:r>
+            <w:r>
+              <w:rPr>
+                <w:rFonts w:ascii="Courier New" w:hAnsi="Courier New"/>
+                <w:color w:val="F05922"/>
+                <w:sz w:val="20"/>
+              </w:rPr>
+              <w:t>self._batch_refresh_model_display()</w:t>
+            </w:r>
+            <w:r>
+              <w:rPr>
+                <w:sz w:val="20"/>
+              </w:rPr>
+              <w:t xml:space="preserve"> sau </w:t>
+            </w:r>
+            <w:r>
+              <w:rPr>
+                <w:rFonts w:ascii="Courier New" w:hAnsi="Courier New"/>
+                <w:color w:val="F05922"/>
+                <w:sz w:val="20"/>
+              </w:rPr>
+              <w:t>_refresh_batch_class_combo()</w:t>
+            </w:r>
+            <w:r>
+              <w:rPr>
+                <w:sz w:val="20"/>
+              </w:rPr>
+              <w:t>.</w:t>
+            </w:r>
+          </w:p>
+        </w:tc>
+      </w:tr>
+    </w:tbl>
+    <w:p/>
+    <w:p>
+      <w:pPr>
+        <w:spacing w:after="80"/>
+      </w:pPr>
+      <w:r>
+        <w:rPr>
+          <w:b/>
+          <w:sz w:val="21"/>
+        </w:rPr>
+        <w:t>Method KHÔNG đụng (giữ nguyên):</w:t>
+      </w:r>
+    </w:p>
+    <w:p>
+      <w:pPr>
+        <w:pStyle w:val="ListBullet"/>
+        <w:spacing w:after="20"/>
+        <w:ind w:left="283"/>
+      </w:pPr>
+      <w:r>
+        <w:rPr>
+          <w:rFonts w:ascii="Courier New" w:hAnsi="Courier New"/>
+          <w:color w:val="F05922"/>
+          <w:sz w:val="21"/>
+        </w:rPr>
+        <w:t>_batch_stop</w:t>
+      </w:r>
+      <w:r>
+        <w:rPr>
+          <w:sz w:val="21"/>
+        </w:rPr>
+        <w:t xml:space="preserve">, </w:t>
+      </w:r>
+      <w:r>
+        <w:rPr>
+          <w:rFonts w:ascii="Courier New" w:hAnsi="Courier New"/>
+          <w:color w:val="F05922"/>
+          <w:sz w:val="21"/>
+        </w:rPr>
+        <w:t>_batch_review_apply</w:t>
+      </w:r>
+      <w:r>
+        <w:rPr>
+          <w:sz w:val="21"/>
+        </w:rPr>
+        <w:t xml:space="preserve">, </w:t>
+      </w:r>
+      <w:r>
+        <w:rPr>
+          <w:rFonts w:ascii="Courier New" w:hAnsi="Courier New"/>
+          <w:color w:val="F05922"/>
+          <w:sz w:val="21"/>
+        </w:rPr>
+        <w:t>_batch_review_skip</w:t>
+      </w:r>
+      <w:r>
+        <w:rPr>
+          <w:sz w:val="21"/>
+        </w:rPr>
+        <w:t xml:space="preserve">, </w:t>
+      </w:r>
+      <w:r>
+        <w:rPr>
+          <w:rFonts w:ascii="Courier New" w:hAnsi="Courier New"/>
+          <w:color w:val="F05922"/>
+          <w:sz w:val="21"/>
+        </w:rPr>
+        <w:t>_batch_update_progress</w:t>
+      </w:r>
+      <w:r>
+        <w:rPr>
+          <w:sz w:val="21"/>
+        </w:rPr>
+        <w:t xml:space="preserve">, </w:t>
+      </w:r>
+      <w:r>
+        <w:rPr>
+          <w:rFonts w:ascii="Courier New" w:hAnsi="Courier New"/>
+          <w:color w:val="F05922"/>
+          <w:sz w:val="21"/>
+        </w:rPr>
+        <w:t>_batch_maybe_reload_current</w:t>
+      </w:r>
+      <w:r>
+        <w:rPr>
+          <w:sz w:val="21"/>
+        </w:rPr>
+        <w:t xml:space="preserve">, </w:t>
+      </w:r>
+      <w:r>
+        <w:rPr>
+          <w:rFonts w:ascii="Courier New" w:hAnsi="Courier New"/>
+          <w:color w:val="F05922"/>
+          <w:sz w:val="21"/>
+        </w:rPr>
+        <w:t>_batch_finish</w:t>
+      </w:r>
+      <w:r>
+        <w:rPr>
+          <w:sz w:val="21"/>
+        </w:rPr>
+        <w:t xml:space="preserve">, </w:t>
+      </w:r>
+      <w:r>
+        <w:rPr>
+          <w:rFonts w:ascii="Courier New" w:hAnsi="Courier New"/>
+          <w:color w:val="F05922"/>
+          <w:sz w:val="21"/>
+        </w:rPr>
+        <w:t>_batch_hide_review_ui</w:t>
+      </w:r>
+      <w:r>
+        <w:rPr>
+          <w:sz w:val="21"/>
+        </w:rPr>
+        <w:t xml:space="preserve">, </w:t>
+      </w:r>
+      <w:r>
+        <w:rPr>
+          <w:rFonts w:ascii="Courier New" w:hAnsi="Courier New"/>
+          <w:color w:val="F05922"/>
+          <w:sz w:val="21"/>
+        </w:rPr>
+        <w:t>_draw_batch_preview_overlay</w:t>
+      </w:r>
+      <w:r>
+        <w:rPr>
+          <w:sz w:val="21"/>
+        </w:rPr>
+        <w:t>.</w:t>
+      </w:r>
+    </w:p>
+    <w:p>
+      <w:pPr>
+        <w:pStyle w:val="ListBullet"/>
+        <w:spacing w:after="20"/>
+        <w:ind w:left="283"/>
+      </w:pPr>
+      <w:r>
+        <w:rPr>
+          <w:rFonts w:ascii="Courier New" w:hAnsi="Courier New"/>
+          <w:color w:val="F05922"/>
+          <w:sz w:val="21"/>
+        </w:rPr>
+        <w:t>_refresh_batch_class_combo</w:t>
+      </w:r>
+      <w:r>
+        <w:rPr>
+          <w:sz w:val="21"/>
+        </w:rPr>
+        <w:t xml:space="preserve"> — giữ nguyên (chỉ dùng khi source_mode="model"). Enable/disable 2 nút quét theo </w:t>
+      </w:r>
+      <w:r>
+        <w:rPr>
+          <w:rFonts w:ascii="Courier New" w:hAnsi="Courier New"/>
+          <w:color w:val="F05922"/>
+          <w:sz w:val="21"/>
+        </w:rPr>
+        <w:t>_det_model_names</w:t>
+      </w:r>
+      <w:r>
+        <w:rPr>
+          <w:sz w:val="21"/>
+        </w:rPr>
+        <w:t xml:space="preserve"> VẪN đúng cho model source. Với folder source, 2 nút cần enable độc lập với </w:t>
+      </w:r>
+      <w:r>
+        <w:rPr>
+          <w:rFonts w:ascii="Courier New" w:hAnsi="Courier New"/>
+          <w:color w:val="F05922"/>
+          <w:sz w:val="21"/>
+        </w:rPr>
+        <w:t>_det_model_names</w:t>
+      </w:r>
+      <w:r>
+        <w:rPr>
+          <w:sz w:val="21"/>
+        </w:rPr>
+        <w:t xml:space="preserve"> — sửa trong </w:t>
+      </w:r>
+      <w:r>
+        <w:rPr>
+          <w:rFonts w:ascii="Courier New" w:hAnsi="Courier New"/>
+          <w:color w:val="F05922"/>
+          <w:sz w:val="21"/>
+        </w:rPr>
+        <w:t>_batch_set_ui_state</w:t>
+      </w:r>
+      <w:r>
+        <w:rPr>
+          <w:sz w:val="21"/>
+        </w:rPr>
+        <w:t xml:space="preserve"> (xem dưới).</w:t>
+      </w:r>
+    </w:p>
+    <w:p>
+      <w:pPr>
+        <w:pStyle w:val="ListBullet"/>
+        <w:spacing w:after="20"/>
+        <w:ind w:left="283"/>
+      </w:pPr>
+      <w:r>
+        <w:rPr>
+          <w:rFonts w:ascii="Courier New" w:hAnsi="Courier New"/>
+          <w:color w:val="F05922"/>
+          <w:sz w:val="21"/>
+        </w:rPr>
+        <w:t>_refresh_label_widgets</w:t>
+      </w:r>
+      <w:r>
+        <w:rPr>
+          <w:sz w:val="21"/>
+        </w:rPr>
+        <w:t xml:space="preserve">, </w:t>
+      </w:r>
+      <w:r>
+        <w:rPr>
+          <w:rFonts w:ascii="Courier New" w:hAnsi="Courier New"/>
+          <w:color w:val="F05922"/>
+          <w:sz w:val="21"/>
+        </w:rPr>
+        <w:t>_resolve_lbl_path</w:t>
+      </w:r>
+      <w:r>
+        <w:rPr>
+          <w:sz w:val="21"/>
+        </w:rPr>
+        <w:t xml:space="preserve">, </w:t>
+      </w:r>
+      <w:r>
+        <w:rPr>
+          <w:rFonts w:ascii="Courier New" w:hAnsi="Courier New"/>
+          <w:color w:val="F05922"/>
+          <w:sz w:val="21"/>
+        </w:rPr>
+        <w:t>_read_yolo_ext</w:t>
+      </w:r>
+      <w:r>
+        <w:rPr>
+          <w:sz w:val="21"/>
+        </w:rPr>
+        <w:t xml:space="preserve">, </w:t>
+      </w:r>
+      <w:r>
+        <w:rPr>
+          <w:rFonts w:ascii="Courier New" w:hAnsi="Courier New"/>
+          <w:color w:val="F05922"/>
+          <w:sz w:val="21"/>
+        </w:rPr>
+        <w:t>_write_yolo_ext</w:t>
+      </w:r>
+      <w:r>
+        <w:rPr>
+          <w:sz w:val="21"/>
+        </w:rPr>
+        <w:t xml:space="preserve"> — giữ nguyên.</w:t>
+      </w:r>
+    </w:p>
+    <w:p>
+      <w:pPr>
+        <w:spacing w:after="80"/>
+      </w:pPr>
+      <w:r>
+        <w:rPr>
+          <w:b/>
+          <w:sz w:val="21"/>
+        </w:rPr>
+        <w:t>Sửa nhỏ `_batch_set_ui_state`:</w:t>
+      </w:r>
+    </w:p>
+    <w:p>
+      <w:pPr>
+        <w:spacing w:before="80" w:after="80"/>
+        <w:ind w:left="283"/>
+        <w:shd w:val="clear" w:color="auto" w:fill="F4F4F8"/>
+      </w:pPr>
+      <w:r>
+        <w:rPr>
+          <w:rFonts w:ascii="Courier New" w:hAnsi="Courier New"/>
+          <w:color w:val="251C53"/>
+          <w:sz w:val="18"/>
+        </w:rPr>
+        <w:t>def _batch_set_ui_state(self, state: str):</w:t>
+        <w:br/>
+        <w:t xml:space="preserve">    self._batch_state = state</w:t>
+        <w:br/>
+        <w:t xml:space="preserve">    if state == "idle":</w:t>
+        <w:br/>
+        <w:t xml:space="preserve">        # Enable 2 nút quét theo source_mode:</w:t>
+        <w:br/>
+        <w:t xml:space="preserve">        #  - model  : chỉ khi _det_model_names có</w:t>
+        <w:br/>
+        <w:t xml:space="preserve">        #  - folder : luôn enable (không cần model)</w:t>
+        <w:br/>
+        <w:t xml:space="preserve">        src_mode = self._batch_src_mode_var.get()</w:t>
+        <w:br/>
+        <w:t xml:space="preserve">        can_run = (src_mode == "folder") or bool(self._det_model_names)</w:t>
+        <w:br/>
+        <w:t xml:space="preserve">        n_st = "normal" if can_run else "disabled"</w:t>
+        <w:br/>
+        <w:t xml:space="preserve">        self._btn_batch_auto.config(state=n_st)</w:t>
+        <w:br/>
+        <w:t xml:space="preserve">        self._btn_batch_review.config(state=n_st)</w:t>
+        <w:br/>
+        <w:t xml:space="preserve">        self._btn_batch_stop.pack_forget()</w:t>
+        <w:br/>
+        <w:t xml:space="preserve">    else:</w:t>
+        <w:br/>
+        <w:t xml:space="preserve">        self._btn_batch_auto.config(state="disabled")</w:t>
+        <w:br/>
+        <w:t xml:space="preserve">        self._btn_batch_review.config(state="disabled")</w:t>
+        <w:br/>
+        <w:t xml:space="preserve">        self._btn_batch_stop.pack(side=LEFT)</w:t>
+      </w:r>
+    </w:p>
+    <w:p>
+      <w:pPr>
+        <w:spacing w:after="80"/>
+      </w:pPr>
+      <w:r>
+        <w:rPr>
+          <w:sz w:val="21"/>
+        </w:rPr>
+        <w:t xml:space="preserve">Đồng thời trong </w:t>
+      </w:r>
+      <w:r>
+        <w:rPr>
+          <w:rFonts w:ascii="Courier New" w:hAnsi="Courier New"/>
+          <w:color w:val="F05922"/>
+          <w:sz w:val="18"/>
+        </w:rPr>
+        <w:t>_refresh_batch_class_combo</w:t>
+      </w:r>
+      <w:r>
+        <w:rPr>
+          <w:sz w:val="21"/>
+        </w:rPr>
+        <w:t xml:space="preserve"> sửa nhánh "no names": chỉ disable 2 nút khi state=idle </w:t>
+      </w:r>
+      <w:r>
+        <w:rPr>
+          <w:b/>
+          <w:sz w:val="21"/>
+        </w:rPr>
+        <w:t>và</w:t>
+      </w:r>
+      <w:r>
+        <w:rPr>
+          <w:sz w:val="21"/>
+        </w:rPr>
+        <w:t xml:space="preserve"> source_mode="model" (không disable oan khi user đang ở folder mode). Đơn giản: gọi </w:t>
+      </w:r>
+      <w:r>
+        <w:rPr>
+          <w:rFonts w:ascii="Courier New" w:hAnsi="Courier New"/>
+          <w:color w:val="F05922"/>
+          <w:sz w:val="18"/>
+        </w:rPr>
+        <w:t>self._batch_set_ui_state(self._batch_state)</w:t>
+      </w:r>
+      <w:r>
+        <w:rPr>
+          <w:sz w:val="21"/>
+        </w:rPr>
+        <w:t xml:space="preserve"> cuối </w:t>
+      </w:r>
+      <w:r>
+        <w:rPr>
+          <w:rFonts w:ascii="Courier New" w:hAnsi="Courier New"/>
+          <w:color w:val="F05922"/>
+          <w:sz w:val="18"/>
+        </w:rPr>
+        <w:t>_refresh_batch_class_combo</w:t>
+      </w:r>
+      <w:r>
+        <w:rPr>
+          <w:sz w:val="21"/>
+        </w:rPr>
+        <w:t xml:space="preserve"> thay vì hard-coded disable. Và gọi </w:t>
+      </w:r>
+      <w:r>
+        <w:rPr>
+          <w:rFonts w:ascii="Courier New" w:hAnsi="Courier New"/>
+          <w:color w:val="F05922"/>
+          <w:sz w:val="18"/>
+        </w:rPr>
+        <w:t>self._batch_set_ui_state("idle")</w:t>
+      </w:r>
+      <w:r>
+        <w:rPr>
+          <w:sz w:val="21"/>
+        </w:rPr>
+        <w:t xml:space="preserve"> cuối </w:t>
+      </w:r>
+      <w:r>
+        <w:rPr>
+          <w:rFonts w:ascii="Courier New" w:hAnsi="Courier New"/>
+          <w:color w:val="F05922"/>
+          <w:sz w:val="18"/>
+        </w:rPr>
+        <w:t>_on_batch_src_mode_change</w:t>
+      </w:r>
+      <w:r>
+        <w:rPr>
+          <w:sz w:val="21"/>
+        </w:rPr>
+        <w:t xml:space="preserve"> để cập nhật nút.</w:t>
+      </w:r>
+    </w:p>
+    <w:p>
+      <w:pPr>
+        <w:pStyle w:val="Heading4"/>
+      </w:pPr>
+      <w:r>
+        <w:rPr>
+          <w:color w:val="251C53"/>
+          <w:sz w:val="22"/>
+        </w:rPr>
+        <w:t>(g) Rủi ro &amp; giữ hành vi mặc định</w:t>
+      </w:r>
+    </w:p>
+    <w:tbl>
+      <w:tblPr>
+        <w:tblStyle w:val="TableGrid"/>
+        <w:tblW w:type="auto" w:w="0"/>
+        <w:tblLook w:firstColumn="1" w:firstRow="1" w:lastColumn="0" w:lastRow="0" w:noHBand="0" w:noVBand="1" w:val="04A0"/>
+      </w:tblPr>
+      <w:tblGrid>
+        <w:gridCol w:w="4844"/>
+        <w:gridCol w:w="4844"/>
+      </w:tblGrid>
+      <w:tr>
+        <w:tc>
+          <w:tcPr>
+            <w:tcW w:type="dxa" w:w="4844"/>
+            <w:shd w:val="clear" w:color="auto" w:fill="251C53"/>
+            <w:tcBorders>
+              <w:top w:val="single" w:sz="4" w:space="0" w:color="251C53"/>
+              <w:left w:val="single" w:sz="4" w:space="0" w:color="251C53"/>
+              <w:bottom w:val="single" w:sz="4" w:space="0" w:color="251C53"/>
+              <w:right w:val="single" w:sz="4" w:space="0" w:color="251C53"/>
+            </w:tcBorders>
+          </w:tcPr>
+          <w:p>
+            <w:r>
+              <w:rPr>
+                <w:b/>
+                <w:color w:val="FFFFFF"/>
+                <w:sz w:val="20"/>
+              </w:rPr>
+              <w:t>Rủi ro</w:t>
+            </w:r>
+          </w:p>
+        </w:tc>
+        <w:tc>
+          <w:tcPr>
+            <w:tcW w:type="dxa" w:w="4844"/>
+            <w:shd w:val="clear" w:color="auto" w:fill="251C53"/>
+            <w:tcBorders>
+              <w:top w:val="single" w:sz="4" w:space="0" w:color="251C53"/>
+              <w:left w:val="single" w:sz="4" w:space="0" w:color="251C53"/>
+              <w:bottom w:val="single" w:sz="4" w:space="0" w:color="251C53"/>
+              <w:right w:val="single" w:sz="4" w:space="0" w:color="251C53"/>
+            </w:tcBorders>
+          </w:tcPr>
+          <w:p>
+            <w:r>
+              <w:rPr>
+                <w:b/>
+                <w:color w:val="FFFFFF"/>
+                <w:sz w:val="20"/>
+              </w:rPr>
+              <w:t>Giảm thiểu</w:t>
+            </w:r>
+          </w:p>
+        </w:tc>
+      </w:tr>
+      <w:tr>
+        <w:tc>
+          <w:tcPr>
+            <w:tcW w:type="dxa" w:w="4844"/>
+            <w:tcBorders>
+              <w:top w:val="single" w:sz="4" w:space="0" w:color="CBCBCB"/>
+              <w:left w:val="single" w:sz="4" w:space="0" w:color="CBCBCB"/>
+              <w:bottom w:val="single" w:sz="4" w:space="0" w:color="CBCBCB"/>
+              <w:right w:val="single" w:sz="4" w:space="0" w:color="CBCBCB"/>
+            </w:tcBorders>
+          </w:tcPr>
+          <w:p>
+            <w:r>
+              <w:rPr>
+                <w:sz w:val="20"/>
+              </w:rPr>
+              <w:t>---</w:t>
+            </w:r>
+          </w:p>
+        </w:tc>
+        <w:tc>
+          <w:tcPr>
+            <w:tcW w:type="dxa" w:w="4844"/>
+            <w:tcBorders>
+              <w:top w:val="single" w:sz="4" w:space="0" w:color="CBCBCB"/>
+              <w:left w:val="single" w:sz="4" w:space="0" w:color="CBCBCB"/>
+              <w:bottom w:val="single" w:sz="4" w:space="0" w:color="CBCBCB"/>
+              <w:right w:val="single" w:sz="4" w:space="0" w:color="CBCBCB"/>
+            </w:tcBorders>
+          </w:tcPr>
+          <w:p>
+            <w:r>
+              <w:rPr>
+                <w:sz w:val="20"/>
+              </w:rPr>
+              <w:t>---</w:t>
+            </w:r>
+          </w:p>
+        </w:tc>
+      </w:tr>
+      <w:tr>
+        <w:tc>
+          <w:tcPr>
+            <w:tcW w:type="dxa" w:w="4844"/>
+            <w:shd w:val="clear" w:color="auto" w:fill="B8B3D6"/>
+            <w:tcBorders>
+              <w:top w:val="single" w:sz="4" w:space="0" w:color="CBCBCB"/>
+              <w:left w:val="single" w:sz="4" w:space="0" w:color="CBCBCB"/>
+              <w:bottom w:val="single" w:sz="4" w:space="0" w:color="CBCBCB"/>
+              <w:right w:val="single" w:sz="4" w:space="0" w:color="CBCBCB"/>
+            </w:tcBorders>
+          </w:tcPr>
+          <w:p>
+            <w:r>
+              <w:rPr>
+                <w:sz w:val="20"/>
+              </w:rPr>
+              <w:t>Amendment làm vỡ default path (Model detect + Append) đã QA PASS</w:t>
+            </w:r>
+          </w:p>
+        </w:tc>
+        <w:tc>
+          <w:tcPr>
+            <w:tcW w:type="dxa" w:w="4844"/>
+            <w:shd w:val="clear" w:color="auto" w:fill="B8B3D6"/>
+            <w:tcBorders>
+              <w:top w:val="single" w:sz="4" w:space="0" w:color="CBCBCB"/>
+              <w:left w:val="single" w:sz="4" w:space="0" w:color="CBCBCB"/>
+              <w:bottom w:val="single" w:sz="4" w:space="0" w:color="CBCBCB"/>
+              <w:right w:val="single" w:sz="4" w:space="0" w:color="CBCBCB"/>
+            </w:tcBorders>
+          </w:tcPr>
+          <w:p>
+            <w:r>
+              <w:rPr>
+                <w:sz w:val="20"/>
+              </w:rPr>
+              <w:t xml:space="preserve">Default value của 2 radio là </w:t>
+            </w:r>
+            <w:r>
+              <w:rPr>
+                <w:rFonts w:ascii="Courier New" w:hAnsi="Courier New"/>
+                <w:color w:val="F05922"/>
+                <w:sz w:val="20"/>
+              </w:rPr>
+              <w:t>"model"</w:t>
+            </w:r>
+            <w:r>
+              <w:rPr>
+                <w:sz w:val="20"/>
+              </w:rPr>
+              <w:t xml:space="preserve"> + </w:t>
+            </w:r>
+            <w:r>
+              <w:rPr>
+                <w:rFonts w:ascii="Courier New" w:hAnsi="Courier New"/>
+                <w:color w:val="F05922"/>
+                <w:sz w:val="20"/>
+              </w:rPr>
+              <w:t>"append"</w:t>
+            </w:r>
+            <w:r>
+              <w:rPr>
+                <w:sz w:val="20"/>
+              </w:rPr>
+              <w:t xml:space="preserve"> → nếu user không đổi gì, code path đi qua </w:t>
+            </w:r>
+            <w:r>
+              <w:rPr>
+                <w:rFonts w:ascii="Courier New" w:hAnsi="Courier New"/>
+                <w:color w:val="F05922"/>
+                <w:sz w:val="20"/>
+              </w:rPr>
+              <w:t>_batch_get_new_boxes_for_image(source_mode="model", ...)</w:t>
+            </w:r>
+            <w:r>
+              <w:rPr>
+                <w:sz w:val="20"/>
+              </w:rPr>
+              <w:t xml:space="preserve"> + </w:t>
+            </w:r>
+            <w:r>
+              <w:rPr>
+                <w:rFonts w:ascii="Courier New" w:hAnsi="Courier New"/>
+                <w:color w:val="F05922"/>
+                <w:sz w:val="20"/>
+              </w:rPr>
+              <w:t>_batch_write_new_lines(replace_mode=False)</w:t>
+            </w:r>
+            <w:r>
+              <w:rPr>
+                <w:sz w:val="20"/>
+              </w:rPr>
+              <w:t xml:space="preserve"> → hành vi ngang bằng bản gốc về mặt ngữ nghĩa. </w:t>
+            </w:r>
+            <w:r>
+              <w:rPr>
+                <w:b/>
+                <w:sz w:val="20"/>
+              </w:rPr>
+              <w:t>Test regression bắt buộc (Phase 4.4).</w:t>
+            </w:r>
+          </w:p>
+        </w:tc>
+      </w:tr>
+      <w:tr>
+        <w:tc>
+          <w:tcPr>
+            <w:tcW w:type="dxa" w:w="4844"/>
+            <w:tcBorders>
+              <w:top w:val="single" w:sz="4" w:space="0" w:color="CBCBCB"/>
+              <w:left w:val="single" w:sz="4" w:space="0" w:color="CBCBCB"/>
+              <w:bottom w:val="single" w:sz="4" w:space="0" w:color="CBCBCB"/>
+              <w:right w:val="single" w:sz="4" w:space="0" w:color="CBCBCB"/>
+            </w:tcBorders>
+          </w:tcPr>
+          <w:p>
+            <w:r>
+              <w:rPr>
+                <w:rFonts w:ascii="Courier New" w:hAnsi="Courier New"/>
+                <w:color w:val="F05922"/>
+                <w:sz w:val="20"/>
+              </w:rPr>
+              <w:t>_batch_write_new_lines</w:t>
+            </w:r>
+            <w:r>
+              <w:rPr>
+                <w:sz w:val="20"/>
+              </w:rPr>
+              <w:t xml:space="preserve"> (text-level) khác </w:t>
+            </w:r>
+            <w:r>
+              <w:rPr>
+                <w:rFonts w:ascii="Courier New" w:hAnsi="Courier New"/>
+                <w:color w:val="F05922"/>
+                <w:sz w:val="20"/>
+              </w:rPr>
+              <w:t>_write_yolo_ext</w:t>
+            </w:r>
+            <w:r>
+              <w:rPr>
+                <w:sz w:val="20"/>
+              </w:rPr>
+              <w:t xml:space="preserve"> (pixel↔norm roundtrip) — có thể sai lệch cực nhỏ do làm tròn 6 chữ số?</w:t>
+            </w:r>
+          </w:p>
+        </w:tc>
+        <w:tc>
+          <w:tcPr>
+            <w:tcW w:type="dxa" w:w="4844"/>
+            <w:tcBorders>
+              <w:top w:val="single" w:sz="4" w:space="0" w:color="CBCBCB"/>
+              <w:left w:val="single" w:sz="4" w:space="0" w:color="CBCBCB"/>
+              <w:bottom w:val="single" w:sz="4" w:space="0" w:color="CBCBCB"/>
+              <w:right w:val="single" w:sz="4" w:space="0" w:color="CBCBCB"/>
+            </w:tcBorders>
+          </w:tcPr>
+          <w:p>
+            <w:r>
+              <w:rPr>
+                <w:sz w:val="20"/>
+              </w:rPr>
+              <w:t xml:space="preserve">Không: text-level ĐỌC dòng cũ giữ nguyên byte, KHÔNG parse-lại-ghi-lại. Dòng cũ được preserve 100%. Dòng MỚI được format </w:t>
+            </w:r>
+            <w:r>
+              <w:rPr>
+                <w:rFonts w:ascii="Courier New" w:hAnsi="Courier New"/>
+                <w:color w:val="F05922"/>
+                <w:sz w:val="20"/>
+              </w:rPr>
+              <w:t>f"{cid} {xc:.6f} {yc:.6f} {bw:.6f} {bh:.6f}"</w:t>
+            </w:r>
+            <w:r>
+              <w:rPr>
+                <w:sz w:val="20"/>
+              </w:rPr>
+              <w:t xml:space="preserve"> giống hệt logic </w:t>
+            </w:r>
+            <w:r>
+              <w:rPr>
+                <w:rFonts w:ascii="Courier New" w:hAnsi="Courier New"/>
+                <w:color w:val="F05922"/>
+                <w:sz w:val="20"/>
+              </w:rPr>
+              <w:t>_write_yolo_ext</w:t>
+            </w:r>
+            <w:r>
+              <w:rPr>
+                <w:sz w:val="20"/>
+              </w:rPr>
+              <w:t xml:space="preserve"> (line 3946). → Kết quả IDENTICAL bit-by-bit cho path Model detect + Append.</w:t>
+            </w:r>
+          </w:p>
+        </w:tc>
+      </w:tr>
+      <w:tr>
+        <w:tc>
+          <w:tcPr>
+            <w:tcW w:type="dxa" w:w="4844"/>
+            <w:shd w:val="clear" w:color="auto" w:fill="B8B3D6"/>
+            <w:tcBorders>
+              <w:top w:val="single" w:sz="4" w:space="0" w:color="CBCBCB"/>
+              <w:left w:val="single" w:sz="4" w:space="0" w:color="CBCBCB"/>
+              <w:bottom w:val="single" w:sz="4" w:space="0" w:color="CBCBCB"/>
+              <w:right w:val="single" w:sz="4" w:space="0" w:color="CBCBCB"/>
+            </w:tcBorders>
+          </w:tcPr>
+          <w:p>
+            <w:r>
+              <w:rPr>
+                <w:sz w:val="20"/>
+              </w:rPr>
+              <w:t>Thay thế xoá nhầm nhãn khác</w:t>
+            </w:r>
+          </w:p>
+        </w:tc>
+        <w:tc>
+          <w:tcPr>
+            <w:tcW w:type="dxa" w:w="4844"/>
+            <w:shd w:val="clear" w:color="auto" w:fill="B8B3D6"/>
+            <w:tcBorders>
+              <w:top w:val="single" w:sz="4" w:space="0" w:color="CBCBCB"/>
+              <w:left w:val="single" w:sz="4" w:space="0" w:color="CBCBCB"/>
+              <w:bottom w:val="single" w:sz="4" w:space="0" w:color="CBCBCB"/>
+              <w:right w:val="single" w:sz="4" w:space="0" w:color="CBCBCB"/>
+            </w:tcBorders>
+          </w:tcPr>
+          <w:p>
+            <w:r>
+              <w:rPr>
+                <w:sz w:val="20"/>
+              </w:rPr>
+              <w:t xml:space="preserve">So sánh </w:t>
+            </w:r>
+            <w:r>
+              <w:rPr>
+                <w:rFonts w:ascii="Courier New" w:hAnsi="Courier New"/>
+                <w:color w:val="F05922"/>
+                <w:sz w:val="20"/>
+              </w:rPr>
+              <w:t>cid == dst_cid</w:t>
+            </w:r>
+            <w:r>
+              <w:rPr>
+                <w:sz w:val="20"/>
+              </w:rPr>
+              <w:t xml:space="preserve"> (integer equal, không phải chuỗi/regex). Dòng trống + dòng có </w:t>
+            </w:r>
+            <w:r>
+              <w:rPr>
+                <w:rFonts w:ascii="Courier New" w:hAnsi="Courier New"/>
+                <w:color w:val="F05922"/>
+                <w:sz w:val="20"/>
+              </w:rPr>
+              <w:t>cid</w:t>
+            </w:r>
+            <w:r>
+              <w:rPr>
+                <w:sz w:val="20"/>
+              </w:rPr>
+              <w:t xml:space="preserve"> không parse được → giữ nguyên (không xoá).</w:t>
+            </w:r>
+          </w:p>
+        </w:tc>
+      </w:tr>
+      <w:tr>
+        <w:tc>
+          <w:tcPr>
+            <w:tcW w:type="dxa" w:w="4844"/>
+            <w:tcBorders>
+              <w:top w:val="single" w:sz="4" w:space="0" w:color="CBCBCB"/>
+              <w:left w:val="single" w:sz="4" w:space="0" w:color="CBCBCB"/>
+              <w:bottom w:val="single" w:sz="4" w:space="0" w:color="CBCBCB"/>
+              <w:right w:val="single" w:sz="4" w:space="0" w:color="CBCBCB"/>
+            </w:tcBorders>
+          </w:tcPr>
+          <w:p>
+            <w:r>
+              <w:rPr>
+                <w:sz w:val="20"/>
+              </w:rPr>
+              <w:t xml:space="preserve">Thay thế đụng dòng 9-token OBB có </w:t>
+            </w:r>
+            <w:r>
+              <w:rPr>
+                <w:rFonts w:ascii="Courier New" w:hAnsi="Courier New"/>
+                <w:color w:val="F05922"/>
+                <w:sz w:val="20"/>
+              </w:rPr>
+              <w:t>cid == dst_cid</w:t>
+            </w:r>
+          </w:p>
+        </w:tc>
+        <w:tc>
+          <w:tcPr>
+            <w:tcW w:type="dxa" w:w="4844"/>
+            <w:tcBorders>
+              <w:top w:val="single" w:sz="4" w:space="0" w:color="CBCBCB"/>
+              <w:left w:val="single" w:sz="4" w:space="0" w:color="CBCBCB"/>
+              <w:bottom w:val="single" w:sz="4" w:space="0" w:color="CBCBCB"/>
+              <w:right w:val="single" w:sz="4" w:space="0" w:color="CBCBCB"/>
+            </w:tcBorders>
+          </w:tcPr>
+          <w:p>
+            <w:r>
+              <w:rPr>
+                <w:sz w:val="20"/>
+              </w:rPr>
+              <w:t xml:space="preserve">Xoá đúng theo yêu cầu user (dòng thuộc class đích, dù 5 hay 9 token, đều bị xoá). Ghi rõ warning trong tooltip radio "Thay thế": </w:t>
+            </w:r>
+            <w:r>
+              <w:rPr>
+                <w:i/>
+                <w:sz w:val="20"/>
+              </w:rPr>
+              <w:t>"Xoá tất cả box class đích (cả 5-token và 9-token OBB) trước khi ghi mới."</w:t>
+            </w:r>
+          </w:p>
+        </w:tc>
+      </w:tr>
+      <w:tr>
+        <w:tc>
+          <w:tcPr>
+            <w:tcW w:type="dxa" w:w="4844"/>
+            <w:shd w:val="clear" w:color="auto" w:fill="B8B3D6"/>
+            <w:tcBorders>
+              <w:top w:val="single" w:sz="4" w:space="0" w:color="CBCBCB"/>
+              <w:left w:val="single" w:sz="4" w:space="0" w:color="CBCBCB"/>
+              <w:bottom w:val="single" w:sz="4" w:space="0" w:color="CBCBCB"/>
+              <w:right w:val="single" w:sz="4" w:space="0" w:color="CBCBCB"/>
+            </w:tcBorders>
+          </w:tcPr>
+          <w:p>
+            <w:r>
+              <w:rPr>
+                <w:sz w:val="20"/>
+              </w:rPr>
+              <w:t>Folder source có dòng OBB 9-token (nguồn)</w:t>
+            </w:r>
+          </w:p>
+        </w:tc>
+        <w:tc>
+          <w:tcPr>
+            <w:tcW w:type="dxa" w:w="4844"/>
+            <w:shd w:val="clear" w:color="auto" w:fill="B8B3D6"/>
+            <w:tcBorders>
+              <w:top w:val="single" w:sz="4" w:space="0" w:color="CBCBCB"/>
+              <w:left w:val="single" w:sz="4" w:space="0" w:color="CBCBCB"/>
+              <w:bottom w:val="single" w:sz="4" w:space="0" w:color="CBCBCB"/>
+              <w:right w:val="single" w:sz="4" w:space="0" w:color="CBCBCB"/>
+            </w:tcBorders>
+          </w:tcPr>
+          <w:p>
+            <w:r>
+              <w:rPr>
+                <w:sz w:val="20"/>
+              </w:rPr>
+              <w:t>Bỏ qua im lặng ở bản này — chỉ nhận 5-token từ folder source. Nếu user cần → mở ticket.</w:t>
+            </w:r>
+          </w:p>
+        </w:tc>
+      </w:tr>
+      <w:tr>
+        <w:tc>
+          <w:tcPr>
+            <w:tcW w:type="dxa" w:w="4844"/>
+            <w:tcBorders>
+              <w:top w:val="single" w:sz="4" w:space="0" w:color="CBCBCB"/>
+              <w:left w:val="single" w:sz="4" w:space="0" w:color="CBCBCB"/>
+              <w:bottom w:val="single" w:sz="4" w:space="0" w:color="CBCBCB"/>
+              <w:right w:val="single" w:sz="4" w:space="0" w:color="CBCBCB"/>
+            </w:tcBorders>
+          </w:tcPr>
+          <w:p>
+            <w:r>
+              <w:rPr>
+                <w:sz w:val="20"/>
+              </w:rPr>
+              <w:t>Folder source path Windows/POSIX</w:t>
+            </w:r>
+          </w:p>
+        </w:tc>
+        <w:tc>
+          <w:tcPr>
+            <w:tcW w:type="dxa" w:w="4844"/>
+            <w:tcBorders>
+              <w:top w:val="single" w:sz="4" w:space="0" w:color="CBCBCB"/>
+              <w:left w:val="single" w:sz="4" w:space="0" w:color="CBCBCB"/>
+              <w:bottom w:val="single" w:sz="4" w:space="0" w:color="CBCBCB"/>
+              <w:right w:val="single" w:sz="4" w:space="0" w:color="CBCBCB"/>
+            </w:tcBorders>
+          </w:tcPr>
+          <w:p>
+            <w:r>
+              <w:rPr>
+                <w:sz w:val="20"/>
+              </w:rPr>
+              <w:t xml:space="preserve">Dùng </w:t>
+            </w:r>
+            <w:r>
+              <w:rPr>
+                <w:rFonts w:ascii="Courier New" w:hAnsi="Courier New"/>
+                <w:color w:val="F05922"/>
+                <w:sz w:val="20"/>
+              </w:rPr>
+              <w:t>pathlib.Path</w:t>
+            </w:r>
+            <w:r>
+              <w:rPr>
+                <w:sz w:val="20"/>
+              </w:rPr>
+              <w:t xml:space="preserve"> xuyên suốt, khớp pattern hiện có (</w:t>
+            </w:r>
+            <w:r>
+              <w:rPr>
+                <w:rFonts w:ascii="Courier New" w:hAnsi="Courier New"/>
+                <w:color w:val="F05922"/>
+                <w:sz w:val="20"/>
+              </w:rPr>
+              <w:t>lbl_dir_var</w:t>
+            </w:r>
+            <w:r>
+              <w:rPr>
+                <w:sz w:val="20"/>
+              </w:rPr>
+              <w:t xml:space="preserve"> cũng dùng </w:t>
+            </w:r>
+            <w:r>
+              <w:rPr>
+                <w:rFonts w:ascii="Courier New" w:hAnsi="Courier New"/>
+                <w:color w:val="F05922"/>
+                <w:sz w:val="20"/>
+              </w:rPr>
+              <w:t>Path</w:t>
+            </w:r>
+            <w:r>
+              <w:rPr>
+                <w:sz w:val="20"/>
+              </w:rPr>
+              <w:t>).</w:t>
+            </w:r>
+          </w:p>
+        </w:tc>
+      </w:tr>
+      <w:tr>
+        <w:tc>
+          <w:tcPr>
+            <w:tcW w:type="dxa" w:w="4844"/>
+            <w:shd w:val="clear" w:color="auto" w:fill="B8B3D6"/>
+            <w:tcBorders>
+              <w:top w:val="single" w:sz="4" w:space="0" w:color="CBCBCB"/>
+              <w:left w:val="single" w:sz="4" w:space="0" w:color="CBCBCB"/>
+              <w:bottom w:val="single" w:sz="4" w:space="0" w:color="CBCBCB"/>
+              <w:right w:val="single" w:sz="4" w:space="0" w:color="CBCBCB"/>
+            </w:tcBorders>
+          </w:tcPr>
+          <w:p>
+            <w:r>
+              <w:rPr>
+                <w:sz w:val="20"/>
+              </w:rPr>
+              <w:t>User đổi source_mode giữa lúc batch đang chạy</w:t>
+            </w:r>
+          </w:p>
+        </w:tc>
+        <w:tc>
+          <w:tcPr>
+            <w:tcW w:type="dxa" w:w="4844"/>
+            <w:shd w:val="clear" w:color="auto" w:fill="B8B3D6"/>
+            <w:tcBorders>
+              <w:top w:val="single" w:sz="4" w:space="0" w:color="CBCBCB"/>
+              <w:left w:val="single" w:sz="4" w:space="0" w:color="CBCBCB"/>
+              <w:bottom w:val="single" w:sz="4" w:space="0" w:color="CBCBCB"/>
+              <w:right w:val="single" w:sz="4" w:space="0" w:color="CBCBCB"/>
+            </w:tcBorders>
+          </w:tcPr>
+          <w:p>
+            <w:r>
+              <w:rPr>
+                <w:sz w:val="20"/>
+              </w:rPr>
+              <w:t xml:space="preserve">Không thể xảy ra: 2 nút Quét bị disable trong lúc chạy. Radiobutton vẫn có thể click nhưng </w:t>
+            </w:r>
+            <w:r>
+              <w:rPr>
+                <w:rFonts w:ascii="Courier New" w:hAnsi="Courier New"/>
+                <w:color w:val="F05922"/>
+                <w:sz w:val="20"/>
+              </w:rPr>
+              <w:t>_batch_worker</w:t>
+            </w:r>
+            <w:r>
+              <w:rPr>
+                <w:sz w:val="20"/>
+              </w:rPr>
+              <w:t xml:space="preserve"> đọc snapshot args tại thời điểm start → không ảnh hưởng job hiện tại. Sau khi finish, state=idle, radio đổi thì lần chạy sau dùng giá trị mới.</w:t>
+            </w:r>
+          </w:p>
+        </w:tc>
+      </w:tr>
+      <w:tr>
+        <w:tc>
+          <w:tcPr>
+            <w:tcW w:type="dxa" w:w="4844"/>
+            <w:tcBorders>
+              <w:top w:val="single" w:sz="4" w:space="0" w:color="CBCBCB"/>
+              <w:left w:val="single" w:sz="4" w:space="0" w:color="CBCBCB"/>
+              <w:bottom w:val="single" w:sz="4" w:space="0" w:color="CBCBCB"/>
+              <w:right w:val="single" w:sz="4" w:space="0" w:color="CBCBCB"/>
+            </w:tcBorders>
+          </w:tcPr>
+          <w:p>
+            <w:r>
+              <w:rPr>
+                <w:sz w:val="20"/>
+              </w:rPr>
+              <w:t>Preview box cam ở review mode + folder source: dùng iw/ih từ header PIL — chỉ header đủ không?</w:t>
+            </w:r>
+          </w:p>
+        </w:tc>
+        <w:tc>
+          <w:tcPr>
+            <w:tcW w:type="dxa" w:w="4844"/>
+            <w:tcBorders>
+              <w:top w:val="single" w:sz="4" w:space="0" w:color="CBCBCB"/>
+              <w:left w:val="single" w:sz="4" w:space="0" w:color="CBCBCB"/>
+              <w:bottom w:val="single" w:sz="4" w:space="0" w:color="CBCBCB"/>
+              <w:right w:val="single" w:sz="4" w:space="0" w:color="CBCBCB"/>
+            </w:tcBorders>
+          </w:tcPr>
+          <w:p>
+            <w:r>
+              <w:rPr>
+                <w:rFonts w:ascii="Courier New" w:hAnsi="Courier New"/>
+                <w:color w:val="F05922"/>
+                <w:sz w:val="20"/>
+              </w:rPr>
+              <w:t>Image.open(fp).size</w:t>
+            </w:r>
+            <w:r>
+              <w:rPr>
+                <w:sz w:val="20"/>
+              </w:rPr>
+              <w:t xml:space="preserve"> chỉ đọc header IHDR/SOF marker — không decode pixel data. Nhanh (~1ms). Chấp nhận cho review path.</w:t>
+            </w:r>
+          </w:p>
+        </w:tc>
+      </w:tr>
+      <w:tr>
+        <w:tc>
+          <w:tcPr>
+            <w:tcW w:type="dxa" w:w="4844"/>
+            <w:shd w:val="clear" w:color="auto" w:fill="B8B3D6"/>
+            <w:tcBorders>
+              <w:top w:val="single" w:sz="4" w:space="0" w:color="CBCBCB"/>
+              <w:left w:val="single" w:sz="4" w:space="0" w:color="CBCBCB"/>
+              <w:bottom w:val="single" w:sz="4" w:space="0" w:color="CBCBCB"/>
+              <w:right w:val="single" w:sz="4" w:space="0" w:color="CBCBCB"/>
+            </w:tcBorders>
+          </w:tcPr>
+          <w:p>
+            <w:r>
+              <w:rPr>
+                <w:sz w:val="20"/>
+              </w:rPr>
+              <w:t xml:space="preserve">Trace state cũ (line 4180: </w:t>
+            </w:r>
+            <w:r>
+              <w:rPr>
+                <w:rFonts w:ascii="Courier New" w:hAnsi="Courier New"/>
+                <w:color w:val="F05922"/>
+                <w:sz w:val="20"/>
+              </w:rPr>
+              <w:t>self._batch_state = "review-scanning"</w:t>
+            </w:r>
+            <w:r>
+              <w:rPr>
+                <w:sz w:val="20"/>
+              </w:rPr>
+              <w:t xml:space="preserve"> sau </w:t>
+            </w:r>
+            <w:r>
+              <w:rPr>
+                <w:rFonts w:ascii="Courier New" w:hAnsi="Courier New"/>
+                <w:color w:val="F05922"/>
+                <w:sz w:val="20"/>
+              </w:rPr>
+              <w:t>_batch_hide_review_ui</w:t>
+            </w:r>
+            <w:r>
+              <w:rPr>
+                <w:sz w:val="20"/>
+              </w:rPr>
+              <w:t>) khi Folder+Review</w:t>
+            </w:r>
+          </w:p>
+        </w:tc>
+        <w:tc>
+          <w:tcPr>
+            <w:tcW w:type="dxa" w:w="4844"/>
+            <w:shd w:val="clear" w:color="auto" w:fill="B8B3D6"/>
+            <w:tcBorders>
+              <w:top w:val="single" w:sz="4" w:space="0" w:color="CBCBCB"/>
+              <w:left w:val="single" w:sz="4" w:space="0" w:color="CBCBCB"/>
+              <w:bottom w:val="single" w:sz="4" w:space="0" w:color="CBCBCB"/>
+              <w:right w:val="single" w:sz="4" w:space="0" w:color="CBCBCB"/>
+            </w:tcBorders>
+          </w:tcPr>
+          <w:p>
+            <w:r>
+              <w:rPr>
+                <w:sz w:val="20"/>
+              </w:rPr>
+              <w:t>Giữ nguyên logic — không phụ thuộc source_mode. Đã test ở Phase 3, tương thích.</w:t>
+            </w:r>
+          </w:p>
+        </w:tc>
+      </w:tr>
+      <w:tr>
+        <w:tc>
+          <w:tcPr>
+            <w:tcW w:type="dxa" w:w="4844"/>
+            <w:tcBorders>
+              <w:top w:val="single" w:sz="4" w:space="0" w:color="CBCBCB"/>
+              <w:left w:val="single" w:sz="4" w:space="0" w:color="CBCBCB"/>
+              <w:bottom w:val="single" w:sz="4" w:space="0" w:color="CBCBCB"/>
+              <w:right w:val="single" w:sz="4" w:space="0" w:color="CBCBCB"/>
+            </w:tcBorders>
+          </w:tcPr>
+          <w:p>
+            <w:r>
+              <w:rPr>
+                <w:sz w:val="20"/>
+              </w:rPr>
+              <w:t>Bug P3 (</w:t>
+            </w:r>
+            <w:r>
+              <w:rPr>
+                <w:rFonts w:ascii="Courier New" w:hAnsi="Courier New"/>
+                <w:color w:val="F05922"/>
+                <w:sz w:val="20"/>
+              </w:rPr>
+              <w:t>_load_image</w:t>
+            </w:r>
+            <w:r>
+              <w:rPr>
+                <w:sz w:val="20"/>
+              </w:rPr>
+              <w:t xml:space="preserve"> không reset </w:t>
+            </w:r>
+            <w:r>
+              <w:rPr>
+                <w:rFonts w:ascii="Courier New" w:hAnsi="Courier New"/>
+                <w:color w:val="F05922"/>
+                <w:sz w:val="20"/>
+              </w:rPr>
+              <w:t>_batch_preview_*</w:t>
+            </w:r>
+            <w:r>
+              <w:rPr>
+                <w:sz w:val="20"/>
+              </w:rPr>
+              <w:t>) đã biết</w:t>
+            </w:r>
+          </w:p>
+        </w:tc>
+        <w:tc>
+          <w:tcPr>
+            <w:tcW w:type="dxa" w:w="4844"/>
+            <w:tcBorders>
+              <w:top w:val="single" w:sz="4" w:space="0" w:color="CBCBCB"/>
+              <w:left w:val="single" w:sz="4" w:space="0" w:color="CBCBCB"/>
+              <w:bottom w:val="single" w:sz="4" w:space="0" w:color="CBCBCB"/>
+              <w:right w:val="single" w:sz="4" w:space="0" w:color="CBCBCB"/>
+            </w:tcBorders>
+          </w:tcPr>
+          <w:p>
+            <w:r>
+              <w:rPr>
+                <w:sz w:val="20"/>
+              </w:rPr>
+              <w:t xml:space="preserve">KHÔNG fix trong amendment này (out of scope Phase 4). Tiện tay có thể fix bằng 2 dòng thêm vào </w:t>
+            </w:r>
+            <w:r>
+              <w:rPr>
+                <w:rFonts w:ascii="Courier New" w:hAnsi="Courier New"/>
+                <w:color w:val="F05922"/>
+                <w:sz w:val="20"/>
+              </w:rPr>
+              <w:t>_load_image</w:t>
+            </w:r>
+            <w:r>
+              <w:rPr>
+                <w:sz w:val="20"/>
+              </w:rPr>
+              <w:t xml:space="preserve"> sau line 1064 — Senior Dev quyết định (khuyến khích fix vì &lt;5 phút): </w:t>
+            </w:r>
+            <w:r>
+              <w:rPr>
+                <w:rFonts w:ascii="Courier New" w:hAnsi="Courier New"/>
+                <w:color w:val="F05922"/>
+                <w:sz w:val="20"/>
+              </w:rPr>
+              <w:t>self._batch_preview_boxes = []; self._batch_preview_active = False</w:t>
+            </w:r>
+            <w:r>
+              <w:rPr>
+                <w:sz w:val="20"/>
+              </w:rPr>
+              <w:t>. Không bắt buộc — không phá regression.</w:t>
+            </w:r>
+          </w:p>
+        </w:tc>
+      </w:tr>
+    </w:tbl>
+    <w:p/>
+    <w:p>
+      <w:pPr>
+        <w:pStyle w:val="Heading3"/>
+        <w:spacing w:before="160" w:after="60"/>
+      </w:pPr>
+      <w:r>
+        <w:rPr>
+          <w:color w:val="4A3F8C"/>
+          <w:sz w:val="24"/>
+        </w:rPr>
+        <w:t>8.3 Sequence diagram (Amendment)</w:t>
+      </w:r>
+    </w:p>
+    <w:p>
+      <w:pPr>
+        <w:spacing w:before="80" w:after="80"/>
+        <w:ind w:left="283"/>
+        <w:shd w:val="clear" w:color="auto" w:fill="F4F4F8"/>
+      </w:pPr>
+      <w:r>
+        <w:rPr>
+          <w:rFonts w:ascii="Courier New" w:hAnsi="Courier New"/>
+          <w:color w:val="251C53"/>
+          <w:sz w:val="18"/>
+        </w:rPr>
+        <w:t>sequenceDiagram</w:t>
+        <w:br/>
+        <w:t xml:space="preserve">    autonumber</w:t>
+        <w:br/>
+        <w:t xml:space="preserve">    participant UI as UI Thread (Tk)</w:t>
+        <w:br/>
+        <w:t xml:space="preserve">    participant W as Worker Thread</w:t>
+        <w:br/>
+        <w:t xml:space="preserve">    participant FS as Filesystem (.txt)</w:t>
+        <w:br/>
+        <w:t xml:space="preserve">    Note over UI: User chọn source_mode + write_mode&lt;br/&gt;bấm "Quét toàn bộ"/"Quét lần lượt"</w:t>
+        <w:br/>
+        <w:t xml:space="preserve">    UI-&gt;&gt;UI: _batch_start(mode)&lt;br/&gt;validate theo source_mode&lt;br/&gt;parse src_ids, resolve src_label_dir</w:t>
+        <w:br/>
+        <w:t xml:space="preserve">    UI-&gt;&gt;W: Thread(_batch_worker,&lt;br/&gt;mode, src_ids, dst_cid,&lt;br/&gt;source_mode, src_label_dir, replace_mode).start()</w:t>
+        <w:br/>
+        <w:t xml:space="preserve">    loop foreach image</w:t>
+        <w:br/>
+        <w:t xml:space="preserve">        W-&gt;&gt;W: check cancel_evt</w:t>
+        <w:br/>
+        <w:t xml:space="preserve">        W-&gt;&gt;UI: after(0, update_progress)</w:t>
+        <w:br/>
+        <w:t xml:space="preserve">        W-&gt;&gt;W: result = _batch_get_new_boxes_for_image(&lt;br/&gt;  fp, src_ids, dst_cid,&lt;br/&gt;  source_mode, src_label_dir,&lt;br/&gt;  need_preview_px=(mode=='review'))</w:t>
+        <w:br/>
+        <w:t xml:space="preserve">        alt result is None</w:t>
+        <w:br/>
+        <w:t xml:space="preserve">            W-&gt;&gt;W: continue (bỏ qua im lặng)</w:t>
+        <w:br/>
+        <w:t xml:space="preserve">        else có new_lines_norm</w:t>
+        <w:br/>
+        <w:t xml:space="preserve">            alt mode == "auto"</w:t>
+        <w:br/>
+        <w:t xml:space="preserve">                W-&gt;&gt;FS: _batch_write_new_lines(&lt;br/&gt;  lbl_path, new_lines_norm,&lt;br/&gt;  dst_cid, replace_mode)</w:t>
+        <w:br/>
+        <w:t xml:space="preserve">                W-&gt;&gt;UI: after(0, _batch_maybe_reload_current)</w:t>
+        <w:br/>
+        <w:t xml:space="preserve">            else mode == "review"</w:t>
+        <w:br/>
+        <w:t xml:space="preserve">                W-&gt;&gt;UI: after(0, _batch_show_review,&lt;br/&gt;  fp, new_boxes_px)</w:t>
+        <w:br/>
+        <w:t xml:space="preserve">                W-&gt;&gt;W: review_evt.wait()</w:t>
+        <w:br/>
+        <w:t xml:space="preserve">                alt decision == apply</w:t>
+        <w:br/>
+        <w:t xml:space="preserve">                    W-&gt;&gt;FS: _batch_write_new_lines(...)</w:t>
+        <w:br/>
+        <w:t xml:space="preserve">                    W-&gt;&gt;UI: after(0, _batch_maybe_reload_current)</w:t>
+        <w:br/>
+        <w:t xml:space="preserve">                else decision == skip</w:t>
+        <w:br/>
+        <w:t xml:space="preserve">                    W-&gt;&gt;W: skipped += 1</w:t>
+        <w:br/>
+        <w:t xml:space="preserve">                else decision == stop</w:t>
+        <w:br/>
+        <w:t xml:space="preserve">                    W-&gt;&gt;W: break</w:t>
+        <w:br/>
+        <w:t xml:space="preserve">                end</w:t>
+        <w:br/>
+        <w:t xml:space="preserve">            end</w:t>
+        <w:br/>
+        <w:t xml:space="preserve">        end</w:t>
+        <w:br/>
+        <w:t xml:space="preserve">    end</w:t>
+        <w:br/>
+        <w:t xml:space="preserve">    W-&gt;&gt;UI: after(0, _batch_finish, applied, skipped, detected, total)</w:t>
+      </w:r>
+    </w:p>
+    <w:p>
+      <w:pPr>
+        <w:pStyle w:val="Heading3"/>
+        <w:spacing w:before="160" w:after="60"/>
+      </w:pPr>
+      <w:r>
+        <w:rPr>
+          <w:color w:val="4A3F8C"/>
+          <w:sz w:val="24"/>
+        </w:rPr>
+        <w:t>8.4 Task breakdown Amendment (cho Senior Dev — Phase 4.2)</w:t>
+      </w:r>
+    </w:p>
+    <w:tbl>
+      <w:tblPr>
+        <w:tblStyle w:val="TableGrid"/>
+        <w:tblW w:type="auto" w:w="0"/>
+        <w:tblLook w:firstColumn="1" w:firstRow="1" w:lastColumn="0" w:lastRow="0" w:noHBand="0" w:noVBand="1" w:val="04A0"/>
+      </w:tblPr>
+      <w:tblGrid>
+        <w:gridCol w:w="2422"/>
+        <w:gridCol w:w="2422"/>
+        <w:gridCol w:w="2422"/>
+        <w:gridCol w:w="2422"/>
+      </w:tblGrid>
+      <w:tr>
+        <w:tc>
+          <w:tcPr>
+            <w:tcW w:type="dxa" w:w="2422"/>
+            <w:shd w:val="clear" w:color="auto" w:fill="251C53"/>
+            <w:tcBorders>
+              <w:top w:val="single" w:sz="4" w:space="0" w:color="251C53"/>
+              <w:left w:val="single" w:sz="4" w:space="0" w:color="251C53"/>
+              <w:bottom w:val="single" w:sz="4" w:space="0" w:color="251C53"/>
+              <w:right w:val="single" w:sz="4" w:space="0" w:color="251C53"/>
+            </w:tcBorders>
+          </w:tcPr>
+          <w:p>
+            <w:r>
+              <w:rPr>
+                <w:b/>
+                <w:color w:val="FFFFFF"/>
+                <w:sz w:val="20"/>
+              </w:rPr>
+              <w:t>ID</w:t>
+            </w:r>
+          </w:p>
+        </w:tc>
+        <w:tc>
+          <w:tcPr>
+            <w:tcW w:type="dxa" w:w="2422"/>
+            <w:shd w:val="clear" w:color="auto" w:fill="251C53"/>
+            <w:tcBorders>
+              <w:top w:val="single" w:sz="4" w:space="0" w:color="251C53"/>
+              <w:left w:val="single" w:sz="4" w:space="0" w:color="251C53"/>
+              <w:bottom w:val="single" w:sz="4" w:space="0" w:color="251C53"/>
+              <w:right w:val="single" w:sz="4" w:space="0" w:color="251C53"/>
+            </w:tcBorders>
+          </w:tcPr>
+          <w:p>
+            <w:r>
+              <w:rPr>
+                <w:b/>
+                <w:color w:val="FFFFFF"/>
+                <w:sz w:val="20"/>
+              </w:rPr>
+              <w:t>Tên</w:t>
+            </w:r>
+          </w:p>
+        </w:tc>
+        <w:tc>
+          <w:tcPr>
+            <w:tcW w:type="dxa" w:w="2422"/>
+            <w:shd w:val="clear" w:color="auto" w:fill="251C53"/>
+            <w:tcBorders>
+              <w:top w:val="single" w:sz="4" w:space="0" w:color="251C53"/>
+              <w:left w:val="single" w:sz="4" w:space="0" w:color="251C53"/>
+              <w:bottom w:val="single" w:sz="4" w:space="0" w:color="251C53"/>
+              <w:right w:val="single" w:sz="4" w:space="0" w:color="251C53"/>
+            </w:tcBorders>
+          </w:tcPr>
+          <w:p>
+            <w:r>
+              <w:rPr>
+                <w:b/>
+                <w:color w:val="FFFFFF"/>
+                <w:sz w:val="20"/>
+              </w:rPr>
+              <w:t>Ước tính</w:t>
+            </w:r>
+          </w:p>
+        </w:tc>
+        <w:tc>
+          <w:tcPr>
+            <w:tcW w:type="dxa" w:w="2422"/>
+            <w:shd w:val="clear" w:color="auto" w:fill="251C53"/>
+            <w:tcBorders>
+              <w:top w:val="single" w:sz="4" w:space="0" w:color="251C53"/>
+              <w:left w:val="single" w:sz="4" w:space="0" w:color="251C53"/>
+              <w:bottom w:val="single" w:sz="4" w:space="0" w:color="251C53"/>
+              <w:right w:val="single" w:sz="4" w:space="0" w:color="251C53"/>
+            </w:tcBorders>
+          </w:tcPr>
+          <w:p>
+            <w:r>
+              <w:rPr>
+                <w:b/>
+                <w:color w:val="FFFFFF"/>
+                <w:sz w:val="20"/>
+              </w:rPr>
+              <w:t>Phụ thuộc</w:t>
+            </w:r>
+          </w:p>
+        </w:tc>
+      </w:tr>
+      <w:tr>
+        <w:tc>
+          <w:tcPr>
+            <w:tcW w:type="dxa" w:w="2422"/>
+            <w:tcBorders>
+              <w:top w:val="single" w:sz="4" w:space="0" w:color="CBCBCB"/>
+              <w:left w:val="single" w:sz="4" w:space="0" w:color="CBCBCB"/>
+              <w:bottom w:val="single" w:sz="4" w:space="0" w:color="CBCBCB"/>
+              <w:right w:val="single" w:sz="4" w:space="0" w:color="CBCBCB"/>
+            </w:tcBorders>
+          </w:tcPr>
+          <w:p>
+            <w:r>
+              <w:rPr>
+                <w:sz w:val="20"/>
+              </w:rPr>
+              <w:t>---</w:t>
+            </w:r>
+          </w:p>
+        </w:tc>
+        <w:tc>
+          <w:tcPr>
+            <w:tcW w:type="dxa" w:w="2422"/>
+            <w:tcBorders>
+              <w:top w:val="single" w:sz="4" w:space="0" w:color="CBCBCB"/>
+              <w:left w:val="single" w:sz="4" w:space="0" w:color="CBCBCB"/>
+              <w:bottom w:val="single" w:sz="4" w:space="0" w:color="CBCBCB"/>
+              <w:right w:val="single" w:sz="4" w:space="0" w:color="CBCBCB"/>
+            </w:tcBorders>
+          </w:tcPr>
+          <w:p>
+            <w:r>
+              <w:rPr>
+                <w:sz w:val="20"/>
+              </w:rPr>
+              <w:t>---</w:t>
+            </w:r>
+          </w:p>
+        </w:tc>
+        <w:tc>
+          <w:tcPr>
+            <w:tcW w:type="dxa" w:w="2422"/>
+            <w:tcBorders>
+              <w:top w:val="single" w:sz="4" w:space="0" w:color="CBCBCB"/>
+              <w:left w:val="single" w:sz="4" w:space="0" w:color="CBCBCB"/>
+              <w:bottom w:val="single" w:sz="4" w:space="0" w:color="CBCBCB"/>
+              <w:right w:val="single" w:sz="4" w:space="0" w:color="CBCBCB"/>
+            </w:tcBorders>
+          </w:tcPr>
+          <w:p>
+            <w:r>
+              <w:rPr>
+                <w:sz w:val="20"/>
+              </w:rPr>
+              <w:t>---</w:t>
+            </w:r>
+          </w:p>
+        </w:tc>
+        <w:tc>
+          <w:tcPr>
+            <w:tcW w:type="dxa" w:w="2422"/>
+            <w:tcBorders>
+              <w:top w:val="single" w:sz="4" w:space="0" w:color="CBCBCB"/>
+              <w:left w:val="single" w:sz="4" w:space="0" w:color="CBCBCB"/>
+              <w:bottom w:val="single" w:sz="4" w:space="0" w:color="CBCBCB"/>
+              <w:right w:val="single" w:sz="4" w:space="0" w:color="CBCBCB"/>
+            </w:tcBorders>
+          </w:tcPr>
+          <w:p>
+            <w:r>
+              <w:rPr>
+                <w:sz w:val="20"/>
+              </w:rPr>
+              <w:t>---</w:t>
+            </w:r>
+          </w:p>
+        </w:tc>
+      </w:tr>
+      <w:tr>
+        <w:tc>
+          <w:tcPr>
+            <w:tcW w:type="dxa" w:w="2422"/>
+            <w:shd w:val="clear" w:color="auto" w:fill="B8B3D6"/>
+            <w:tcBorders>
+              <w:top w:val="single" w:sz="4" w:space="0" w:color="CBCBCB"/>
+              <w:left w:val="single" w:sz="4" w:space="0" w:color="CBCBCB"/>
+              <w:bottom w:val="single" w:sz="4" w:space="0" w:color="CBCBCB"/>
+              <w:right w:val="single" w:sz="4" w:space="0" w:color="CBCBCB"/>
+            </w:tcBorders>
+          </w:tcPr>
+          <w:p>
+            <w:r>
+              <w:rPr>
+                <w:sz w:val="20"/>
+              </w:rPr>
+              <w:t>4.2a</w:t>
+            </w:r>
+          </w:p>
+        </w:tc>
+        <w:tc>
+          <w:tcPr>
+            <w:tcW w:type="dxa" w:w="2422"/>
+            <w:shd w:val="clear" w:color="auto" w:fill="B8B3D6"/>
+            <w:tcBorders>
+              <w:top w:val="single" w:sz="4" w:space="0" w:color="CBCBCB"/>
+              <w:left w:val="single" w:sz="4" w:space="0" w:color="CBCBCB"/>
+              <w:bottom w:val="single" w:sz="4" w:space="0" w:color="CBCBCB"/>
+              <w:right w:val="single" w:sz="4" w:space="0" w:color="CBCBCB"/>
+            </w:tcBorders>
+          </w:tcPr>
+          <w:p>
+            <w:r>
+              <w:rPr>
+                <w:sz w:val="20"/>
+              </w:rPr>
+              <w:t xml:space="preserve">Thêm 5 biến state mới trong </w:t>
+            </w:r>
+            <w:r>
+              <w:rPr>
+                <w:rFonts w:ascii="Courier New" w:hAnsi="Courier New"/>
+                <w:color w:val="F05922"/>
+                <w:sz w:val="20"/>
+              </w:rPr>
+              <w:t>__init__</w:t>
+            </w:r>
+            <w:r>
+              <w:rPr>
+                <w:sz w:val="20"/>
+              </w:rPr>
+              <w:t xml:space="preserve"> (dưới khối Batch Add Class hiện có, line ~184) + </w:t>
+            </w:r>
+            <w:r>
+              <w:rPr>
+                <w:rFonts w:ascii="Courier New" w:hAnsi="Courier New"/>
+                <w:color w:val="F05922"/>
+                <w:sz w:val="20"/>
+              </w:rPr>
+              <w:t>_bind_cfg</w:t>
+            </w:r>
+          </w:p>
+        </w:tc>
+        <w:tc>
+          <w:tcPr>
+            <w:tcW w:type="dxa" w:w="2422"/>
+            <w:shd w:val="clear" w:color="auto" w:fill="B8B3D6"/>
+            <w:tcBorders>
+              <w:top w:val="single" w:sz="4" w:space="0" w:color="CBCBCB"/>
+              <w:left w:val="single" w:sz="4" w:space="0" w:color="CBCBCB"/>
+              <w:bottom w:val="single" w:sz="4" w:space="0" w:color="CBCBCB"/>
+              <w:right w:val="single" w:sz="4" w:space="0" w:color="CBCBCB"/>
+            </w:tcBorders>
+          </w:tcPr>
+          <w:p>
+            <w:r>
+              <w:rPr>
+                <w:sz w:val="20"/>
+              </w:rPr>
+              <w:t>10 phút</w:t>
+            </w:r>
+          </w:p>
+        </w:tc>
+        <w:tc>
+          <w:tcPr>
+            <w:tcW w:type="dxa" w:w="2422"/>
+            <w:shd w:val="clear" w:color="auto" w:fill="B8B3D6"/>
+            <w:tcBorders>
+              <w:top w:val="single" w:sz="4" w:space="0" w:color="CBCBCB"/>
+              <w:left w:val="single" w:sz="4" w:space="0" w:color="CBCBCB"/>
+              <w:bottom w:val="single" w:sz="4" w:space="0" w:color="CBCBCB"/>
+              <w:right w:val="single" w:sz="4" w:space="0" w:color="CBCBCB"/>
+            </w:tcBorders>
+          </w:tcPr>
+          <w:p>
+            <w:r>
+              <w:rPr>
+                <w:sz w:val="20"/>
+              </w:rPr>
+              <w:t>-</w:t>
+            </w:r>
+          </w:p>
+        </w:tc>
+      </w:tr>
+      <w:tr>
+        <w:tc>
+          <w:tcPr>
+            <w:tcW w:type="dxa" w:w="2422"/>
+            <w:tcBorders>
+              <w:top w:val="single" w:sz="4" w:space="0" w:color="CBCBCB"/>
+              <w:left w:val="single" w:sz="4" w:space="0" w:color="CBCBCB"/>
+              <w:bottom w:val="single" w:sz="4" w:space="0" w:color="CBCBCB"/>
+              <w:right w:val="single" w:sz="4" w:space="0" w:color="CBCBCB"/>
+            </w:tcBorders>
+          </w:tcPr>
+          <w:p>
+            <w:r>
+              <w:rPr>
+                <w:sz w:val="20"/>
+              </w:rPr>
+              <w:t>4.2b</w:t>
+            </w:r>
+          </w:p>
+        </w:tc>
+        <w:tc>
+          <w:tcPr>
+            <w:tcW w:type="dxa" w:w="2422"/>
+            <w:tcBorders>
+              <w:top w:val="single" w:sz="4" w:space="0" w:color="CBCBCB"/>
+              <w:left w:val="single" w:sz="4" w:space="0" w:color="CBCBCB"/>
+              <w:bottom w:val="single" w:sz="4" w:space="0" w:color="CBCBCB"/>
+              <w:right w:val="single" w:sz="4" w:space="0" w:color="CBCBCB"/>
+            </w:tcBorders>
+          </w:tcPr>
+          <w:p>
+            <w:r>
+              <w:rPr>
+                <w:sz w:val="20"/>
+              </w:rPr>
+              <w:t xml:space="preserve">Refactor </w:t>
+            </w:r>
+            <w:r>
+              <w:rPr>
+                <w:rFonts w:ascii="Courier New" w:hAnsi="Courier New"/>
+                <w:color w:val="F05922"/>
+                <w:sz w:val="20"/>
+              </w:rPr>
+              <w:t>_build_batch_add_class_ui</w:t>
+            </w:r>
+            <w:r>
+              <w:rPr>
+                <w:sz w:val="20"/>
+              </w:rPr>
+              <w:t xml:space="preserve"> (line 3748): thêm Row A (model picker), Row B (source selector radio), tách Row C thành 2 Frame group, Row D thêm radio Chế độ ghi. Bind </w:t>
+            </w:r>
+            <w:r>
+              <w:rPr>
+                <w:rFonts w:ascii="Courier New" w:hAnsi="Courier New"/>
+                <w:color w:val="F05922"/>
+                <w:sz w:val="20"/>
+              </w:rPr>
+              <w:t>_on_batch_src_mode_change</w:t>
+            </w:r>
+            <w:r>
+              <w:rPr>
+                <w:sz w:val="20"/>
+              </w:rPr>
+              <w:t xml:space="preserve"> cho Radiobutton.</w:t>
+            </w:r>
+          </w:p>
+        </w:tc>
+        <w:tc>
+          <w:tcPr>
+            <w:tcW w:type="dxa" w:w="2422"/>
+            <w:tcBorders>
+              <w:top w:val="single" w:sz="4" w:space="0" w:color="CBCBCB"/>
+              <w:left w:val="single" w:sz="4" w:space="0" w:color="CBCBCB"/>
+              <w:bottom w:val="single" w:sz="4" w:space="0" w:color="CBCBCB"/>
+              <w:right w:val="single" w:sz="4" w:space="0" w:color="CBCBCB"/>
+            </w:tcBorders>
+          </w:tcPr>
+          <w:p>
+            <w:r>
+              <w:rPr>
+                <w:sz w:val="20"/>
+              </w:rPr>
+              <w:t>40 phút</w:t>
+            </w:r>
+          </w:p>
+        </w:tc>
+        <w:tc>
+          <w:tcPr>
+            <w:tcW w:type="dxa" w:w="2422"/>
+            <w:tcBorders>
+              <w:top w:val="single" w:sz="4" w:space="0" w:color="CBCBCB"/>
+              <w:left w:val="single" w:sz="4" w:space="0" w:color="CBCBCB"/>
+              <w:bottom w:val="single" w:sz="4" w:space="0" w:color="CBCBCB"/>
+              <w:right w:val="single" w:sz="4" w:space="0" w:color="CBCBCB"/>
+            </w:tcBorders>
+          </w:tcPr>
+          <w:p>
+            <w:r>
+              <w:rPr>
+                <w:sz w:val="20"/>
+              </w:rPr>
+              <w:t>4.2a</w:t>
+            </w:r>
+          </w:p>
+        </w:tc>
+      </w:tr>
+      <w:tr>
+        <w:tc>
+          <w:tcPr>
+            <w:tcW w:type="dxa" w:w="2422"/>
+            <w:shd w:val="clear" w:color="auto" w:fill="B8B3D6"/>
+            <w:tcBorders>
+              <w:top w:val="single" w:sz="4" w:space="0" w:color="CBCBCB"/>
+              <w:left w:val="single" w:sz="4" w:space="0" w:color="CBCBCB"/>
+              <w:bottom w:val="single" w:sz="4" w:space="0" w:color="CBCBCB"/>
+              <w:right w:val="single" w:sz="4" w:space="0" w:color="CBCBCB"/>
+            </w:tcBorders>
+          </w:tcPr>
+          <w:p>
+            <w:r>
+              <w:rPr>
+                <w:sz w:val="20"/>
+              </w:rPr>
+              <w:t>4.2c</w:t>
+            </w:r>
+          </w:p>
+        </w:tc>
+        <w:tc>
+          <w:tcPr>
+            <w:tcW w:type="dxa" w:w="2422"/>
+            <w:shd w:val="clear" w:color="auto" w:fill="B8B3D6"/>
+            <w:tcBorders>
+              <w:top w:val="single" w:sz="4" w:space="0" w:color="CBCBCB"/>
+              <w:left w:val="single" w:sz="4" w:space="0" w:color="CBCBCB"/>
+              <w:bottom w:val="single" w:sz="4" w:space="0" w:color="CBCBCB"/>
+              <w:right w:val="single" w:sz="4" w:space="0" w:color="CBCBCB"/>
+            </w:tcBorders>
+          </w:tcPr>
+          <w:p>
+            <w:r>
+              <w:rPr>
+                <w:sz w:val="20"/>
+              </w:rPr>
+              <w:t xml:space="preserve">Viết </w:t>
+            </w:r>
+            <w:r>
+              <w:rPr>
+                <w:rFonts w:ascii="Courier New" w:hAnsi="Courier New"/>
+                <w:color w:val="F05922"/>
+                <w:sz w:val="20"/>
+              </w:rPr>
+              <w:t>_batch_refresh_model_display</w:t>
+            </w:r>
+            <w:r>
+              <w:rPr>
+                <w:sz w:val="20"/>
+              </w:rPr>
+              <w:t xml:space="preserve"> + thêm 1 dòng gọi trong </w:t>
+            </w:r>
+            <w:r>
+              <w:rPr>
+                <w:rFonts w:ascii="Courier New" w:hAnsi="Courier New"/>
+                <w:color w:val="F05922"/>
+                <w:sz w:val="20"/>
+              </w:rPr>
+              <w:t>_on_det_model_loaded</w:t>
+            </w:r>
+            <w:r>
+              <w:rPr>
+                <w:sz w:val="20"/>
+              </w:rPr>
+              <w:t xml:space="preserve"> (line 3318)</w:t>
+            </w:r>
+          </w:p>
+        </w:tc>
+        <w:tc>
+          <w:tcPr>
+            <w:tcW w:type="dxa" w:w="2422"/>
+            <w:shd w:val="clear" w:color="auto" w:fill="B8B3D6"/>
+            <w:tcBorders>
+              <w:top w:val="single" w:sz="4" w:space="0" w:color="CBCBCB"/>
+              <w:left w:val="single" w:sz="4" w:space="0" w:color="CBCBCB"/>
+              <w:bottom w:val="single" w:sz="4" w:space="0" w:color="CBCBCB"/>
+              <w:right w:val="single" w:sz="4" w:space="0" w:color="CBCBCB"/>
+            </w:tcBorders>
+          </w:tcPr>
+          <w:p>
+            <w:r>
+              <w:rPr>
+                <w:sz w:val="20"/>
+              </w:rPr>
+              <w:t>10 phút</w:t>
+            </w:r>
+          </w:p>
+        </w:tc>
+        <w:tc>
+          <w:tcPr>
+            <w:tcW w:type="dxa" w:w="2422"/>
+            <w:shd w:val="clear" w:color="auto" w:fill="B8B3D6"/>
+            <w:tcBorders>
+              <w:top w:val="single" w:sz="4" w:space="0" w:color="CBCBCB"/>
+              <w:left w:val="single" w:sz="4" w:space="0" w:color="CBCBCB"/>
+              <w:bottom w:val="single" w:sz="4" w:space="0" w:color="CBCBCB"/>
+              <w:right w:val="single" w:sz="4" w:space="0" w:color="CBCBCB"/>
+            </w:tcBorders>
+          </w:tcPr>
+          <w:p>
+            <w:r>
+              <w:rPr>
+                <w:sz w:val="20"/>
+              </w:rPr>
+              <w:t>4.2b</w:t>
+            </w:r>
+          </w:p>
+        </w:tc>
+      </w:tr>
+      <w:tr>
+        <w:tc>
+          <w:tcPr>
+            <w:tcW w:type="dxa" w:w="2422"/>
+            <w:tcBorders>
+              <w:top w:val="single" w:sz="4" w:space="0" w:color="CBCBCB"/>
+              <w:left w:val="single" w:sz="4" w:space="0" w:color="CBCBCB"/>
+              <w:bottom w:val="single" w:sz="4" w:space="0" w:color="CBCBCB"/>
+              <w:right w:val="single" w:sz="4" w:space="0" w:color="CBCBCB"/>
+            </w:tcBorders>
+          </w:tcPr>
+          <w:p>
+            <w:r>
+              <w:rPr>
+                <w:sz w:val="20"/>
+              </w:rPr>
+              <w:t>4.2d</w:t>
+            </w:r>
+          </w:p>
+        </w:tc>
+        <w:tc>
+          <w:tcPr>
+            <w:tcW w:type="dxa" w:w="2422"/>
+            <w:tcBorders>
+              <w:top w:val="single" w:sz="4" w:space="0" w:color="CBCBCB"/>
+              <w:left w:val="single" w:sz="4" w:space="0" w:color="CBCBCB"/>
+              <w:bottom w:val="single" w:sz="4" w:space="0" w:color="CBCBCB"/>
+              <w:right w:val="single" w:sz="4" w:space="0" w:color="CBCBCB"/>
+            </w:tcBorders>
+          </w:tcPr>
+          <w:p>
+            <w:r>
+              <w:rPr>
+                <w:sz w:val="20"/>
+              </w:rPr>
+              <w:t xml:space="preserve">Viết </w:t>
+            </w:r>
+            <w:r>
+              <w:rPr>
+                <w:rFonts w:ascii="Courier New" w:hAnsi="Courier New"/>
+                <w:color w:val="F05922"/>
+                <w:sz w:val="20"/>
+              </w:rPr>
+              <w:t>_on_batch_src_mode_change</w:t>
+            </w:r>
+            <w:r>
+              <w:rPr>
+                <w:sz w:val="20"/>
+              </w:rPr>
+              <w:t xml:space="preserve"> + </w:t>
+            </w:r>
+            <w:r>
+              <w:rPr>
+                <w:rFonts w:ascii="Courier New" w:hAnsi="Courier New"/>
+                <w:color w:val="F05922"/>
+                <w:sz w:val="20"/>
+              </w:rPr>
+              <w:t>_batch_browse_src_label_dir</w:t>
+            </w:r>
+            <w:r>
+              <w:rPr>
+                <w:sz w:val="20"/>
+              </w:rPr>
+              <w:t xml:space="preserve"> + </w:t>
+            </w:r>
+            <w:r>
+              <w:rPr>
+                <w:rFonts w:ascii="Courier New" w:hAnsi="Courier New"/>
+                <w:color w:val="F05922"/>
+                <w:sz w:val="20"/>
+              </w:rPr>
+              <w:t>_batch_parse_src_ids</w:t>
+            </w:r>
+          </w:p>
+        </w:tc>
+        <w:tc>
+          <w:tcPr>
+            <w:tcW w:type="dxa" w:w="2422"/>
+            <w:tcBorders>
+              <w:top w:val="single" w:sz="4" w:space="0" w:color="CBCBCB"/>
+              <w:left w:val="single" w:sz="4" w:space="0" w:color="CBCBCB"/>
+              <w:bottom w:val="single" w:sz="4" w:space="0" w:color="CBCBCB"/>
+              <w:right w:val="single" w:sz="4" w:space="0" w:color="CBCBCB"/>
+            </w:tcBorders>
+          </w:tcPr>
+          <w:p>
+            <w:r>
+              <w:rPr>
+                <w:sz w:val="20"/>
+              </w:rPr>
+              <w:t>20 phút</w:t>
+            </w:r>
+          </w:p>
+        </w:tc>
+        <w:tc>
+          <w:tcPr>
+            <w:tcW w:type="dxa" w:w="2422"/>
+            <w:tcBorders>
+              <w:top w:val="single" w:sz="4" w:space="0" w:color="CBCBCB"/>
+              <w:left w:val="single" w:sz="4" w:space="0" w:color="CBCBCB"/>
+              <w:bottom w:val="single" w:sz="4" w:space="0" w:color="CBCBCB"/>
+              <w:right w:val="single" w:sz="4" w:space="0" w:color="CBCBCB"/>
+            </w:tcBorders>
+          </w:tcPr>
+          <w:p>
+            <w:r>
+              <w:rPr>
+                <w:sz w:val="20"/>
+              </w:rPr>
+              <w:t>4.2b</w:t>
+            </w:r>
+          </w:p>
+        </w:tc>
+      </w:tr>
+      <w:tr>
+        <w:tc>
+          <w:tcPr>
+            <w:tcW w:type="dxa" w:w="2422"/>
+            <w:shd w:val="clear" w:color="auto" w:fill="B8B3D6"/>
+            <w:tcBorders>
+              <w:top w:val="single" w:sz="4" w:space="0" w:color="CBCBCB"/>
+              <w:left w:val="single" w:sz="4" w:space="0" w:color="CBCBCB"/>
+              <w:bottom w:val="single" w:sz="4" w:space="0" w:color="CBCBCB"/>
+              <w:right w:val="single" w:sz="4" w:space="0" w:color="CBCBCB"/>
+            </w:tcBorders>
+          </w:tcPr>
+          <w:p>
+            <w:r>
+              <w:rPr>
+                <w:sz w:val="20"/>
+              </w:rPr>
+              <w:t>4.2e</w:t>
+            </w:r>
+          </w:p>
+        </w:tc>
+        <w:tc>
+          <w:tcPr>
+            <w:tcW w:type="dxa" w:w="2422"/>
+            <w:shd w:val="clear" w:color="auto" w:fill="B8B3D6"/>
+            <w:tcBorders>
+              <w:top w:val="single" w:sz="4" w:space="0" w:color="CBCBCB"/>
+              <w:left w:val="single" w:sz="4" w:space="0" w:color="CBCBCB"/>
+              <w:bottom w:val="single" w:sz="4" w:space="0" w:color="CBCBCB"/>
+              <w:right w:val="single" w:sz="4" w:space="0" w:color="CBCBCB"/>
+            </w:tcBorders>
+          </w:tcPr>
+          <w:p>
+            <w:r>
+              <w:rPr>
+                <w:sz w:val="20"/>
+              </w:rPr>
+              <w:t xml:space="preserve">Sửa </w:t>
+            </w:r>
+            <w:r>
+              <w:rPr>
+                <w:rFonts w:ascii="Courier New" w:hAnsi="Courier New"/>
+                <w:color w:val="F05922"/>
+                <w:sz w:val="20"/>
+              </w:rPr>
+              <w:t>_batch_set_ui_state</w:t>
+            </w:r>
+            <w:r>
+              <w:rPr>
+                <w:sz w:val="20"/>
+              </w:rPr>
+              <w:t xml:space="preserve"> (line 3953) — enable 2 nút quét khi folder mode dù không có </w:t>
+            </w:r>
+            <w:r>
+              <w:rPr>
+                <w:rFonts w:ascii="Courier New" w:hAnsi="Courier New"/>
+                <w:color w:val="F05922"/>
+                <w:sz w:val="20"/>
+              </w:rPr>
+              <w:t>_det_model_names</w:t>
+            </w:r>
+            <w:r>
+              <w:rPr>
+                <w:sz w:val="20"/>
+              </w:rPr>
+              <w:t xml:space="preserve">. Cập nhật </w:t>
+            </w:r>
+            <w:r>
+              <w:rPr>
+                <w:rFonts w:ascii="Courier New" w:hAnsi="Courier New"/>
+                <w:color w:val="F05922"/>
+                <w:sz w:val="20"/>
+              </w:rPr>
+              <w:t>_refresh_batch_class_combo</w:t>
+            </w:r>
+            <w:r>
+              <w:rPr>
+                <w:sz w:val="20"/>
+              </w:rPr>
+              <w:t xml:space="preserve"> (line 3831) dùng </w:t>
+            </w:r>
+            <w:r>
+              <w:rPr>
+                <w:rFonts w:ascii="Courier New" w:hAnsi="Courier New"/>
+                <w:color w:val="F05922"/>
+                <w:sz w:val="20"/>
+              </w:rPr>
+              <w:t>_batch_set_ui_state(self._batch_state)</w:t>
+            </w:r>
+            <w:r>
+              <w:rPr>
+                <w:sz w:val="20"/>
+              </w:rPr>
+              <w:t xml:space="preserve"> thay vì hard-code disable.</w:t>
+            </w:r>
+          </w:p>
+        </w:tc>
+        <w:tc>
+          <w:tcPr>
+            <w:tcW w:type="dxa" w:w="2422"/>
+            <w:shd w:val="clear" w:color="auto" w:fill="B8B3D6"/>
+            <w:tcBorders>
+              <w:top w:val="single" w:sz="4" w:space="0" w:color="CBCBCB"/>
+              <w:left w:val="single" w:sz="4" w:space="0" w:color="CBCBCB"/>
+              <w:bottom w:val="single" w:sz="4" w:space="0" w:color="CBCBCB"/>
+              <w:right w:val="single" w:sz="4" w:space="0" w:color="CBCBCB"/>
+            </w:tcBorders>
+          </w:tcPr>
+          <w:p>
+            <w:r>
+              <w:rPr>
+                <w:sz w:val="20"/>
+              </w:rPr>
+              <w:t>15 phút</w:t>
+            </w:r>
+          </w:p>
+        </w:tc>
+        <w:tc>
+          <w:tcPr>
+            <w:tcW w:type="dxa" w:w="2422"/>
+            <w:shd w:val="clear" w:color="auto" w:fill="B8B3D6"/>
+            <w:tcBorders>
+              <w:top w:val="single" w:sz="4" w:space="0" w:color="CBCBCB"/>
+              <w:left w:val="single" w:sz="4" w:space="0" w:color="CBCBCB"/>
+              <w:bottom w:val="single" w:sz="4" w:space="0" w:color="CBCBCB"/>
+              <w:right w:val="single" w:sz="4" w:space="0" w:color="CBCBCB"/>
+            </w:tcBorders>
+          </w:tcPr>
+          <w:p>
+            <w:r>
+              <w:rPr>
+                <w:sz w:val="20"/>
+              </w:rPr>
+              <w:t>4.2a</w:t>
+            </w:r>
+          </w:p>
+        </w:tc>
+      </w:tr>
+      <w:tr>
+        <w:tc>
+          <w:tcPr>
+            <w:tcW w:type="dxa" w:w="2422"/>
+            <w:tcBorders>
+              <w:top w:val="single" w:sz="4" w:space="0" w:color="CBCBCB"/>
+              <w:left w:val="single" w:sz="4" w:space="0" w:color="CBCBCB"/>
+              <w:bottom w:val="single" w:sz="4" w:space="0" w:color="CBCBCB"/>
+              <w:right w:val="single" w:sz="4" w:space="0" w:color="CBCBCB"/>
+            </w:tcBorders>
+          </w:tcPr>
+          <w:p>
+            <w:r>
+              <w:rPr>
+                <w:sz w:val="20"/>
+              </w:rPr>
+              <w:t>4.2f</w:t>
+            </w:r>
+          </w:p>
+        </w:tc>
+        <w:tc>
+          <w:tcPr>
+            <w:tcW w:type="dxa" w:w="2422"/>
+            <w:tcBorders>
+              <w:top w:val="single" w:sz="4" w:space="0" w:color="CBCBCB"/>
+              <w:left w:val="single" w:sz="4" w:space="0" w:color="CBCBCB"/>
+              <w:bottom w:val="single" w:sz="4" w:space="0" w:color="CBCBCB"/>
+              <w:right w:val="single" w:sz="4" w:space="0" w:color="CBCBCB"/>
+            </w:tcBorders>
+          </w:tcPr>
+          <w:p>
+            <w:r>
+              <w:rPr>
+                <w:sz w:val="20"/>
+              </w:rPr>
+              <w:t xml:space="preserve">Viết </w:t>
+            </w:r>
+            <w:r>
+              <w:rPr>
+                <w:rFonts w:ascii="Courier New" w:hAnsi="Courier New"/>
+                <w:color w:val="F05922"/>
+                <w:sz w:val="20"/>
+              </w:rPr>
+              <w:t>_batch_get_new_boxes_for_image</w:t>
+            </w:r>
+            <w:r>
+              <w:rPr>
+                <w:sz w:val="20"/>
+              </w:rPr>
+              <w:t xml:space="preserve"> (thay block PIL.open + run_model_predict + filter trong worker)</w:t>
+            </w:r>
+          </w:p>
+        </w:tc>
+        <w:tc>
+          <w:tcPr>
+            <w:tcW w:type="dxa" w:w="2422"/>
+            <w:tcBorders>
+              <w:top w:val="single" w:sz="4" w:space="0" w:color="CBCBCB"/>
+              <w:left w:val="single" w:sz="4" w:space="0" w:color="CBCBCB"/>
+              <w:bottom w:val="single" w:sz="4" w:space="0" w:color="CBCBCB"/>
+              <w:right w:val="single" w:sz="4" w:space="0" w:color="CBCBCB"/>
+            </w:tcBorders>
+          </w:tcPr>
+          <w:p>
+            <w:r>
+              <w:rPr>
+                <w:sz w:val="20"/>
+              </w:rPr>
+              <w:t>30 phút</w:t>
+            </w:r>
+          </w:p>
+        </w:tc>
+        <w:tc>
+          <w:tcPr>
+            <w:tcW w:type="dxa" w:w="2422"/>
+            <w:tcBorders>
+              <w:top w:val="single" w:sz="4" w:space="0" w:color="CBCBCB"/>
+              <w:left w:val="single" w:sz="4" w:space="0" w:color="CBCBCB"/>
+              <w:bottom w:val="single" w:sz="4" w:space="0" w:color="CBCBCB"/>
+              <w:right w:val="single" w:sz="4" w:space="0" w:color="CBCBCB"/>
+            </w:tcBorders>
+          </w:tcPr>
+          <w:p>
+            <w:r>
+              <w:rPr>
+                <w:sz w:val="20"/>
+              </w:rPr>
+              <w:t>4.2a</w:t>
+            </w:r>
+          </w:p>
+        </w:tc>
+      </w:tr>
+      <w:tr>
+        <w:tc>
+          <w:tcPr>
+            <w:tcW w:type="dxa" w:w="2422"/>
+            <w:shd w:val="clear" w:color="auto" w:fill="B8B3D6"/>
+            <w:tcBorders>
+              <w:top w:val="single" w:sz="4" w:space="0" w:color="CBCBCB"/>
+              <w:left w:val="single" w:sz="4" w:space="0" w:color="CBCBCB"/>
+              <w:bottom w:val="single" w:sz="4" w:space="0" w:color="CBCBCB"/>
+              <w:right w:val="single" w:sz="4" w:space="0" w:color="CBCBCB"/>
+            </w:tcBorders>
+          </w:tcPr>
+          <w:p>
+            <w:r>
+              <w:rPr>
+                <w:sz w:val="20"/>
+              </w:rPr>
+              <w:t>4.2g</w:t>
+            </w:r>
+          </w:p>
+        </w:tc>
+        <w:tc>
+          <w:tcPr>
+            <w:tcW w:type="dxa" w:w="2422"/>
+            <w:shd w:val="clear" w:color="auto" w:fill="B8B3D6"/>
+            <w:tcBorders>
+              <w:top w:val="single" w:sz="4" w:space="0" w:color="CBCBCB"/>
+              <w:left w:val="single" w:sz="4" w:space="0" w:color="CBCBCB"/>
+              <w:bottom w:val="single" w:sz="4" w:space="0" w:color="CBCBCB"/>
+              <w:right w:val="single" w:sz="4" w:space="0" w:color="CBCBCB"/>
+            </w:tcBorders>
+          </w:tcPr>
+          <w:p>
+            <w:r>
+              <w:rPr>
+                <w:sz w:val="20"/>
+              </w:rPr>
+              <w:t xml:space="preserve">Viết </w:t>
+            </w:r>
+            <w:r>
+              <w:rPr>
+                <w:rFonts w:ascii="Courier New" w:hAnsi="Courier New"/>
+                <w:color w:val="F05922"/>
+                <w:sz w:val="20"/>
+              </w:rPr>
+              <w:t>_batch_write_new_lines</w:t>
+            </w:r>
+            <w:r>
+              <w:rPr>
+                <w:sz w:val="20"/>
+              </w:rPr>
+              <w:t xml:space="preserve"> (thay </w:t>
+            </w:r>
+            <w:r>
+              <w:rPr>
+                <w:rFonts w:ascii="Courier New" w:hAnsi="Courier New"/>
+                <w:color w:val="F05922"/>
+                <w:sz w:val="20"/>
+              </w:rPr>
+              <w:t>_read_yolo_ext + _write_yolo_ext</w:t>
+            </w:r>
+            <w:r>
+              <w:rPr>
+                <w:sz w:val="20"/>
+              </w:rPr>
+              <w:t xml:space="preserve"> trong worker)</w:t>
+            </w:r>
+          </w:p>
+        </w:tc>
+        <w:tc>
+          <w:tcPr>
+            <w:tcW w:type="dxa" w:w="2422"/>
+            <w:shd w:val="clear" w:color="auto" w:fill="B8B3D6"/>
+            <w:tcBorders>
+              <w:top w:val="single" w:sz="4" w:space="0" w:color="CBCBCB"/>
+              <w:left w:val="single" w:sz="4" w:space="0" w:color="CBCBCB"/>
+              <w:bottom w:val="single" w:sz="4" w:space="0" w:color="CBCBCB"/>
+              <w:right w:val="single" w:sz="4" w:space="0" w:color="CBCBCB"/>
+            </w:tcBorders>
+          </w:tcPr>
+          <w:p>
+            <w:r>
+              <w:rPr>
+                <w:sz w:val="20"/>
+              </w:rPr>
+              <w:t>20 phút</w:t>
+            </w:r>
+          </w:p>
+        </w:tc>
+        <w:tc>
+          <w:tcPr>
+            <w:tcW w:type="dxa" w:w="2422"/>
+            <w:shd w:val="clear" w:color="auto" w:fill="B8B3D6"/>
+            <w:tcBorders>
+              <w:top w:val="single" w:sz="4" w:space="0" w:color="CBCBCB"/>
+              <w:left w:val="single" w:sz="4" w:space="0" w:color="CBCBCB"/>
+              <w:bottom w:val="single" w:sz="4" w:space="0" w:color="CBCBCB"/>
+              <w:right w:val="single" w:sz="4" w:space="0" w:color="CBCBCB"/>
+            </w:tcBorders>
+          </w:tcPr>
+          <w:p>
+            <w:r>
+              <w:rPr>
+                <w:sz w:val="20"/>
+              </w:rPr>
+              <w:t>4.2a</w:t>
+            </w:r>
+          </w:p>
+        </w:tc>
+      </w:tr>
+      <w:tr>
+        <w:tc>
+          <w:tcPr>
+            <w:tcW w:type="dxa" w:w="2422"/>
+            <w:tcBorders>
+              <w:top w:val="single" w:sz="4" w:space="0" w:color="CBCBCB"/>
+              <w:left w:val="single" w:sz="4" w:space="0" w:color="CBCBCB"/>
+              <w:bottom w:val="single" w:sz="4" w:space="0" w:color="CBCBCB"/>
+              <w:right w:val="single" w:sz="4" w:space="0" w:color="CBCBCB"/>
+            </w:tcBorders>
+          </w:tcPr>
+          <w:p>
+            <w:r>
+              <w:rPr>
+                <w:sz w:val="20"/>
+              </w:rPr>
+              <w:t>4.2h</w:t>
+            </w:r>
+          </w:p>
+        </w:tc>
+        <w:tc>
+          <w:tcPr>
+            <w:tcW w:type="dxa" w:w="2422"/>
+            <w:tcBorders>
+              <w:top w:val="single" w:sz="4" w:space="0" w:color="CBCBCB"/>
+              <w:left w:val="single" w:sz="4" w:space="0" w:color="CBCBCB"/>
+              <w:bottom w:val="single" w:sz="4" w:space="0" w:color="CBCBCB"/>
+              <w:right w:val="single" w:sz="4" w:space="0" w:color="CBCBCB"/>
+            </w:tcBorders>
+          </w:tcPr>
+          <w:p>
+            <w:r>
+              <w:rPr>
+                <w:sz w:val="20"/>
+              </w:rPr>
+              <w:t xml:space="preserve">Sửa </w:t>
+            </w:r>
+            <w:r>
+              <w:rPr>
+                <w:rFonts w:ascii="Courier New" w:hAnsi="Courier New"/>
+                <w:color w:val="F05922"/>
+                <w:sz w:val="20"/>
+              </w:rPr>
+              <w:t>_batch_worker</w:t>
+            </w:r>
+            <w:r>
+              <w:rPr>
+                <w:sz w:val="20"/>
+              </w:rPr>
+              <w:t xml:space="preserve"> (line 4067) — signature + gọi 2 helper mới. </w:t>
+            </w:r>
+            <w:r>
+              <w:rPr>
+                <w:rFonts w:ascii="Courier New" w:hAnsi="Courier New"/>
+                <w:color w:val="F05922"/>
+                <w:sz w:val="20"/>
+              </w:rPr>
+              <w:t>_batch_show_review</w:t>
+            </w:r>
+            <w:r>
+              <w:rPr>
+                <w:sz w:val="20"/>
+              </w:rPr>
+              <w:t xml:space="preserve"> (line 4142) — bỏ tham số </w:t>
+            </w:r>
+            <w:r>
+              <w:rPr>
+                <w:rFonts w:ascii="Courier New" w:hAnsi="Courier New"/>
+                <w:color w:val="F05922"/>
+                <w:sz w:val="20"/>
+              </w:rPr>
+              <w:t>existing</w:t>
+            </w:r>
+            <w:r>
+              <w:rPr>
+                <w:sz w:val="20"/>
+              </w:rPr>
+              <w:t xml:space="preserve">, chỉ nhận </w:t>
+            </w:r>
+            <w:r>
+              <w:rPr>
+                <w:rFonts w:ascii="Courier New" w:hAnsi="Courier New"/>
+                <w:color w:val="F05922"/>
+                <w:sz w:val="20"/>
+              </w:rPr>
+              <w:t>new_boxes_px</w:t>
+            </w:r>
+            <w:r>
+              <w:rPr>
+                <w:sz w:val="20"/>
+              </w:rPr>
+              <w:t>.</w:t>
+            </w:r>
+          </w:p>
+        </w:tc>
+        <w:tc>
+          <w:tcPr>
+            <w:tcW w:type="dxa" w:w="2422"/>
+            <w:tcBorders>
+              <w:top w:val="single" w:sz="4" w:space="0" w:color="CBCBCB"/>
+              <w:left w:val="single" w:sz="4" w:space="0" w:color="CBCBCB"/>
+              <w:bottom w:val="single" w:sz="4" w:space="0" w:color="CBCBCB"/>
+              <w:right w:val="single" w:sz="4" w:space="0" w:color="CBCBCB"/>
+            </w:tcBorders>
+          </w:tcPr>
+          <w:p>
+            <w:r>
+              <w:rPr>
+                <w:sz w:val="20"/>
+              </w:rPr>
+              <w:t>30 phút</w:t>
+            </w:r>
+          </w:p>
+        </w:tc>
+        <w:tc>
+          <w:tcPr>
+            <w:tcW w:type="dxa" w:w="2422"/>
+            <w:tcBorders>
+              <w:top w:val="single" w:sz="4" w:space="0" w:color="CBCBCB"/>
+              <w:left w:val="single" w:sz="4" w:space="0" w:color="CBCBCB"/>
+              <w:bottom w:val="single" w:sz="4" w:space="0" w:color="CBCBCB"/>
+              <w:right w:val="single" w:sz="4" w:space="0" w:color="CBCBCB"/>
+            </w:tcBorders>
+          </w:tcPr>
+          <w:p>
+            <w:r>
+              <w:rPr>
+                <w:sz w:val="20"/>
+              </w:rPr>
+              <w:t>4.2f, 4.2g</w:t>
+            </w:r>
+          </w:p>
+        </w:tc>
+      </w:tr>
+      <w:tr>
+        <w:tc>
+          <w:tcPr>
+            <w:tcW w:type="dxa" w:w="2422"/>
+            <w:shd w:val="clear" w:color="auto" w:fill="B8B3D6"/>
+            <w:tcBorders>
+              <w:top w:val="single" w:sz="4" w:space="0" w:color="CBCBCB"/>
+              <w:left w:val="single" w:sz="4" w:space="0" w:color="CBCBCB"/>
+              <w:bottom w:val="single" w:sz="4" w:space="0" w:color="CBCBCB"/>
+              <w:right w:val="single" w:sz="4" w:space="0" w:color="CBCBCB"/>
+            </w:tcBorders>
+          </w:tcPr>
+          <w:p>
+            <w:r>
+              <w:rPr>
+                <w:sz w:val="20"/>
+              </w:rPr>
+              <w:t>4.2i</w:t>
+            </w:r>
+          </w:p>
+        </w:tc>
+        <w:tc>
+          <w:tcPr>
+            <w:tcW w:type="dxa" w:w="2422"/>
+            <w:shd w:val="clear" w:color="auto" w:fill="B8B3D6"/>
+            <w:tcBorders>
+              <w:top w:val="single" w:sz="4" w:space="0" w:color="CBCBCB"/>
+              <w:left w:val="single" w:sz="4" w:space="0" w:color="CBCBCB"/>
+              <w:bottom w:val="single" w:sz="4" w:space="0" w:color="CBCBCB"/>
+              <w:right w:val="single" w:sz="4" w:space="0" w:color="CBCBCB"/>
+            </w:tcBorders>
+          </w:tcPr>
+          <w:p>
+            <w:r>
+              <w:rPr>
+                <w:sz w:val="20"/>
+              </w:rPr>
+              <w:t xml:space="preserve">Sửa </w:t>
+            </w:r>
+            <w:r>
+              <w:rPr>
+                <w:rFonts w:ascii="Courier New" w:hAnsi="Courier New"/>
+                <w:color w:val="F05922"/>
+                <w:sz w:val="20"/>
+              </w:rPr>
+              <w:t>_batch_start</w:t>
+            </w:r>
+            <w:r>
+              <w:rPr>
+                <w:sz w:val="20"/>
+              </w:rPr>
+              <w:t xml:space="preserve"> (line 3976) — validate theo source_mode, dispatch args mới cho worker</w:t>
+            </w:r>
+          </w:p>
+        </w:tc>
+        <w:tc>
+          <w:tcPr>
+            <w:tcW w:type="dxa" w:w="2422"/>
+            <w:shd w:val="clear" w:color="auto" w:fill="B8B3D6"/>
+            <w:tcBorders>
+              <w:top w:val="single" w:sz="4" w:space="0" w:color="CBCBCB"/>
+              <w:left w:val="single" w:sz="4" w:space="0" w:color="CBCBCB"/>
+              <w:bottom w:val="single" w:sz="4" w:space="0" w:color="CBCBCB"/>
+              <w:right w:val="single" w:sz="4" w:space="0" w:color="CBCBCB"/>
+            </w:tcBorders>
+          </w:tcPr>
+          <w:p>
+            <w:r>
+              <w:rPr>
+                <w:sz w:val="20"/>
+              </w:rPr>
+              <w:t>30 phút</w:t>
+            </w:r>
+          </w:p>
+        </w:tc>
+        <w:tc>
+          <w:tcPr>
+            <w:tcW w:type="dxa" w:w="2422"/>
+            <w:shd w:val="clear" w:color="auto" w:fill="B8B3D6"/>
+            <w:tcBorders>
+              <w:top w:val="single" w:sz="4" w:space="0" w:color="CBCBCB"/>
+              <w:left w:val="single" w:sz="4" w:space="0" w:color="CBCBCB"/>
+              <w:bottom w:val="single" w:sz="4" w:space="0" w:color="CBCBCB"/>
+              <w:right w:val="single" w:sz="4" w:space="0" w:color="CBCBCB"/>
+            </w:tcBorders>
+          </w:tcPr>
+          <w:p>
+            <w:r>
+              <w:rPr>
+                <w:sz w:val="20"/>
+              </w:rPr>
+              <w:t>4.2d, 4.2h</w:t>
+            </w:r>
+          </w:p>
+        </w:tc>
+      </w:tr>
+      <w:tr>
+        <w:tc>
+          <w:tcPr>
+            <w:tcW w:type="dxa" w:w="2422"/>
+            <w:tcBorders>
+              <w:top w:val="single" w:sz="4" w:space="0" w:color="CBCBCB"/>
+              <w:left w:val="single" w:sz="4" w:space="0" w:color="CBCBCB"/>
+              <w:bottom w:val="single" w:sz="4" w:space="0" w:color="CBCBCB"/>
+              <w:right w:val="single" w:sz="4" w:space="0" w:color="CBCBCB"/>
+            </w:tcBorders>
+          </w:tcPr>
+          <w:p>
+            <w:r>
+              <w:rPr>
+                <w:sz w:val="20"/>
+              </w:rPr>
+              <w:t>4.2j</w:t>
+            </w:r>
+          </w:p>
+        </w:tc>
+        <w:tc>
+          <w:tcPr>
+            <w:tcW w:type="dxa" w:w="2422"/>
+            <w:tcBorders>
+              <w:top w:val="single" w:sz="4" w:space="0" w:color="CBCBCB"/>
+              <w:left w:val="single" w:sz="4" w:space="0" w:color="CBCBCB"/>
+              <w:bottom w:val="single" w:sz="4" w:space="0" w:color="CBCBCB"/>
+              <w:right w:val="single" w:sz="4" w:space="0" w:color="CBCBCB"/>
+            </w:tcBorders>
+          </w:tcPr>
+          <w:p>
+            <w:r>
+              <w:rPr>
+                <w:sz w:val="20"/>
+              </w:rPr>
+              <w:t xml:space="preserve">(Tuỳ chọn &lt;5 phút) Fix bug P3: </w:t>
+            </w:r>
+            <w:r>
+              <w:rPr>
+                <w:rFonts w:ascii="Courier New" w:hAnsi="Courier New"/>
+                <w:color w:val="F05922"/>
+                <w:sz w:val="20"/>
+              </w:rPr>
+              <w:t>_load_image</w:t>
+            </w:r>
+            <w:r>
+              <w:rPr>
+                <w:sz w:val="20"/>
+              </w:rPr>
+              <w:t xml:space="preserve"> line 1064 reset </w:t>
+            </w:r>
+            <w:r>
+              <w:rPr>
+                <w:rFonts w:ascii="Courier New" w:hAnsi="Courier New"/>
+                <w:color w:val="F05922"/>
+                <w:sz w:val="20"/>
+              </w:rPr>
+              <w:t>_batch_preview_boxes</w:t>
+            </w:r>
+            <w:r>
+              <w:rPr>
+                <w:sz w:val="20"/>
+              </w:rPr>
+              <w:t>/</w:t>
+            </w:r>
+            <w:r>
+              <w:rPr>
+                <w:rFonts w:ascii="Courier New" w:hAnsi="Courier New"/>
+                <w:color w:val="F05922"/>
+                <w:sz w:val="20"/>
+              </w:rPr>
+              <w:t>_batch_preview_active</w:t>
+            </w:r>
+          </w:p>
+        </w:tc>
+        <w:tc>
+          <w:tcPr>
+            <w:tcW w:type="dxa" w:w="2422"/>
+            <w:tcBorders>
+              <w:top w:val="single" w:sz="4" w:space="0" w:color="CBCBCB"/>
+              <w:left w:val="single" w:sz="4" w:space="0" w:color="CBCBCB"/>
+              <w:bottom w:val="single" w:sz="4" w:space="0" w:color="CBCBCB"/>
+              <w:right w:val="single" w:sz="4" w:space="0" w:color="CBCBCB"/>
+            </w:tcBorders>
+          </w:tcPr>
+          <w:p>
+            <w:r>
+              <w:rPr>
+                <w:sz w:val="20"/>
+              </w:rPr>
+              <w:t>5 phút</w:t>
+            </w:r>
+          </w:p>
+        </w:tc>
+        <w:tc>
+          <w:tcPr>
+            <w:tcW w:type="dxa" w:w="2422"/>
+            <w:tcBorders>
+              <w:top w:val="single" w:sz="4" w:space="0" w:color="CBCBCB"/>
+              <w:left w:val="single" w:sz="4" w:space="0" w:color="CBCBCB"/>
+              <w:bottom w:val="single" w:sz="4" w:space="0" w:color="CBCBCB"/>
+              <w:right w:val="single" w:sz="4" w:space="0" w:color="CBCBCB"/>
+            </w:tcBorders>
+          </w:tcPr>
+          <w:p>
+            <w:r>
+              <w:rPr>
+                <w:sz w:val="20"/>
+              </w:rPr>
+              <w:t>-</w:t>
+            </w:r>
+          </w:p>
+        </w:tc>
+      </w:tr>
+      <w:tr>
+        <w:tc>
+          <w:tcPr>
+            <w:tcW w:type="dxa" w:w="2422"/>
+            <w:shd w:val="clear" w:color="auto" w:fill="B8B3D6"/>
+            <w:tcBorders>
+              <w:top w:val="single" w:sz="4" w:space="0" w:color="CBCBCB"/>
+              <w:left w:val="single" w:sz="4" w:space="0" w:color="CBCBCB"/>
+              <w:bottom w:val="single" w:sz="4" w:space="0" w:color="CBCBCB"/>
+              <w:right w:val="single" w:sz="4" w:space="0" w:color="CBCBCB"/>
+            </w:tcBorders>
+          </w:tcPr>
+          <w:p>
+            <w:r>
+              <w:rPr>
+                <w:sz w:val="20"/>
+              </w:rPr>
+              <w:t>4.2k</w:t>
+            </w:r>
+          </w:p>
+        </w:tc>
+        <w:tc>
+          <w:tcPr>
+            <w:tcW w:type="dxa" w:w="2422"/>
+            <w:shd w:val="clear" w:color="auto" w:fill="B8B3D6"/>
+            <w:tcBorders>
+              <w:top w:val="single" w:sz="4" w:space="0" w:color="CBCBCB"/>
+              <w:left w:val="single" w:sz="4" w:space="0" w:color="CBCBCB"/>
+              <w:bottom w:val="single" w:sz="4" w:space="0" w:color="CBCBCB"/>
+              <w:right w:val="single" w:sz="4" w:space="0" w:color="CBCBCB"/>
+            </w:tcBorders>
+          </w:tcPr>
+          <w:p>
+            <w:r>
+              <w:rPr>
+                <w:sz w:val="20"/>
+              </w:rPr>
+              <w:t>Test smoke tay 6 kịch bản (xem QA task 4.4) — verify default path (model + append) không regression</w:t>
+            </w:r>
+          </w:p>
+        </w:tc>
+        <w:tc>
+          <w:tcPr>
+            <w:tcW w:type="dxa" w:w="2422"/>
+            <w:shd w:val="clear" w:color="auto" w:fill="B8B3D6"/>
+            <w:tcBorders>
+              <w:top w:val="single" w:sz="4" w:space="0" w:color="CBCBCB"/>
+              <w:left w:val="single" w:sz="4" w:space="0" w:color="CBCBCB"/>
+              <w:bottom w:val="single" w:sz="4" w:space="0" w:color="CBCBCB"/>
+              <w:right w:val="single" w:sz="4" w:space="0" w:color="CBCBCB"/>
+            </w:tcBorders>
+          </w:tcPr>
+          <w:p>
+            <w:r>
+              <w:rPr>
+                <w:sz w:val="20"/>
+              </w:rPr>
+              <w:t>30 phút</w:t>
+            </w:r>
+          </w:p>
+        </w:tc>
+        <w:tc>
+          <w:tcPr>
+            <w:tcW w:type="dxa" w:w="2422"/>
+            <w:shd w:val="clear" w:color="auto" w:fill="B8B3D6"/>
+            <w:tcBorders>
+              <w:top w:val="single" w:sz="4" w:space="0" w:color="CBCBCB"/>
+              <w:left w:val="single" w:sz="4" w:space="0" w:color="CBCBCB"/>
+              <w:bottom w:val="single" w:sz="4" w:space="0" w:color="CBCBCB"/>
+              <w:right w:val="single" w:sz="4" w:space="0" w:color="CBCBCB"/>
+            </w:tcBorders>
+          </w:tcPr>
+          <w:p>
+            <w:r>
+              <w:rPr>
+                <w:sz w:val="20"/>
+              </w:rPr>
+              <w:t>4.2a-j</w:t>
+            </w:r>
+          </w:p>
+        </w:tc>
+      </w:tr>
+      <w:tr>
+        <w:tc>
+          <w:tcPr>
+            <w:tcW w:type="dxa" w:w="2422"/>
+            <w:tcBorders>
+              <w:top w:val="single" w:sz="4" w:space="0" w:color="CBCBCB"/>
+              <w:left w:val="single" w:sz="4" w:space="0" w:color="CBCBCB"/>
+              <w:bottom w:val="single" w:sz="4" w:space="0" w:color="CBCBCB"/>
+              <w:right w:val="single" w:sz="4" w:space="0" w:color="CBCBCB"/>
+            </w:tcBorders>
+          </w:tcPr>
+          <w:p>
+            <w:r>
+              <w:rPr>
+                <w:b/>
+                <w:sz w:val="20"/>
+              </w:rPr>
+              <w:t>Tổng</w:t>
+            </w:r>
+          </w:p>
+        </w:tc>
+        <w:tc>
+          <w:tcPr>
+            <w:tcW w:type="dxa" w:w="2422"/>
+            <w:tcBorders>
+              <w:top w:val="single" w:sz="4" w:space="0" w:color="CBCBCB"/>
+              <w:left w:val="single" w:sz="4" w:space="0" w:color="CBCBCB"/>
+              <w:bottom w:val="single" w:sz="4" w:space="0" w:color="CBCBCB"/>
+              <w:right w:val="single" w:sz="4" w:space="0" w:color="CBCBCB"/>
+            </w:tcBorders>
+          </w:tcPr>
+          <w:p/>
+        </w:tc>
+        <w:tc>
+          <w:tcPr>
+            <w:tcW w:type="dxa" w:w="2422"/>
+            <w:tcBorders>
+              <w:top w:val="single" w:sz="4" w:space="0" w:color="CBCBCB"/>
+              <w:left w:val="single" w:sz="4" w:space="0" w:color="CBCBCB"/>
+              <w:bottom w:val="single" w:sz="4" w:space="0" w:color="CBCBCB"/>
+              <w:right w:val="single" w:sz="4" w:space="0" w:color="CBCBCB"/>
+            </w:tcBorders>
+          </w:tcPr>
+          <w:p>
+            <w:r>
+              <w:rPr>
+                <w:b/>
+                <w:sz w:val="20"/>
+              </w:rPr>
+              <w:t>~4h</w:t>
+            </w:r>
+          </w:p>
+        </w:tc>
+        <w:tc>
+          <w:tcPr>
+            <w:tcW w:type="dxa" w:w="2422"/>
+            <w:tcBorders>
+              <w:top w:val="single" w:sz="4" w:space="0" w:color="CBCBCB"/>
+              <w:left w:val="single" w:sz="4" w:space="0" w:color="CBCBCB"/>
+              <w:bottom w:val="single" w:sz="4" w:space="0" w:color="CBCBCB"/>
+              <w:right w:val="single" w:sz="4" w:space="0" w:color="CBCBCB"/>
+            </w:tcBorders>
+          </w:tcPr>
+          <w:p/>
+        </w:tc>
+      </w:tr>
+    </w:tbl>
+    <w:p/>
+    <w:p>
+      <w:pPr>
+        <w:pStyle w:val="Heading3"/>
+        <w:spacing w:before="160" w:after="60"/>
+      </w:pPr>
+      <w:r>
+        <w:rPr>
+          <w:color w:val="4A3F8C"/>
+          <w:sz w:val="24"/>
+        </w:rPr>
+        <w:t>8.5 Checklist tài liệu đồng bộ (Phase 4)</w:t>
+      </w:r>
+    </w:p>
+    <w:p>
+      <w:pPr>
+        <w:pStyle w:val="ListBullet"/>
+        <w:spacing w:after="20"/>
+        <w:ind w:left="283"/>
+      </w:pPr>
+      <w:r>
+        <w:rPr>
+          <w:sz w:val="21"/>
+        </w:rPr>
+        <w:t>[x] PRD — Không có (feature nhỏ, đã chốt qua AskUserQuestion)</w:t>
+      </w:r>
+    </w:p>
+    <w:p>
+      <w:pPr>
+        <w:pStyle w:val="ListBullet"/>
+        <w:spacing w:after="20"/>
+        <w:ind w:left="283"/>
+      </w:pPr>
+      <w:r>
+        <w:rPr>
+          <w:sz w:val="21"/>
+        </w:rPr>
+        <w:t>[x] User Story — Không có (PLAN Phase 4 chứa scope)</w:t>
+      </w:r>
+    </w:p>
+    <w:p>
+      <w:pPr>
+        <w:pStyle w:val="ListBullet"/>
+        <w:spacing w:after="20"/>
+        <w:ind w:left="283"/>
+      </w:pPr>
+      <w:r>
+        <w:rPr>
+          <w:sz w:val="21"/>
+        </w:rPr>
+        <w:t>[x] TDD — File này (mục 8)</w:t>
+      </w:r>
+    </w:p>
+    <w:p>
+      <w:pPr>
+        <w:pStyle w:val="ListBullet"/>
+        <w:spacing w:after="20"/>
+        <w:ind w:left="283"/>
+      </w:pPr>
+      <w:r>
+        <w:rPr>
+          <w:sz w:val="21"/>
+        </w:rPr>
+        <w:t>[ ] DESIGN — Không cần (UI thêm 1 row model picker + 1 row radio + 1 folder picker — mô tả đủ ở 8.2b)</w:t>
+      </w:r>
+    </w:p>
+    <w:p>
+      <w:pPr>
+        <w:pStyle w:val="ListBullet"/>
+        <w:spacing w:after="20"/>
+        <w:ind w:left="283"/>
+      </w:pPr>
+      <w:r>
+        <w:rPr>
+          <w:sz w:val="21"/>
+        </w:rPr>
+        <w:t>[ ] ADR — Không cần</w:t>
+      </w:r>
+    </w:p>
+    <w:p>
+      <w:pPr>
+        <w:pStyle w:val="ListBullet"/>
+        <w:spacing w:after="20"/>
+        <w:ind w:left="283"/>
+      </w:pPr>
+      <w:r>
+        <w:rPr>
+          <w:sz w:val="21"/>
+        </w:rPr>
+        <w:t>[ ] Test case — QA sẽ cập nhật ở bước 4.4</w:t>
+      </w:r>
+    </w:p>
     <w:sectPr>
       <w:headerReference w:type="default" r:id="rId9"/>
       <w:footerReference w:type="default" r:id="rId10"/>
